--- a/SEM 7/SAD/Documentation/SADEXP5.docx
+++ b/SEM 7/SAD/Documentation/SADEXP5.docx
@@ -4,16 +4,1645 @@
   <w:body>
     <w:p>
       <w:pPr>
+        <w:pStyle w:val="Heading"/>
+      </w:pPr>
+      <w:r>
+        <w:t>Aim: To demonstrate a SQL Injection Attack</w:t>
+      </w:r>
+    </w:p>
+    <w:p>
+      <w:pPr>
+        <w:pStyle w:val="Heading"/>
+      </w:pPr>
+      <w:r>
+        <w:rPr>
+          <w:noProof/>
+        </w:rPr>
+        <w:drawing>
+          <wp:inline distT="0" distB="0" distL="0" distR="0" wp14:anchorId="70178FE2" wp14:editId="52F7CE3B">
+            <wp:extent cx="4781550" cy="4000500"/>
+            <wp:effectExtent l="0" t="0" r="0" b="0"/>
+            <wp:docPr id="5" name="Picture 5"/>
+            <wp:cNvGraphicFramePr>
+              <a:graphicFrameLocks xmlns:a="http://schemas.openxmlformats.org/drawingml/2006/main" noChangeAspect="1"/>
+            </wp:cNvGraphicFramePr>
+            <a:graphic xmlns:a="http://schemas.openxmlformats.org/drawingml/2006/main">
+              <a:graphicData uri="http://schemas.openxmlformats.org/drawingml/2006/picture">
+                <pic:pic xmlns:pic="http://schemas.openxmlformats.org/drawingml/2006/picture">
+                  <pic:nvPicPr>
+                    <pic:cNvPr id="1" name=""/>
+                    <pic:cNvPicPr/>
+                  </pic:nvPicPr>
+                  <pic:blipFill>
+                    <a:blip r:embed="rId9"/>
+                    <a:stretch>
+                      <a:fillRect/>
+                    </a:stretch>
+                  </pic:blipFill>
+                  <pic:spPr>
+                    <a:xfrm>
+                      <a:off x="0" y="0"/>
+                      <a:ext cx="4781550" cy="4000500"/>
+                    </a:xfrm>
+                    <a:prstGeom prst="rect">
+                      <a:avLst/>
+                    </a:prstGeom>
+                  </pic:spPr>
+                </pic:pic>
+              </a:graphicData>
+            </a:graphic>
+          </wp:inline>
+        </w:drawing>
+      </w:r>
+    </w:p>
+    <w:p>
+      <w:pPr>
+        <w:pStyle w:val="Heading"/>
+      </w:pPr>
+    </w:p>
+    <w:p>
+      <w:pPr>
+        <w:pStyle w:val="Heading"/>
+      </w:pPr>
+      <w:r>
+        <w:rPr>
+          <w:noProof/>
+        </w:rPr>
+        <w:lastRenderedPageBreak/>
+        <w:drawing>
+          <wp:inline distT="0" distB="0" distL="0" distR="0" wp14:anchorId="5C85DA05" wp14:editId="1609E954">
+            <wp:extent cx="4781550" cy="4000500"/>
+            <wp:effectExtent l="0" t="0" r="0" b="0"/>
+            <wp:docPr id="6" name="Picture 6"/>
+            <wp:cNvGraphicFramePr>
+              <a:graphicFrameLocks xmlns:a="http://schemas.openxmlformats.org/drawingml/2006/main" noChangeAspect="1"/>
+            </wp:cNvGraphicFramePr>
+            <a:graphic xmlns:a="http://schemas.openxmlformats.org/drawingml/2006/main">
+              <a:graphicData uri="http://schemas.openxmlformats.org/drawingml/2006/picture">
+                <pic:pic xmlns:pic="http://schemas.openxmlformats.org/drawingml/2006/picture">
+                  <pic:nvPicPr>
+                    <pic:cNvPr id="1" name=""/>
+                    <pic:cNvPicPr/>
+                  </pic:nvPicPr>
+                  <pic:blipFill>
+                    <a:blip r:embed="rId10"/>
+                    <a:stretch>
+                      <a:fillRect/>
+                    </a:stretch>
+                  </pic:blipFill>
+                  <pic:spPr>
+                    <a:xfrm>
+                      <a:off x="0" y="0"/>
+                      <a:ext cx="4781550" cy="4000500"/>
+                    </a:xfrm>
+                    <a:prstGeom prst="rect">
+                      <a:avLst/>
+                    </a:prstGeom>
+                  </pic:spPr>
+                </pic:pic>
+              </a:graphicData>
+            </a:graphic>
+          </wp:inline>
+        </w:drawing>
+      </w:r>
+    </w:p>
+    <w:p>
+      <w:pPr>
+        <w:pStyle w:val="Heading"/>
+      </w:pPr>
+      <w:r>
+        <w:rPr>
+          <w:noProof/>
+        </w:rPr>
+        <w:drawing>
+          <wp:inline distT="0" distB="0" distL="0" distR="0" wp14:anchorId="765C6635" wp14:editId="51C9ECE0">
+            <wp:extent cx="4781550" cy="4000500"/>
+            <wp:effectExtent l="0" t="0" r="0" b="0"/>
+            <wp:docPr id="8" name="Picture 8"/>
+            <wp:cNvGraphicFramePr>
+              <a:graphicFrameLocks xmlns:a="http://schemas.openxmlformats.org/drawingml/2006/main" noChangeAspect="1"/>
+            </wp:cNvGraphicFramePr>
+            <a:graphic xmlns:a="http://schemas.openxmlformats.org/drawingml/2006/main">
+              <a:graphicData uri="http://schemas.openxmlformats.org/drawingml/2006/picture">
+                <pic:pic xmlns:pic="http://schemas.openxmlformats.org/drawingml/2006/picture">
+                  <pic:nvPicPr>
+                    <pic:cNvPr id="1" name=""/>
+                    <pic:cNvPicPr/>
+                  </pic:nvPicPr>
+                  <pic:blipFill>
+                    <a:blip r:embed="rId11"/>
+                    <a:stretch>
+                      <a:fillRect/>
+                    </a:stretch>
+                  </pic:blipFill>
+                  <pic:spPr>
+                    <a:xfrm>
+                      <a:off x="0" y="0"/>
+                      <a:ext cx="4781550" cy="4000500"/>
+                    </a:xfrm>
+                    <a:prstGeom prst="rect">
+                      <a:avLst/>
+                    </a:prstGeom>
+                  </pic:spPr>
+                </pic:pic>
+              </a:graphicData>
+            </a:graphic>
+          </wp:inline>
+        </w:drawing>
+      </w:r>
+    </w:p>
+    <w:p>
+      <w:pPr>
+        <w:pStyle w:val="Heading"/>
+      </w:pPr>
+      <w:r>
+        <w:rPr>
+          <w:noProof/>
+        </w:rPr>
+        <w:lastRenderedPageBreak/>
+        <w:drawing>
+          <wp:inline distT="0" distB="0" distL="0" distR="0" wp14:anchorId="3F45E3D1" wp14:editId="7741A0D0">
+            <wp:extent cx="4781550" cy="4000500"/>
+            <wp:effectExtent l="0" t="0" r="0" b="0"/>
+            <wp:docPr id="9" name="Picture 9"/>
+            <wp:cNvGraphicFramePr>
+              <a:graphicFrameLocks xmlns:a="http://schemas.openxmlformats.org/drawingml/2006/main" noChangeAspect="1"/>
+            </wp:cNvGraphicFramePr>
+            <a:graphic xmlns:a="http://schemas.openxmlformats.org/drawingml/2006/main">
+              <a:graphicData uri="http://schemas.openxmlformats.org/drawingml/2006/picture">
+                <pic:pic xmlns:pic="http://schemas.openxmlformats.org/drawingml/2006/picture">
+                  <pic:nvPicPr>
+                    <pic:cNvPr id="1" name=""/>
+                    <pic:cNvPicPr/>
+                  </pic:nvPicPr>
+                  <pic:blipFill>
+                    <a:blip r:embed="rId12"/>
+                    <a:stretch>
+                      <a:fillRect/>
+                    </a:stretch>
+                  </pic:blipFill>
+                  <pic:spPr>
+                    <a:xfrm>
+                      <a:off x="0" y="0"/>
+                      <a:ext cx="4781550" cy="4000500"/>
+                    </a:xfrm>
+                    <a:prstGeom prst="rect">
+                      <a:avLst/>
+                    </a:prstGeom>
+                  </pic:spPr>
+                </pic:pic>
+              </a:graphicData>
+            </a:graphic>
+          </wp:inline>
+        </w:drawing>
+      </w:r>
+    </w:p>
+    <w:p>
+      <w:pPr>
+        <w:pStyle w:val="Heading"/>
+      </w:pPr>
+      <w:r>
+        <w:rPr>
+          <w:noProof/>
+        </w:rPr>
+        <w:drawing>
+          <wp:inline distT="0" distB="0" distL="0" distR="0" wp14:anchorId="7C9F82E4" wp14:editId="0E6D64CF">
+            <wp:extent cx="4781550" cy="4000500"/>
+            <wp:effectExtent l="0" t="0" r="0" b="0"/>
+            <wp:docPr id="10" name="Picture 10"/>
+            <wp:cNvGraphicFramePr>
+              <a:graphicFrameLocks xmlns:a="http://schemas.openxmlformats.org/drawingml/2006/main" noChangeAspect="1"/>
+            </wp:cNvGraphicFramePr>
+            <a:graphic xmlns:a="http://schemas.openxmlformats.org/drawingml/2006/main">
+              <a:graphicData uri="http://schemas.openxmlformats.org/drawingml/2006/picture">
+                <pic:pic xmlns:pic="http://schemas.openxmlformats.org/drawingml/2006/picture">
+                  <pic:nvPicPr>
+                    <pic:cNvPr id="1" name=""/>
+                    <pic:cNvPicPr/>
+                  </pic:nvPicPr>
+                  <pic:blipFill>
+                    <a:blip r:embed="rId13"/>
+                    <a:stretch>
+                      <a:fillRect/>
+                    </a:stretch>
+                  </pic:blipFill>
+                  <pic:spPr>
+                    <a:xfrm>
+                      <a:off x="0" y="0"/>
+                      <a:ext cx="4781550" cy="4000500"/>
+                    </a:xfrm>
+                    <a:prstGeom prst="rect">
+                      <a:avLst/>
+                    </a:prstGeom>
+                  </pic:spPr>
+                </pic:pic>
+              </a:graphicData>
+            </a:graphic>
+          </wp:inline>
+        </w:drawing>
+      </w:r>
+    </w:p>
+    <w:p>
+      <w:pPr>
+        <w:pStyle w:val="Heading"/>
+      </w:pPr>
+      <w:r>
+        <w:rPr>
+          <w:noProof/>
+        </w:rPr>
+        <w:lastRenderedPageBreak/>
+        <w:drawing>
+          <wp:inline distT="0" distB="0" distL="0" distR="0" wp14:anchorId="62FB876F" wp14:editId="6687A488">
+            <wp:extent cx="4781550" cy="4000500"/>
+            <wp:effectExtent l="0" t="0" r="0" b="0"/>
+            <wp:docPr id="11" name="Picture 11"/>
+            <wp:cNvGraphicFramePr>
+              <a:graphicFrameLocks xmlns:a="http://schemas.openxmlformats.org/drawingml/2006/main" noChangeAspect="1"/>
+            </wp:cNvGraphicFramePr>
+            <a:graphic xmlns:a="http://schemas.openxmlformats.org/drawingml/2006/main">
+              <a:graphicData uri="http://schemas.openxmlformats.org/drawingml/2006/picture">
+                <pic:pic xmlns:pic="http://schemas.openxmlformats.org/drawingml/2006/picture">
+                  <pic:nvPicPr>
+                    <pic:cNvPr id="1" name=""/>
+                    <pic:cNvPicPr/>
+                  </pic:nvPicPr>
+                  <pic:blipFill>
+                    <a:blip r:embed="rId14"/>
+                    <a:stretch>
+                      <a:fillRect/>
+                    </a:stretch>
+                  </pic:blipFill>
+                  <pic:spPr>
+                    <a:xfrm>
+                      <a:off x="0" y="0"/>
+                      <a:ext cx="4781550" cy="4000500"/>
+                    </a:xfrm>
+                    <a:prstGeom prst="rect">
+                      <a:avLst/>
+                    </a:prstGeom>
+                  </pic:spPr>
+                </pic:pic>
+              </a:graphicData>
+            </a:graphic>
+          </wp:inline>
+        </w:drawing>
+      </w:r>
+    </w:p>
+    <w:p>
+      <w:pPr>
+        <w:pStyle w:val="Heading"/>
+      </w:pPr>
+      <w:r>
+        <w:rPr>
+          <w:noProof/>
+        </w:rPr>
+        <w:drawing>
+          <wp:inline distT="0" distB="0" distL="0" distR="0" wp14:anchorId="104506B0" wp14:editId="431E3799">
+            <wp:extent cx="4781550" cy="4000500"/>
+            <wp:effectExtent l="0" t="0" r="0" b="0"/>
+            <wp:docPr id="13" name="Picture 13"/>
+            <wp:cNvGraphicFramePr>
+              <a:graphicFrameLocks xmlns:a="http://schemas.openxmlformats.org/drawingml/2006/main" noChangeAspect="1"/>
+            </wp:cNvGraphicFramePr>
+            <a:graphic xmlns:a="http://schemas.openxmlformats.org/drawingml/2006/main">
+              <a:graphicData uri="http://schemas.openxmlformats.org/drawingml/2006/picture">
+                <pic:pic xmlns:pic="http://schemas.openxmlformats.org/drawingml/2006/picture">
+                  <pic:nvPicPr>
+                    <pic:cNvPr id="1" name=""/>
+                    <pic:cNvPicPr/>
+                  </pic:nvPicPr>
+                  <pic:blipFill>
+                    <a:blip r:embed="rId15"/>
+                    <a:stretch>
+                      <a:fillRect/>
+                    </a:stretch>
+                  </pic:blipFill>
+                  <pic:spPr>
+                    <a:xfrm>
+                      <a:off x="0" y="0"/>
+                      <a:ext cx="4781550" cy="4000500"/>
+                    </a:xfrm>
+                    <a:prstGeom prst="rect">
+                      <a:avLst/>
+                    </a:prstGeom>
+                  </pic:spPr>
+                </pic:pic>
+              </a:graphicData>
+            </a:graphic>
+          </wp:inline>
+        </w:drawing>
+      </w:r>
+    </w:p>
+    <w:p>
+      <w:pPr>
+        <w:pStyle w:val="Seperator"/>
+      </w:pPr>
+    </w:p>
+    <w:p>
+      <w:pPr>
         <w:pStyle w:val="Text"/>
       </w:pPr>
+      <w:r>
+        <w:rPr>
+          <w:noProof/>
+        </w:rPr>
+        <w:lastRenderedPageBreak/>
+        <w:drawing>
+          <wp:inline distT="0" distB="0" distL="0" distR="0" wp14:anchorId="2AB07B2B" wp14:editId="4F71DA2A">
+            <wp:extent cx="5019675" cy="3629025"/>
+            <wp:effectExtent l="0" t="0" r="9525" b="9525"/>
+            <wp:docPr id="1" name="Picture 1"/>
+            <wp:cNvGraphicFramePr>
+              <a:graphicFrameLocks xmlns:a="http://schemas.openxmlformats.org/drawingml/2006/main" noChangeAspect="1"/>
+            </wp:cNvGraphicFramePr>
+            <a:graphic xmlns:a="http://schemas.openxmlformats.org/drawingml/2006/main">
+              <a:graphicData uri="http://schemas.openxmlformats.org/drawingml/2006/picture">
+                <pic:pic xmlns:pic="http://schemas.openxmlformats.org/drawingml/2006/picture">
+                  <pic:nvPicPr>
+                    <pic:cNvPr id="1" name=""/>
+                    <pic:cNvPicPr/>
+                  </pic:nvPicPr>
+                  <pic:blipFill>
+                    <a:blip r:embed="rId16"/>
+                    <a:stretch>
+                      <a:fillRect/>
+                    </a:stretch>
+                  </pic:blipFill>
+                  <pic:spPr>
+                    <a:xfrm>
+                      <a:off x="0" y="0"/>
+                      <a:ext cx="5019675" cy="3629025"/>
+                    </a:xfrm>
+                    <a:prstGeom prst="rect">
+                      <a:avLst/>
+                    </a:prstGeom>
+                  </pic:spPr>
+                </pic:pic>
+              </a:graphicData>
+            </a:graphic>
+          </wp:inline>
+        </w:drawing>
+      </w:r>
+    </w:p>
+    <w:p>
+      <w:pPr>
+        <w:pStyle w:val="Text"/>
+      </w:pPr>
+    </w:p>
+    <w:p>
+      <w:pPr>
+        <w:pStyle w:val="Text"/>
+      </w:pPr>
+      <w:r>
+        <w:rPr>
+          <w:noProof/>
+        </w:rPr>
+        <w:drawing>
+          <wp:inline distT="0" distB="0" distL="0" distR="0" wp14:anchorId="7E9D2BF5" wp14:editId="6EAC420C">
+            <wp:extent cx="4781550" cy="4000500"/>
+            <wp:effectExtent l="0" t="0" r="0" b="0"/>
+            <wp:docPr id="2" name="Picture 2"/>
+            <wp:cNvGraphicFramePr>
+              <a:graphicFrameLocks xmlns:a="http://schemas.openxmlformats.org/drawingml/2006/main" noChangeAspect="1"/>
+            </wp:cNvGraphicFramePr>
+            <a:graphic xmlns:a="http://schemas.openxmlformats.org/drawingml/2006/main">
+              <a:graphicData uri="http://schemas.openxmlformats.org/drawingml/2006/picture">
+                <pic:pic xmlns:pic="http://schemas.openxmlformats.org/drawingml/2006/picture">
+                  <pic:nvPicPr>
+                    <pic:cNvPr id="1" name=""/>
+                    <pic:cNvPicPr/>
+                  </pic:nvPicPr>
+                  <pic:blipFill>
+                    <a:blip r:embed="rId17"/>
+                    <a:stretch>
+                      <a:fillRect/>
+                    </a:stretch>
+                  </pic:blipFill>
+                  <pic:spPr>
+                    <a:xfrm>
+                      <a:off x="0" y="0"/>
+                      <a:ext cx="4781550" cy="4000500"/>
+                    </a:xfrm>
+                    <a:prstGeom prst="rect">
+                      <a:avLst/>
+                    </a:prstGeom>
+                  </pic:spPr>
+                </pic:pic>
+              </a:graphicData>
+            </a:graphic>
+          </wp:inline>
+        </w:drawing>
+      </w:r>
+    </w:p>
+    <w:p>
+      <w:pPr>
+        <w:pStyle w:val="Text"/>
+      </w:pPr>
+      <w:r>
+        <w:rPr>
+          <w:noProof/>
+        </w:rPr>
+        <w:lastRenderedPageBreak/>
+        <w:drawing>
+          <wp:inline distT="0" distB="0" distL="0" distR="0" wp14:anchorId="5B5274DE" wp14:editId="7F040A3A">
+            <wp:extent cx="6188710" cy="4011295"/>
+            <wp:effectExtent l="0" t="0" r="2540" b="8255"/>
+            <wp:docPr id="14" name="Picture 14"/>
+            <wp:cNvGraphicFramePr>
+              <a:graphicFrameLocks xmlns:a="http://schemas.openxmlformats.org/drawingml/2006/main" noChangeAspect="1"/>
+            </wp:cNvGraphicFramePr>
+            <a:graphic xmlns:a="http://schemas.openxmlformats.org/drawingml/2006/main">
+              <a:graphicData uri="http://schemas.openxmlformats.org/drawingml/2006/picture">
+                <pic:pic xmlns:pic="http://schemas.openxmlformats.org/drawingml/2006/picture">
+                  <pic:nvPicPr>
+                    <pic:cNvPr id="1" name=""/>
+                    <pic:cNvPicPr/>
+                  </pic:nvPicPr>
+                  <pic:blipFill>
+                    <a:blip r:embed="rId18"/>
+                    <a:stretch>
+                      <a:fillRect/>
+                    </a:stretch>
+                  </pic:blipFill>
+                  <pic:spPr>
+                    <a:xfrm>
+                      <a:off x="0" y="0"/>
+                      <a:ext cx="6188710" cy="4011295"/>
+                    </a:xfrm>
+                    <a:prstGeom prst="rect">
+                      <a:avLst/>
+                    </a:prstGeom>
+                  </pic:spPr>
+                </pic:pic>
+              </a:graphicData>
+            </a:graphic>
+          </wp:inline>
+        </w:drawing>
+      </w:r>
+    </w:p>
+    <w:p>
+      <w:pPr>
+        <w:pStyle w:val="Text"/>
+      </w:pPr>
+      <w:r>
+        <w:rPr>
+          <w:noProof/>
+        </w:rPr>
+        <w:drawing>
+          <wp:inline distT="0" distB="0" distL="0" distR="0" wp14:anchorId="5F90D21E" wp14:editId="53D6234A">
+            <wp:extent cx="6188710" cy="4011295"/>
+            <wp:effectExtent l="0" t="0" r="2540" b="8255"/>
+            <wp:docPr id="15" name="Picture 15"/>
+            <wp:cNvGraphicFramePr>
+              <a:graphicFrameLocks xmlns:a="http://schemas.openxmlformats.org/drawingml/2006/main" noChangeAspect="1"/>
+            </wp:cNvGraphicFramePr>
+            <a:graphic xmlns:a="http://schemas.openxmlformats.org/drawingml/2006/main">
+              <a:graphicData uri="http://schemas.openxmlformats.org/drawingml/2006/picture">
+                <pic:pic xmlns:pic="http://schemas.openxmlformats.org/drawingml/2006/picture">
+                  <pic:nvPicPr>
+                    <pic:cNvPr id="1" name=""/>
+                    <pic:cNvPicPr/>
+                  </pic:nvPicPr>
+                  <pic:blipFill>
+                    <a:blip r:embed="rId19"/>
+                    <a:stretch>
+                      <a:fillRect/>
+                    </a:stretch>
+                  </pic:blipFill>
+                  <pic:spPr>
+                    <a:xfrm>
+                      <a:off x="0" y="0"/>
+                      <a:ext cx="6188710" cy="4011295"/>
+                    </a:xfrm>
+                    <a:prstGeom prst="rect">
+                      <a:avLst/>
+                    </a:prstGeom>
+                  </pic:spPr>
+                </pic:pic>
+              </a:graphicData>
+            </a:graphic>
+          </wp:inline>
+        </w:drawing>
+      </w:r>
+    </w:p>
+    <w:p>
+      <w:pPr>
+        <w:pStyle w:val="Text"/>
+      </w:pPr>
+      <w:r>
+        <w:rPr>
+          <w:noProof/>
+        </w:rPr>
+        <w:lastRenderedPageBreak/>
+        <w:drawing>
+          <wp:inline distT="0" distB="0" distL="0" distR="0" wp14:anchorId="7B99ADEA" wp14:editId="310AB113">
+            <wp:extent cx="6188710" cy="3352165"/>
+            <wp:effectExtent l="0" t="0" r="2540" b="635"/>
+            <wp:docPr id="16" name="Picture 16"/>
+            <wp:cNvGraphicFramePr>
+              <a:graphicFrameLocks xmlns:a="http://schemas.openxmlformats.org/drawingml/2006/main" noChangeAspect="1"/>
+            </wp:cNvGraphicFramePr>
+            <a:graphic xmlns:a="http://schemas.openxmlformats.org/drawingml/2006/main">
+              <a:graphicData uri="http://schemas.openxmlformats.org/drawingml/2006/picture">
+                <pic:pic xmlns:pic="http://schemas.openxmlformats.org/drawingml/2006/picture">
+                  <pic:nvPicPr>
+                    <pic:cNvPr id="1" name=""/>
+                    <pic:cNvPicPr/>
+                  </pic:nvPicPr>
+                  <pic:blipFill>
+                    <a:blip r:embed="rId20"/>
+                    <a:stretch>
+                      <a:fillRect/>
+                    </a:stretch>
+                  </pic:blipFill>
+                  <pic:spPr>
+                    <a:xfrm>
+                      <a:off x="0" y="0"/>
+                      <a:ext cx="6188710" cy="3352165"/>
+                    </a:xfrm>
+                    <a:prstGeom prst="rect">
+                      <a:avLst/>
+                    </a:prstGeom>
+                  </pic:spPr>
+                </pic:pic>
+              </a:graphicData>
+            </a:graphic>
+          </wp:inline>
+        </w:drawing>
+      </w:r>
+    </w:p>
+    <w:p>
+      <w:pPr>
+        <w:pStyle w:val="Text"/>
+      </w:pPr>
+    </w:p>
+    <w:p>
+      <w:pPr>
+        <w:pStyle w:val="Text"/>
+      </w:pPr>
+      <w:r>
+        <w:drawing>
+          <wp:inline distT="0" distB="0" distL="0" distR="0" wp14:anchorId="7D639D91" wp14:editId="6B1A2090">
+            <wp:extent cx="6188710" cy="1701800"/>
+            <wp:effectExtent l="0" t="0" r="2540" b="0"/>
+            <wp:docPr id="17" name="Picture 17"/>
+            <wp:cNvGraphicFramePr>
+              <a:graphicFrameLocks xmlns:a="http://schemas.openxmlformats.org/drawingml/2006/main" noChangeAspect="1"/>
+            </wp:cNvGraphicFramePr>
+            <a:graphic xmlns:a="http://schemas.openxmlformats.org/drawingml/2006/main">
+              <a:graphicData uri="http://schemas.openxmlformats.org/drawingml/2006/picture">
+                <pic:pic xmlns:pic="http://schemas.openxmlformats.org/drawingml/2006/picture">
+                  <pic:nvPicPr>
+                    <pic:cNvPr id="1" name=""/>
+                    <pic:cNvPicPr/>
+                  </pic:nvPicPr>
+                  <pic:blipFill>
+                    <a:blip r:embed="rId21"/>
+                    <a:stretch>
+                      <a:fillRect/>
+                    </a:stretch>
+                  </pic:blipFill>
+                  <pic:spPr>
+                    <a:xfrm>
+                      <a:off x="0" y="0"/>
+                      <a:ext cx="6188710" cy="1701800"/>
+                    </a:xfrm>
+                    <a:prstGeom prst="rect">
+                      <a:avLst/>
+                    </a:prstGeom>
+                  </pic:spPr>
+                </pic:pic>
+              </a:graphicData>
+            </a:graphic>
+          </wp:inline>
+        </w:drawing>
+      </w:r>
+    </w:p>
+    <w:p>
+      <w:pPr>
+        <w:pStyle w:val="Text"/>
+      </w:pPr>
+      <w:r>
+        <w:rPr>
+          <w:noProof/>
+        </w:rPr>
+        <w:lastRenderedPageBreak/>
+        <w:drawing>
+          <wp:inline distT="0" distB="0" distL="0" distR="0" wp14:anchorId="65B7D93C" wp14:editId="255BBBBC">
+            <wp:extent cx="6188710" cy="3352165"/>
+            <wp:effectExtent l="0" t="0" r="2540" b="635"/>
+            <wp:docPr id="18" name="Picture 18"/>
+            <wp:cNvGraphicFramePr>
+              <a:graphicFrameLocks xmlns:a="http://schemas.openxmlformats.org/drawingml/2006/main" noChangeAspect="1"/>
+            </wp:cNvGraphicFramePr>
+            <a:graphic xmlns:a="http://schemas.openxmlformats.org/drawingml/2006/main">
+              <a:graphicData uri="http://schemas.openxmlformats.org/drawingml/2006/picture">
+                <pic:pic xmlns:pic="http://schemas.openxmlformats.org/drawingml/2006/picture">
+                  <pic:nvPicPr>
+                    <pic:cNvPr id="1" name=""/>
+                    <pic:cNvPicPr/>
+                  </pic:nvPicPr>
+                  <pic:blipFill>
+                    <a:blip r:embed="rId22"/>
+                    <a:stretch>
+                      <a:fillRect/>
+                    </a:stretch>
+                  </pic:blipFill>
+                  <pic:spPr>
+                    <a:xfrm>
+                      <a:off x="0" y="0"/>
+                      <a:ext cx="6188710" cy="3352165"/>
+                    </a:xfrm>
+                    <a:prstGeom prst="rect">
+                      <a:avLst/>
+                    </a:prstGeom>
+                  </pic:spPr>
+                </pic:pic>
+              </a:graphicData>
+            </a:graphic>
+          </wp:inline>
+        </w:drawing>
+      </w:r>
+    </w:p>
+    <w:p>
+      <w:pPr>
+        <w:pStyle w:val="Text"/>
+      </w:pPr>
+      <w:r>
+        <w:rPr>
+          <w:noProof/>
+        </w:rPr>
+        <w:drawing>
+          <wp:inline distT="0" distB="0" distL="0" distR="0" wp14:anchorId="75E15623" wp14:editId="57E47505">
+            <wp:extent cx="6188710" cy="3352165"/>
+            <wp:effectExtent l="0" t="0" r="2540" b="635"/>
+            <wp:docPr id="20" name="Picture 20"/>
+            <wp:cNvGraphicFramePr>
+              <a:graphicFrameLocks xmlns:a="http://schemas.openxmlformats.org/drawingml/2006/main" noChangeAspect="1"/>
+            </wp:cNvGraphicFramePr>
+            <a:graphic xmlns:a="http://schemas.openxmlformats.org/drawingml/2006/main">
+              <a:graphicData uri="http://schemas.openxmlformats.org/drawingml/2006/picture">
+                <pic:pic xmlns:pic="http://schemas.openxmlformats.org/drawingml/2006/picture">
+                  <pic:nvPicPr>
+                    <pic:cNvPr id="1" name=""/>
+                    <pic:cNvPicPr/>
+                  </pic:nvPicPr>
+                  <pic:blipFill>
+                    <a:blip r:embed="rId23"/>
+                    <a:stretch>
+                      <a:fillRect/>
+                    </a:stretch>
+                  </pic:blipFill>
+                  <pic:spPr>
+                    <a:xfrm>
+                      <a:off x="0" y="0"/>
+                      <a:ext cx="6188710" cy="3352165"/>
+                    </a:xfrm>
+                    <a:prstGeom prst="rect">
+                      <a:avLst/>
+                    </a:prstGeom>
+                  </pic:spPr>
+                </pic:pic>
+              </a:graphicData>
+            </a:graphic>
+          </wp:inline>
+        </w:drawing>
+      </w:r>
+    </w:p>
+    <w:p>
+      <w:pPr>
+        <w:pStyle w:val="Text"/>
+      </w:pPr>
+      <w:r>
+        <w:rPr>
+          <w:noProof/>
+        </w:rPr>
+        <w:lastRenderedPageBreak/>
+        <w:drawing>
+          <wp:inline distT="0" distB="0" distL="0" distR="0" wp14:anchorId="00D5CD26" wp14:editId="40ABC533">
+            <wp:extent cx="6188710" cy="3352165"/>
+            <wp:effectExtent l="0" t="0" r="2540" b="635"/>
+            <wp:docPr id="21" name="Picture 21"/>
+            <wp:cNvGraphicFramePr>
+              <a:graphicFrameLocks xmlns:a="http://schemas.openxmlformats.org/drawingml/2006/main" noChangeAspect="1"/>
+            </wp:cNvGraphicFramePr>
+            <a:graphic xmlns:a="http://schemas.openxmlformats.org/drawingml/2006/main">
+              <a:graphicData uri="http://schemas.openxmlformats.org/drawingml/2006/picture">
+                <pic:pic xmlns:pic="http://schemas.openxmlformats.org/drawingml/2006/picture">
+                  <pic:nvPicPr>
+                    <pic:cNvPr id="1" name=""/>
+                    <pic:cNvPicPr/>
+                  </pic:nvPicPr>
+                  <pic:blipFill>
+                    <a:blip r:embed="rId24"/>
+                    <a:stretch>
+                      <a:fillRect/>
+                    </a:stretch>
+                  </pic:blipFill>
+                  <pic:spPr>
+                    <a:xfrm>
+                      <a:off x="0" y="0"/>
+                      <a:ext cx="6188710" cy="3352165"/>
+                    </a:xfrm>
+                    <a:prstGeom prst="rect">
+                      <a:avLst/>
+                    </a:prstGeom>
+                  </pic:spPr>
+                </pic:pic>
+              </a:graphicData>
+            </a:graphic>
+          </wp:inline>
+        </w:drawing>
+      </w:r>
+    </w:p>
+    <w:p>
+      <w:pPr>
+        <w:pStyle w:val="Text"/>
+      </w:pPr>
+      <w:r>
+        <w:rPr>
+          <w:noProof/>
+        </w:rPr>
+        <w:drawing>
+          <wp:inline distT="0" distB="0" distL="0" distR="0" wp14:anchorId="0E11FD1E" wp14:editId="47B035A5">
+            <wp:extent cx="6188710" cy="3352165"/>
+            <wp:effectExtent l="0" t="0" r="2540" b="635"/>
+            <wp:docPr id="22" name="Picture 22"/>
+            <wp:cNvGraphicFramePr>
+              <a:graphicFrameLocks xmlns:a="http://schemas.openxmlformats.org/drawingml/2006/main" noChangeAspect="1"/>
+            </wp:cNvGraphicFramePr>
+            <a:graphic xmlns:a="http://schemas.openxmlformats.org/drawingml/2006/main">
+              <a:graphicData uri="http://schemas.openxmlformats.org/drawingml/2006/picture">
+                <pic:pic xmlns:pic="http://schemas.openxmlformats.org/drawingml/2006/picture">
+                  <pic:nvPicPr>
+                    <pic:cNvPr id="1" name=""/>
+                    <pic:cNvPicPr/>
+                  </pic:nvPicPr>
+                  <pic:blipFill>
+                    <a:blip r:embed="rId25"/>
+                    <a:stretch>
+                      <a:fillRect/>
+                    </a:stretch>
+                  </pic:blipFill>
+                  <pic:spPr>
+                    <a:xfrm>
+                      <a:off x="0" y="0"/>
+                      <a:ext cx="6188710" cy="3352165"/>
+                    </a:xfrm>
+                    <a:prstGeom prst="rect">
+                      <a:avLst/>
+                    </a:prstGeom>
+                  </pic:spPr>
+                </pic:pic>
+              </a:graphicData>
+            </a:graphic>
+          </wp:inline>
+        </w:drawing>
+      </w:r>
+    </w:p>
+    <w:p>
+      <w:pPr>
+        <w:pStyle w:val="Text"/>
+      </w:pPr>
+    </w:p>
+    <w:p>
+      <w:pPr>
+        <w:pStyle w:val="Text"/>
+      </w:pPr>
+      <w:r>
+        <w:rPr>
+          <w:noProof/>
+        </w:rPr>
+        <w:lastRenderedPageBreak/>
+        <w:drawing>
+          <wp:inline distT="0" distB="0" distL="0" distR="0" wp14:anchorId="67A87660" wp14:editId="0A034E52">
+            <wp:extent cx="6188710" cy="3352165"/>
+            <wp:effectExtent l="0" t="0" r="2540" b="635"/>
+            <wp:docPr id="24" name="Picture 24"/>
+            <wp:cNvGraphicFramePr>
+              <a:graphicFrameLocks xmlns:a="http://schemas.openxmlformats.org/drawingml/2006/main" noChangeAspect="1"/>
+            </wp:cNvGraphicFramePr>
+            <a:graphic xmlns:a="http://schemas.openxmlformats.org/drawingml/2006/main">
+              <a:graphicData uri="http://schemas.openxmlformats.org/drawingml/2006/picture">
+                <pic:pic xmlns:pic="http://schemas.openxmlformats.org/drawingml/2006/picture">
+                  <pic:nvPicPr>
+                    <pic:cNvPr id="1" name=""/>
+                    <pic:cNvPicPr/>
+                  </pic:nvPicPr>
+                  <pic:blipFill>
+                    <a:blip r:embed="rId26"/>
+                    <a:stretch>
+                      <a:fillRect/>
+                    </a:stretch>
+                  </pic:blipFill>
+                  <pic:spPr>
+                    <a:xfrm>
+                      <a:off x="0" y="0"/>
+                      <a:ext cx="6188710" cy="3352165"/>
+                    </a:xfrm>
+                    <a:prstGeom prst="rect">
+                      <a:avLst/>
+                    </a:prstGeom>
+                  </pic:spPr>
+                </pic:pic>
+              </a:graphicData>
+            </a:graphic>
+          </wp:inline>
+        </w:drawing>
+      </w:r>
+    </w:p>
+    <w:p>
+      <w:pPr>
+        <w:pStyle w:val="Text"/>
+      </w:pPr>
+      <w:r>
+        <w:rPr>
+          <w:noProof/>
+        </w:rPr>
+        <w:drawing>
+          <wp:inline distT="0" distB="0" distL="0" distR="0" wp14:anchorId="32D883DA" wp14:editId="3F82B9C5">
+            <wp:extent cx="6188710" cy="3352165"/>
+            <wp:effectExtent l="0" t="0" r="2540" b="635"/>
+            <wp:docPr id="25" name="Picture 25"/>
+            <wp:cNvGraphicFramePr>
+              <a:graphicFrameLocks xmlns:a="http://schemas.openxmlformats.org/drawingml/2006/main" noChangeAspect="1"/>
+            </wp:cNvGraphicFramePr>
+            <a:graphic xmlns:a="http://schemas.openxmlformats.org/drawingml/2006/main">
+              <a:graphicData uri="http://schemas.openxmlformats.org/drawingml/2006/picture">
+                <pic:pic xmlns:pic="http://schemas.openxmlformats.org/drawingml/2006/picture">
+                  <pic:nvPicPr>
+                    <pic:cNvPr id="1" name=""/>
+                    <pic:cNvPicPr/>
+                  </pic:nvPicPr>
+                  <pic:blipFill>
+                    <a:blip r:embed="rId27"/>
+                    <a:stretch>
+                      <a:fillRect/>
+                    </a:stretch>
+                  </pic:blipFill>
+                  <pic:spPr>
+                    <a:xfrm>
+                      <a:off x="0" y="0"/>
+                      <a:ext cx="6188710" cy="3352165"/>
+                    </a:xfrm>
+                    <a:prstGeom prst="rect">
+                      <a:avLst/>
+                    </a:prstGeom>
+                  </pic:spPr>
+                </pic:pic>
+              </a:graphicData>
+            </a:graphic>
+          </wp:inline>
+        </w:drawing>
+      </w:r>
+    </w:p>
+    <w:p>
+      <w:pPr>
+        <w:pStyle w:val="Text"/>
+      </w:pPr>
+      <w:r>
+        <w:lastRenderedPageBreak/>
+        <w:drawing>
+          <wp:inline distT="0" distB="0" distL="0" distR="0" wp14:anchorId="4008AA9D" wp14:editId="6A220DA9">
+            <wp:extent cx="6188710" cy="3342640"/>
+            <wp:effectExtent l="0" t="0" r="2540" b="0"/>
+            <wp:docPr id="26" name="Picture 26"/>
+            <wp:cNvGraphicFramePr>
+              <a:graphicFrameLocks xmlns:a="http://schemas.openxmlformats.org/drawingml/2006/main" noChangeAspect="1"/>
+            </wp:cNvGraphicFramePr>
+            <a:graphic xmlns:a="http://schemas.openxmlformats.org/drawingml/2006/main">
+              <a:graphicData uri="http://schemas.openxmlformats.org/drawingml/2006/picture">
+                <pic:pic xmlns:pic="http://schemas.openxmlformats.org/drawingml/2006/picture">
+                  <pic:nvPicPr>
+                    <pic:cNvPr id="1" name=""/>
+                    <pic:cNvPicPr/>
+                  </pic:nvPicPr>
+                  <pic:blipFill>
+                    <a:blip r:embed="rId28"/>
+                    <a:stretch>
+                      <a:fillRect/>
+                    </a:stretch>
+                  </pic:blipFill>
+                  <pic:spPr>
+                    <a:xfrm>
+                      <a:off x="0" y="0"/>
+                      <a:ext cx="6188710" cy="3342640"/>
+                    </a:xfrm>
+                    <a:prstGeom prst="rect">
+                      <a:avLst/>
+                    </a:prstGeom>
+                  </pic:spPr>
+                </pic:pic>
+              </a:graphicData>
+            </a:graphic>
+          </wp:inline>
+        </w:drawing>
+      </w:r>
+    </w:p>
+    <w:p>
+      <w:pPr>
+        <w:pStyle w:val="Text"/>
+      </w:pPr>
+    </w:p>
+    <w:p>
+      <w:pPr>
+        <w:pStyle w:val="Text"/>
+      </w:pPr>
+      <w:r>
+        <w:rPr>
+          <w:noProof/>
+        </w:rPr>
+        <w:lastRenderedPageBreak/>
+        <w:drawing>
+          <wp:inline distT="0" distB="0" distL="0" distR="0" wp14:anchorId="03ABEE49" wp14:editId="22A3789E">
+            <wp:extent cx="6188710" cy="3352165"/>
+            <wp:effectExtent l="0" t="0" r="2540" b="635"/>
+            <wp:docPr id="27" name="Picture 27"/>
+            <wp:cNvGraphicFramePr>
+              <a:graphicFrameLocks xmlns:a="http://schemas.openxmlformats.org/drawingml/2006/main" noChangeAspect="1"/>
+            </wp:cNvGraphicFramePr>
+            <a:graphic xmlns:a="http://schemas.openxmlformats.org/drawingml/2006/main">
+              <a:graphicData uri="http://schemas.openxmlformats.org/drawingml/2006/picture">
+                <pic:pic xmlns:pic="http://schemas.openxmlformats.org/drawingml/2006/picture">
+                  <pic:nvPicPr>
+                    <pic:cNvPr id="1" name=""/>
+                    <pic:cNvPicPr/>
+                  </pic:nvPicPr>
+                  <pic:blipFill>
+                    <a:blip r:embed="rId29"/>
+                    <a:stretch>
+                      <a:fillRect/>
+                    </a:stretch>
+                  </pic:blipFill>
+                  <pic:spPr>
+                    <a:xfrm>
+                      <a:off x="0" y="0"/>
+                      <a:ext cx="6188710" cy="3352165"/>
+                    </a:xfrm>
+                    <a:prstGeom prst="rect">
+                      <a:avLst/>
+                    </a:prstGeom>
+                  </pic:spPr>
+                </pic:pic>
+              </a:graphicData>
+            </a:graphic>
+          </wp:inline>
+        </w:drawing>
+      </w:r>
+      <w:r>
+        <w:rPr>
+          <w:noProof/>
+        </w:rPr>
+        <w:drawing>
+          <wp:inline distT="0" distB="0" distL="0" distR="0" wp14:anchorId="068BCE5C" wp14:editId="12848446">
+            <wp:extent cx="6188710" cy="3352165"/>
+            <wp:effectExtent l="0" t="0" r="2540" b="635"/>
+            <wp:docPr id="28" name="Picture 28"/>
+            <wp:cNvGraphicFramePr>
+              <a:graphicFrameLocks xmlns:a="http://schemas.openxmlformats.org/drawingml/2006/main" noChangeAspect="1"/>
+            </wp:cNvGraphicFramePr>
+            <a:graphic xmlns:a="http://schemas.openxmlformats.org/drawingml/2006/main">
+              <a:graphicData uri="http://schemas.openxmlformats.org/drawingml/2006/picture">
+                <pic:pic xmlns:pic="http://schemas.openxmlformats.org/drawingml/2006/picture">
+                  <pic:nvPicPr>
+                    <pic:cNvPr id="1" name=""/>
+                    <pic:cNvPicPr/>
+                  </pic:nvPicPr>
+                  <pic:blipFill>
+                    <a:blip r:embed="rId30"/>
+                    <a:stretch>
+                      <a:fillRect/>
+                    </a:stretch>
+                  </pic:blipFill>
+                  <pic:spPr>
+                    <a:xfrm>
+                      <a:off x="0" y="0"/>
+                      <a:ext cx="6188710" cy="3352165"/>
+                    </a:xfrm>
+                    <a:prstGeom prst="rect">
+                      <a:avLst/>
+                    </a:prstGeom>
+                  </pic:spPr>
+                </pic:pic>
+              </a:graphicData>
+            </a:graphic>
+          </wp:inline>
+        </w:drawing>
+      </w:r>
+      <w:r>
+        <w:tab/>
+      </w:r>
+    </w:p>
+    <w:p>
+      <w:pPr>
+        <w:pStyle w:val="Text"/>
+      </w:pPr>
+      <w:r>
+        <w:rPr>
+          <w:noProof/>
+        </w:rPr>
+        <w:lastRenderedPageBreak/>
+        <w:drawing>
+          <wp:inline distT="0" distB="0" distL="0" distR="0" wp14:anchorId="45963A8C" wp14:editId="17A0D373">
+            <wp:extent cx="6188710" cy="3352165"/>
+            <wp:effectExtent l="0" t="0" r="2540" b="635"/>
+            <wp:docPr id="29" name="Picture 29"/>
+            <wp:cNvGraphicFramePr>
+              <a:graphicFrameLocks xmlns:a="http://schemas.openxmlformats.org/drawingml/2006/main" noChangeAspect="1"/>
+            </wp:cNvGraphicFramePr>
+            <a:graphic xmlns:a="http://schemas.openxmlformats.org/drawingml/2006/main">
+              <a:graphicData uri="http://schemas.openxmlformats.org/drawingml/2006/picture">
+                <pic:pic xmlns:pic="http://schemas.openxmlformats.org/drawingml/2006/picture">
+                  <pic:nvPicPr>
+                    <pic:cNvPr id="1" name=""/>
+                    <pic:cNvPicPr/>
+                  </pic:nvPicPr>
+                  <pic:blipFill>
+                    <a:blip r:embed="rId31"/>
+                    <a:stretch>
+                      <a:fillRect/>
+                    </a:stretch>
+                  </pic:blipFill>
+                  <pic:spPr>
+                    <a:xfrm>
+                      <a:off x="0" y="0"/>
+                      <a:ext cx="6188710" cy="3352165"/>
+                    </a:xfrm>
+                    <a:prstGeom prst="rect">
+                      <a:avLst/>
+                    </a:prstGeom>
+                  </pic:spPr>
+                </pic:pic>
+              </a:graphicData>
+            </a:graphic>
+          </wp:inline>
+        </w:drawing>
+      </w:r>
+    </w:p>
+    <w:p>
+      <w:pPr>
+        <w:pStyle w:val="Text"/>
+      </w:pPr>
+    </w:p>
+    <w:p>
+      <w:pPr>
+        <w:pStyle w:val="Text"/>
+      </w:pPr>
+      <w:r>
+        <w:rPr>
+          <w:noProof/>
+        </w:rPr>
+        <w:drawing>
+          <wp:inline distT="0" distB="0" distL="0" distR="0" wp14:anchorId="6F363D9D" wp14:editId="076DFAFB">
+            <wp:extent cx="6188710" cy="3352165"/>
+            <wp:effectExtent l="0" t="0" r="2540" b="635"/>
+            <wp:docPr id="31" name="Picture 31"/>
+            <wp:cNvGraphicFramePr>
+              <a:graphicFrameLocks xmlns:a="http://schemas.openxmlformats.org/drawingml/2006/main" noChangeAspect="1"/>
+            </wp:cNvGraphicFramePr>
+            <a:graphic xmlns:a="http://schemas.openxmlformats.org/drawingml/2006/main">
+              <a:graphicData uri="http://schemas.openxmlformats.org/drawingml/2006/picture">
+                <pic:pic xmlns:pic="http://schemas.openxmlformats.org/drawingml/2006/picture">
+                  <pic:nvPicPr>
+                    <pic:cNvPr id="1" name=""/>
+                    <pic:cNvPicPr/>
+                  </pic:nvPicPr>
+                  <pic:blipFill>
+                    <a:blip r:embed="rId32"/>
+                    <a:stretch>
+                      <a:fillRect/>
+                    </a:stretch>
+                  </pic:blipFill>
+                  <pic:spPr>
+                    <a:xfrm>
+                      <a:off x="0" y="0"/>
+                      <a:ext cx="6188710" cy="3352165"/>
+                    </a:xfrm>
+                    <a:prstGeom prst="rect">
+                      <a:avLst/>
+                    </a:prstGeom>
+                  </pic:spPr>
+                </pic:pic>
+              </a:graphicData>
+            </a:graphic>
+          </wp:inline>
+        </w:drawing>
+      </w:r>
+    </w:p>
+    <w:p>
+      <w:pPr>
+        <w:pStyle w:val="Text"/>
+      </w:pPr>
+    </w:p>
+    <w:p>
+      <w:pPr>
+        <w:pStyle w:val="Text"/>
+      </w:pPr>
+      <w:r>
+        <w:rPr>
+          <w:noProof/>
+        </w:rPr>
+        <w:lastRenderedPageBreak/>
+        <w:drawing>
+          <wp:inline distT="0" distB="0" distL="0" distR="0" wp14:anchorId="74D9CB6C" wp14:editId="44DC3041">
+            <wp:extent cx="6188710" cy="4011295"/>
+            <wp:effectExtent l="0" t="0" r="2540" b="8255"/>
+            <wp:docPr id="30" name="Picture 30"/>
+            <wp:cNvGraphicFramePr>
+              <a:graphicFrameLocks xmlns:a="http://schemas.openxmlformats.org/drawingml/2006/main" noChangeAspect="1"/>
+            </wp:cNvGraphicFramePr>
+            <a:graphic xmlns:a="http://schemas.openxmlformats.org/drawingml/2006/main">
+              <a:graphicData uri="http://schemas.openxmlformats.org/drawingml/2006/picture">
+                <pic:pic xmlns:pic="http://schemas.openxmlformats.org/drawingml/2006/picture">
+                  <pic:nvPicPr>
+                    <pic:cNvPr id="1" name=""/>
+                    <pic:cNvPicPr/>
+                  </pic:nvPicPr>
+                  <pic:blipFill>
+                    <a:blip r:embed="rId33"/>
+                    <a:stretch>
+                      <a:fillRect/>
+                    </a:stretch>
+                  </pic:blipFill>
+                  <pic:spPr>
+                    <a:xfrm>
+                      <a:off x="0" y="0"/>
+                      <a:ext cx="6188710" cy="4011295"/>
+                    </a:xfrm>
+                    <a:prstGeom prst="rect">
+                      <a:avLst/>
+                    </a:prstGeom>
+                  </pic:spPr>
+                </pic:pic>
+              </a:graphicData>
+            </a:graphic>
+          </wp:inline>
+        </w:drawing>
+      </w:r>
+    </w:p>
+    <w:p>
+      <w:pPr>
+        <w:pStyle w:val="Text"/>
+      </w:pPr>
+    </w:p>
+    <w:p>
+      <w:pPr>
+        <w:pStyle w:val="Text"/>
+      </w:pPr>
+      <w:r>
+        <w:rPr>
+          <w:noProof/>
+        </w:rPr>
+        <w:drawing>
+          <wp:inline distT="0" distB="0" distL="0" distR="0" wp14:anchorId="141B1323" wp14:editId="465E97EA">
+            <wp:extent cx="6188710" cy="3352165"/>
+            <wp:effectExtent l="0" t="0" r="2540" b="635"/>
+            <wp:docPr id="33" name="Picture 33"/>
+            <wp:cNvGraphicFramePr>
+              <a:graphicFrameLocks xmlns:a="http://schemas.openxmlformats.org/drawingml/2006/main" noChangeAspect="1"/>
+            </wp:cNvGraphicFramePr>
+            <a:graphic xmlns:a="http://schemas.openxmlformats.org/drawingml/2006/main">
+              <a:graphicData uri="http://schemas.openxmlformats.org/drawingml/2006/picture">
+                <pic:pic xmlns:pic="http://schemas.openxmlformats.org/drawingml/2006/picture">
+                  <pic:nvPicPr>
+                    <pic:cNvPr id="1" name=""/>
+                    <pic:cNvPicPr/>
+                  </pic:nvPicPr>
+                  <pic:blipFill>
+                    <a:blip r:embed="rId34"/>
+                    <a:stretch>
+                      <a:fillRect/>
+                    </a:stretch>
+                  </pic:blipFill>
+                  <pic:spPr>
+                    <a:xfrm>
+                      <a:off x="0" y="0"/>
+                      <a:ext cx="6188710" cy="3352165"/>
+                    </a:xfrm>
+                    <a:prstGeom prst="rect">
+                      <a:avLst/>
+                    </a:prstGeom>
+                  </pic:spPr>
+                </pic:pic>
+              </a:graphicData>
+            </a:graphic>
+          </wp:inline>
+        </w:drawing>
+      </w:r>
+    </w:p>
+    <w:p>
+      <w:pPr>
+        <w:pStyle w:val="Text"/>
+      </w:pPr>
+      <w:r>
+        <w:rPr>
+          <w:noProof/>
+        </w:rPr>
+        <w:lastRenderedPageBreak/>
+        <w:drawing>
+          <wp:inline distT="0" distB="0" distL="0" distR="0" wp14:anchorId="18E5DBE5" wp14:editId="1570CC71">
+            <wp:extent cx="6188710" cy="3481070"/>
+            <wp:effectExtent l="0" t="0" r="2540" b="5080"/>
+            <wp:docPr id="34" name="Picture 34"/>
+            <wp:cNvGraphicFramePr>
+              <a:graphicFrameLocks xmlns:a="http://schemas.openxmlformats.org/drawingml/2006/main" noChangeAspect="1"/>
+            </wp:cNvGraphicFramePr>
+            <a:graphic xmlns:a="http://schemas.openxmlformats.org/drawingml/2006/main">
+              <a:graphicData uri="http://schemas.openxmlformats.org/drawingml/2006/picture">
+                <pic:pic xmlns:pic="http://schemas.openxmlformats.org/drawingml/2006/picture">
+                  <pic:nvPicPr>
+                    <pic:cNvPr id="1" name=""/>
+                    <pic:cNvPicPr/>
+                  </pic:nvPicPr>
+                  <pic:blipFill>
+                    <a:blip r:embed="rId35"/>
+                    <a:stretch>
+                      <a:fillRect/>
+                    </a:stretch>
+                  </pic:blipFill>
+                  <pic:spPr>
+                    <a:xfrm>
+                      <a:off x="0" y="0"/>
+                      <a:ext cx="6188710" cy="3481070"/>
+                    </a:xfrm>
+                    <a:prstGeom prst="rect">
+                      <a:avLst/>
+                    </a:prstGeom>
+                  </pic:spPr>
+                </pic:pic>
+              </a:graphicData>
+            </a:graphic>
+          </wp:inline>
+        </w:drawing>
+      </w:r>
+    </w:p>
+    <w:p>
+      <w:pPr>
+        <w:pStyle w:val="Text"/>
+      </w:pPr>
+      <w:r>
+        <w:rPr>
+          <w:noProof/>
+        </w:rPr>
+        <w:drawing>
+          <wp:inline distT="0" distB="0" distL="0" distR="0" wp14:anchorId="1F9853C6" wp14:editId="55F87CBC">
+            <wp:extent cx="6188710" cy="3352165"/>
+            <wp:effectExtent l="0" t="0" r="2540" b="635"/>
+            <wp:docPr id="35" name="Picture 35"/>
+            <wp:cNvGraphicFramePr>
+              <a:graphicFrameLocks xmlns:a="http://schemas.openxmlformats.org/drawingml/2006/main" noChangeAspect="1"/>
+            </wp:cNvGraphicFramePr>
+            <a:graphic xmlns:a="http://schemas.openxmlformats.org/drawingml/2006/main">
+              <a:graphicData uri="http://schemas.openxmlformats.org/drawingml/2006/picture">
+                <pic:pic xmlns:pic="http://schemas.openxmlformats.org/drawingml/2006/picture">
+                  <pic:nvPicPr>
+                    <pic:cNvPr id="1" name=""/>
+                    <pic:cNvPicPr/>
+                  </pic:nvPicPr>
+                  <pic:blipFill>
+                    <a:blip r:embed="rId36"/>
+                    <a:stretch>
+                      <a:fillRect/>
+                    </a:stretch>
+                  </pic:blipFill>
+                  <pic:spPr>
+                    <a:xfrm>
+                      <a:off x="0" y="0"/>
+                      <a:ext cx="6188710" cy="3352165"/>
+                    </a:xfrm>
+                    <a:prstGeom prst="rect">
+                      <a:avLst/>
+                    </a:prstGeom>
+                  </pic:spPr>
+                </pic:pic>
+              </a:graphicData>
+            </a:graphic>
+          </wp:inline>
+        </w:drawing>
+      </w:r>
+    </w:p>
+    <w:p>
+      <w:pPr>
+        <w:pStyle w:val="Text"/>
+      </w:pPr>
+      <w:r>
+        <w:rPr>
+          <w:noProof/>
+        </w:rPr>
+        <w:lastRenderedPageBreak/>
+        <w:drawing>
+          <wp:inline distT="0" distB="0" distL="0" distR="0" wp14:anchorId="1547FBAD" wp14:editId="401B9264">
+            <wp:extent cx="6188710" cy="3352165"/>
+            <wp:effectExtent l="0" t="0" r="2540" b="635"/>
+            <wp:docPr id="36" name="Picture 36"/>
+            <wp:cNvGraphicFramePr>
+              <a:graphicFrameLocks xmlns:a="http://schemas.openxmlformats.org/drawingml/2006/main" noChangeAspect="1"/>
+            </wp:cNvGraphicFramePr>
+            <a:graphic xmlns:a="http://schemas.openxmlformats.org/drawingml/2006/main">
+              <a:graphicData uri="http://schemas.openxmlformats.org/drawingml/2006/picture">
+                <pic:pic xmlns:pic="http://schemas.openxmlformats.org/drawingml/2006/picture">
+                  <pic:nvPicPr>
+                    <pic:cNvPr id="1" name=""/>
+                    <pic:cNvPicPr/>
+                  </pic:nvPicPr>
+                  <pic:blipFill>
+                    <a:blip r:embed="rId37"/>
+                    <a:stretch>
+                      <a:fillRect/>
+                    </a:stretch>
+                  </pic:blipFill>
+                  <pic:spPr>
+                    <a:xfrm>
+                      <a:off x="0" y="0"/>
+                      <a:ext cx="6188710" cy="3352165"/>
+                    </a:xfrm>
+                    <a:prstGeom prst="rect">
+                      <a:avLst/>
+                    </a:prstGeom>
+                  </pic:spPr>
+                </pic:pic>
+              </a:graphicData>
+            </a:graphic>
+          </wp:inline>
+        </w:drawing>
+      </w:r>
+    </w:p>
+    <w:p>
+      <w:pPr>
+        <w:pStyle w:val="Text"/>
+      </w:pPr>
+      <w:r>
+        <w:rPr>
+          <w:noProof/>
+        </w:rPr>
+        <w:drawing>
+          <wp:inline distT="0" distB="0" distL="0" distR="0" wp14:anchorId="643D900D" wp14:editId="7DE3E018">
+            <wp:extent cx="6188710" cy="3352165"/>
+            <wp:effectExtent l="0" t="0" r="2540" b="635"/>
+            <wp:docPr id="37" name="Picture 37"/>
+            <wp:cNvGraphicFramePr>
+              <a:graphicFrameLocks xmlns:a="http://schemas.openxmlformats.org/drawingml/2006/main" noChangeAspect="1"/>
+            </wp:cNvGraphicFramePr>
+            <a:graphic xmlns:a="http://schemas.openxmlformats.org/drawingml/2006/main">
+              <a:graphicData uri="http://schemas.openxmlformats.org/drawingml/2006/picture">
+                <pic:pic xmlns:pic="http://schemas.openxmlformats.org/drawingml/2006/picture">
+                  <pic:nvPicPr>
+                    <pic:cNvPr id="1" name=""/>
+                    <pic:cNvPicPr/>
+                  </pic:nvPicPr>
+                  <pic:blipFill>
+                    <a:blip r:embed="rId38"/>
+                    <a:stretch>
+                      <a:fillRect/>
+                    </a:stretch>
+                  </pic:blipFill>
+                  <pic:spPr>
+                    <a:xfrm>
+                      <a:off x="0" y="0"/>
+                      <a:ext cx="6188710" cy="3352165"/>
+                    </a:xfrm>
+                    <a:prstGeom prst="rect">
+                      <a:avLst/>
+                    </a:prstGeom>
+                  </pic:spPr>
+                </pic:pic>
+              </a:graphicData>
+            </a:graphic>
+          </wp:inline>
+        </w:drawing>
+      </w:r>
+    </w:p>
+    <w:p>
+      <w:pPr>
+        <w:pStyle w:val="Text"/>
+      </w:pPr>
+      <w:r>
+        <w:rPr>
+          <w:noProof/>
+        </w:rPr>
+        <w:lastRenderedPageBreak/>
+        <w:drawing>
+          <wp:inline distT="0" distB="0" distL="0" distR="0" wp14:anchorId="07784ECF" wp14:editId="3C9F9678">
+            <wp:extent cx="6188710" cy="3352165"/>
+            <wp:effectExtent l="0" t="0" r="2540" b="635"/>
+            <wp:docPr id="38" name="Picture 38"/>
+            <wp:cNvGraphicFramePr>
+              <a:graphicFrameLocks xmlns:a="http://schemas.openxmlformats.org/drawingml/2006/main" noChangeAspect="1"/>
+            </wp:cNvGraphicFramePr>
+            <a:graphic xmlns:a="http://schemas.openxmlformats.org/drawingml/2006/main">
+              <a:graphicData uri="http://schemas.openxmlformats.org/drawingml/2006/picture">
+                <pic:pic xmlns:pic="http://schemas.openxmlformats.org/drawingml/2006/picture">
+                  <pic:nvPicPr>
+                    <pic:cNvPr id="1" name=""/>
+                    <pic:cNvPicPr/>
+                  </pic:nvPicPr>
+                  <pic:blipFill>
+                    <a:blip r:embed="rId39"/>
+                    <a:stretch>
+                      <a:fillRect/>
+                    </a:stretch>
+                  </pic:blipFill>
+                  <pic:spPr>
+                    <a:xfrm>
+                      <a:off x="0" y="0"/>
+                      <a:ext cx="6188710" cy="3352165"/>
+                    </a:xfrm>
+                    <a:prstGeom prst="rect">
+                      <a:avLst/>
+                    </a:prstGeom>
+                  </pic:spPr>
+                </pic:pic>
+              </a:graphicData>
+            </a:graphic>
+          </wp:inline>
+        </w:drawing>
+      </w:r>
+    </w:p>
+    <w:p>
+      <w:pPr>
+        <w:pStyle w:val="Text"/>
+      </w:pPr>
+      <w:r>
+        <w:rPr>
+          <w:noProof/>
+        </w:rPr>
+        <w:drawing>
+          <wp:inline distT="0" distB="0" distL="0" distR="0" wp14:anchorId="6A679355" wp14:editId="56A7C359">
+            <wp:extent cx="6188710" cy="3352165"/>
+            <wp:effectExtent l="0" t="0" r="2540" b="635"/>
+            <wp:docPr id="39" name="Picture 39"/>
+            <wp:cNvGraphicFramePr>
+              <a:graphicFrameLocks xmlns:a="http://schemas.openxmlformats.org/drawingml/2006/main" noChangeAspect="1"/>
+            </wp:cNvGraphicFramePr>
+            <a:graphic xmlns:a="http://schemas.openxmlformats.org/drawingml/2006/main">
+              <a:graphicData uri="http://schemas.openxmlformats.org/drawingml/2006/picture">
+                <pic:pic xmlns:pic="http://schemas.openxmlformats.org/drawingml/2006/picture">
+                  <pic:nvPicPr>
+                    <pic:cNvPr id="1" name=""/>
+                    <pic:cNvPicPr/>
+                  </pic:nvPicPr>
+                  <pic:blipFill>
+                    <a:blip r:embed="rId40"/>
+                    <a:stretch>
+                      <a:fillRect/>
+                    </a:stretch>
+                  </pic:blipFill>
+                  <pic:spPr>
+                    <a:xfrm>
+                      <a:off x="0" y="0"/>
+                      <a:ext cx="6188710" cy="3352165"/>
+                    </a:xfrm>
+                    <a:prstGeom prst="rect">
+                      <a:avLst/>
+                    </a:prstGeom>
+                  </pic:spPr>
+                </pic:pic>
+              </a:graphicData>
+            </a:graphic>
+          </wp:inline>
+        </w:drawing>
+      </w:r>
+    </w:p>
+    <w:p>
+      <w:pPr>
+        <w:pStyle w:val="Text"/>
+      </w:pPr>
+      <w:r>
+        <w:rPr>
+          <w:noProof/>
+        </w:rPr>
+        <w:lastRenderedPageBreak/>
+        <w:drawing>
+          <wp:inline distT="0" distB="0" distL="0" distR="0" wp14:anchorId="284C9077" wp14:editId="2B60C2C8">
+            <wp:extent cx="6188710" cy="3352165"/>
+            <wp:effectExtent l="0" t="0" r="2540" b="635"/>
+            <wp:docPr id="41" name="Picture 41"/>
+            <wp:cNvGraphicFramePr>
+              <a:graphicFrameLocks xmlns:a="http://schemas.openxmlformats.org/drawingml/2006/main" noChangeAspect="1"/>
+            </wp:cNvGraphicFramePr>
+            <a:graphic xmlns:a="http://schemas.openxmlformats.org/drawingml/2006/main">
+              <a:graphicData uri="http://schemas.openxmlformats.org/drawingml/2006/picture">
+                <pic:pic xmlns:pic="http://schemas.openxmlformats.org/drawingml/2006/picture">
+                  <pic:nvPicPr>
+                    <pic:cNvPr id="1" name=""/>
+                    <pic:cNvPicPr/>
+                  </pic:nvPicPr>
+                  <pic:blipFill>
+                    <a:blip r:embed="rId41"/>
+                    <a:stretch>
+                      <a:fillRect/>
+                    </a:stretch>
+                  </pic:blipFill>
+                  <pic:spPr>
+                    <a:xfrm>
+                      <a:off x="0" y="0"/>
+                      <a:ext cx="6188710" cy="3352165"/>
+                    </a:xfrm>
+                    <a:prstGeom prst="rect">
+                      <a:avLst/>
+                    </a:prstGeom>
+                  </pic:spPr>
+                </pic:pic>
+              </a:graphicData>
+            </a:graphic>
+          </wp:inline>
+        </w:drawing>
+      </w:r>
+    </w:p>
+    <w:p>
+      <w:pPr>
+        <w:pStyle w:val="Text"/>
+      </w:pPr>
+      <w:r>
+        <w:rPr>
+          <w:noProof/>
+        </w:rPr>
+        <w:drawing>
+          <wp:inline distT="0" distB="0" distL="0" distR="0" wp14:anchorId="1188267C" wp14:editId="5400111A">
+            <wp:extent cx="6188710" cy="3352165"/>
+            <wp:effectExtent l="0" t="0" r="2540" b="635"/>
+            <wp:docPr id="42" name="Picture 42"/>
+            <wp:cNvGraphicFramePr>
+              <a:graphicFrameLocks xmlns:a="http://schemas.openxmlformats.org/drawingml/2006/main" noChangeAspect="1"/>
+            </wp:cNvGraphicFramePr>
+            <a:graphic xmlns:a="http://schemas.openxmlformats.org/drawingml/2006/main">
+              <a:graphicData uri="http://schemas.openxmlformats.org/drawingml/2006/picture">
+                <pic:pic xmlns:pic="http://schemas.openxmlformats.org/drawingml/2006/picture">
+                  <pic:nvPicPr>
+                    <pic:cNvPr id="1" name=""/>
+                    <pic:cNvPicPr/>
+                  </pic:nvPicPr>
+                  <pic:blipFill>
+                    <a:blip r:embed="rId42"/>
+                    <a:stretch>
+                      <a:fillRect/>
+                    </a:stretch>
+                  </pic:blipFill>
+                  <pic:spPr>
+                    <a:xfrm>
+                      <a:off x="0" y="0"/>
+                      <a:ext cx="6188710" cy="3352165"/>
+                    </a:xfrm>
+                    <a:prstGeom prst="rect">
+                      <a:avLst/>
+                    </a:prstGeom>
+                  </pic:spPr>
+                </pic:pic>
+              </a:graphicData>
+            </a:graphic>
+          </wp:inline>
+        </w:drawing>
+      </w:r>
+    </w:p>
+    <w:p>
+      <w:pPr>
+        <w:pStyle w:val="Text"/>
+      </w:pPr>
+      <w:r>
+        <w:rPr>
+          <w:noProof/>
+        </w:rPr>
+        <w:lastRenderedPageBreak/>
+        <w:drawing>
+          <wp:inline distT="0" distB="0" distL="0" distR="0" wp14:anchorId="42AA5052" wp14:editId="00CF093F">
+            <wp:extent cx="6188710" cy="3352165"/>
+            <wp:effectExtent l="0" t="0" r="2540" b="635"/>
+            <wp:docPr id="43" name="Picture 43"/>
+            <wp:cNvGraphicFramePr>
+              <a:graphicFrameLocks xmlns:a="http://schemas.openxmlformats.org/drawingml/2006/main" noChangeAspect="1"/>
+            </wp:cNvGraphicFramePr>
+            <a:graphic xmlns:a="http://schemas.openxmlformats.org/drawingml/2006/main">
+              <a:graphicData uri="http://schemas.openxmlformats.org/drawingml/2006/picture">
+                <pic:pic xmlns:pic="http://schemas.openxmlformats.org/drawingml/2006/picture">
+                  <pic:nvPicPr>
+                    <pic:cNvPr id="1" name=""/>
+                    <pic:cNvPicPr/>
+                  </pic:nvPicPr>
+                  <pic:blipFill>
+                    <a:blip r:embed="rId43"/>
+                    <a:stretch>
+                      <a:fillRect/>
+                    </a:stretch>
+                  </pic:blipFill>
+                  <pic:spPr>
+                    <a:xfrm>
+                      <a:off x="0" y="0"/>
+                      <a:ext cx="6188710" cy="3352165"/>
+                    </a:xfrm>
+                    <a:prstGeom prst="rect">
+                      <a:avLst/>
+                    </a:prstGeom>
+                  </pic:spPr>
+                </pic:pic>
+              </a:graphicData>
+            </a:graphic>
+          </wp:inline>
+        </w:drawing>
+      </w:r>
     </w:p>
     <w:sectPr>
-      <w:headerReference w:type="even" r:id="rId9"/>
-      <w:headerReference w:type="default" r:id="rId10"/>
-      <w:footerReference w:type="even" r:id="rId11"/>
-      <w:footerReference w:type="default" r:id="rId12"/>
-      <w:headerReference w:type="first" r:id="rId13"/>
-      <w:footerReference w:type="first" r:id="rId14"/>
+      <w:headerReference w:type="default" r:id="rId44"/>
+      <w:footerReference w:type="default" r:id="rId45"/>
       <w:type w:val="continuous"/>
       <w:pgSz w:w="11906" w:h="16838"/>
       <w:pgMar w:top="1440" w:right="1080" w:bottom="1440" w:left="1080" w:header="708" w:footer="708" w:gutter="0"/>
@@ -54,16 +1683,6 @@
   <w:p>
     <w:pPr>
       <w:pStyle w:val="Footer"/>
-    </w:pPr>
-  </w:p>
-</w:ftr>
-</file>
-
-<file path=word/footer2.xml><?xml version="1.0" encoding="utf-8"?>
-<w:ftr xmlns:wpc="http://schemas.microsoft.com/office/word/2010/wordprocessingCanvas" xmlns:cx="http://schemas.microsoft.com/office/drawing/2014/chartex" xmlns:cx1="http://schemas.microsoft.com/office/drawing/2015/9/8/chartex" xmlns:cx2="http://schemas.microsoft.com/office/drawing/2015/10/21/chartex" xmlns:cx3="http://schemas.microsoft.com/office/drawing/2016/5/9/chartex" xmlns:cx4="http://schemas.microsoft.com/office/drawing/2016/5/10/chartex" xmlns:cx5="http://schemas.microsoft.com/office/drawing/2016/5/11/chartex" xmlns:cx6="http://schemas.microsoft.com/office/drawing/2016/5/12/chartex" xmlns:cx7="http://schemas.microsoft.com/office/drawing/2016/5/13/chartex" xmlns:cx8="http://schemas.microsoft.com/office/drawing/2016/5/14/chartex" xmlns:mc="http://schemas.openxmlformats.org/markup-compatibility/2006" xmlns:aink="http://schemas.microsoft.com/office/drawing/2016/ink" xmlns:am3d="http://schemas.microsoft.com/office/drawing/2017/model3d" xmlns:o="urn:schemas-microsoft-com:office:office" xmlns:r="http://schemas.openxmlformats.org/officeDocument/2006/relationships" xmlns:m="http://schemas.openxmlformats.org/officeDocument/2006/math" xmlns:v="urn:schemas-microsoft-com:vml" xmlns:wp14="http://schemas.microsoft.com/office/word/2010/wordprocessingDrawing" xmlns:wp="http://schemas.openxmlformats.org/drawingml/2006/wordprocessingDrawing" xmlns:w10="urn:schemas-microsoft-com:office:word" xmlns:w="http://schemas.openxmlformats.org/wordprocessingml/2006/main" xmlns:w14="http://schemas.microsoft.com/office/word/2010/wordml" xmlns:w15="http://schemas.microsoft.com/office/word/2012/wordml" xmlns:w16cex="http://schemas.microsoft.com/office/word/2018/wordml/cex" xmlns:w16cid="http://schemas.microsoft.com/office/word/2016/wordml/cid" xmlns:w16="http://schemas.microsoft.com/office/word/2018/wordml" xmlns:w16sdtdh="http://schemas.microsoft.com/office/word/2020/wordml/sdtdatahash" xmlns:w16se="http://schemas.microsoft.com/office/word/2015/wordml/symex" xmlns:wpg="http://schemas.microsoft.com/office/word/2010/wordprocessingGroup" xmlns:wpi="http://schemas.microsoft.com/office/word/2010/wordprocessingInk" xmlns:wne="http://schemas.microsoft.com/office/word/2006/wordml" xmlns:wps="http://schemas.microsoft.com/office/word/2010/wordprocessingShape" mc:Ignorable="w14 w15 w16se w16cid w16 w16cex w16sdtdh wp14">
-  <w:p>
-    <w:pPr>
-      <w:pStyle w:val="Footer"/>
       <w:pBdr>
         <w:top w:val="single" w:sz="4" w:space="8" w:color="4472C4" w:themeColor="accent1"/>
       </w:pBdr>
@@ -193,16 +1812,6 @@
       <w:rPr>
         <w:color w:val="000000" w:themeColor="text1"/>
       </w:rPr>
-    </w:pPr>
-  </w:p>
-</w:ftr>
-</file>
-
-<file path=word/footer3.xml><?xml version="1.0" encoding="utf-8"?>
-<w:ftr xmlns:wpc="http://schemas.microsoft.com/office/word/2010/wordprocessingCanvas" xmlns:cx="http://schemas.microsoft.com/office/drawing/2014/chartex" xmlns:cx1="http://schemas.microsoft.com/office/drawing/2015/9/8/chartex" xmlns:cx2="http://schemas.microsoft.com/office/drawing/2015/10/21/chartex" xmlns:cx3="http://schemas.microsoft.com/office/drawing/2016/5/9/chartex" xmlns:cx4="http://schemas.microsoft.com/office/drawing/2016/5/10/chartex" xmlns:cx5="http://schemas.microsoft.com/office/drawing/2016/5/11/chartex" xmlns:cx6="http://schemas.microsoft.com/office/drawing/2016/5/12/chartex" xmlns:cx7="http://schemas.microsoft.com/office/drawing/2016/5/13/chartex" xmlns:cx8="http://schemas.microsoft.com/office/drawing/2016/5/14/chartex" xmlns:mc="http://schemas.openxmlformats.org/markup-compatibility/2006" xmlns:aink="http://schemas.microsoft.com/office/drawing/2016/ink" xmlns:am3d="http://schemas.microsoft.com/office/drawing/2017/model3d" xmlns:o="urn:schemas-microsoft-com:office:office" xmlns:r="http://schemas.openxmlformats.org/officeDocument/2006/relationships" xmlns:m="http://schemas.openxmlformats.org/officeDocument/2006/math" xmlns:v="urn:schemas-microsoft-com:vml" xmlns:wp14="http://schemas.microsoft.com/office/word/2010/wordprocessingDrawing" xmlns:wp="http://schemas.openxmlformats.org/drawingml/2006/wordprocessingDrawing" xmlns:w10="urn:schemas-microsoft-com:office:word" xmlns:w="http://schemas.openxmlformats.org/wordprocessingml/2006/main" xmlns:w14="http://schemas.microsoft.com/office/word/2010/wordml" xmlns:w15="http://schemas.microsoft.com/office/word/2012/wordml" xmlns:w16cex="http://schemas.microsoft.com/office/word/2018/wordml/cex" xmlns:w16cid="http://schemas.microsoft.com/office/word/2016/wordml/cid" xmlns:w16="http://schemas.microsoft.com/office/word/2018/wordml" xmlns:w16sdtdh="http://schemas.microsoft.com/office/word/2020/wordml/sdtdatahash" xmlns:w16se="http://schemas.microsoft.com/office/word/2015/wordml/symex" xmlns:wpg="http://schemas.microsoft.com/office/word/2010/wordprocessingGroup" xmlns:wpi="http://schemas.microsoft.com/office/word/2010/wordprocessingInk" xmlns:wne="http://schemas.microsoft.com/office/word/2006/wordml" xmlns:wps="http://schemas.microsoft.com/office/word/2010/wordprocessingShape" mc:Ignorable="w14 w15 w16se w16cid w16 w16cex w16sdtdh wp14">
-  <w:p>
-    <w:pPr>
-      <w:pStyle w:val="Footer"/>
     </w:pPr>
   </w:p>
 </w:ftr>
@@ -234,16 +1843,6 @@
 </file>
 
 <file path=word/header1.xml><?xml version="1.0" encoding="utf-8"?>
-<w:hdr xmlns:wpc="http://schemas.microsoft.com/office/word/2010/wordprocessingCanvas" xmlns:cx="http://schemas.microsoft.com/office/drawing/2014/chartex" xmlns:cx1="http://schemas.microsoft.com/office/drawing/2015/9/8/chartex" xmlns:cx2="http://schemas.microsoft.com/office/drawing/2015/10/21/chartex" xmlns:cx3="http://schemas.microsoft.com/office/drawing/2016/5/9/chartex" xmlns:cx4="http://schemas.microsoft.com/office/drawing/2016/5/10/chartex" xmlns:cx5="http://schemas.microsoft.com/office/drawing/2016/5/11/chartex" xmlns:cx6="http://schemas.microsoft.com/office/drawing/2016/5/12/chartex" xmlns:cx7="http://schemas.microsoft.com/office/drawing/2016/5/13/chartex" xmlns:cx8="http://schemas.microsoft.com/office/drawing/2016/5/14/chartex" xmlns:mc="http://schemas.openxmlformats.org/markup-compatibility/2006" xmlns:aink="http://schemas.microsoft.com/office/drawing/2016/ink" xmlns:am3d="http://schemas.microsoft.com/office/drawing/2017/model3d" xmlns:o="urn:schemas-microsoft-com:office:office" xmlns:r="http://schemas.openxmlformats.org/officeDocument/2006/relationships" xmlns:m="http://schemas.openxmlformats.org/officeDocument/2006/math" xmlns:v="urn:schemas-microsoft-com:vml" xmlns:wp14="http://schemas.microsoft.com/office/word/2010/wordprocessingDrawing" xmlns:wp="http://schemas.openxmlformats.org/drawingml/2006/wordprocessingDrawing" xmlns:w10="urn:schemas-microsoft-com:office:word" xmlns:w="http://schemas.openxmlformats.org/wordprocessingml/2006/main" xmlns:w14="http://schemas.microsoft.com/office/word/2010/wordml" xmlns:w15="http://schemas.microsoft.com/office/word/2012/wordml" xmlns:w16cex="http://schemas.microsoft.com/office/word/2018/wordml/cex" xmlns:w16cid="http://schemas.microsoft.com/office/word/2016/wordml/cid" xmlns:w16="http://schemas.microsoft.com/office/word/2018/wordml" xmlns:w16sdtdh="http://schemas.microsoft.com/office/word/2020/wordml/sdtdatahash" xmlns:w16se="http://schemas.microsoft.com/office/word/2015/wordml/symex" xmlns:wpg="http://schemas.microsoft.com/office/word/2010/wordprocessingGroup" xmlns:wpi="http://schemas.microsoft.com/office/word/2010/wordprocessingInk" xmlns:wne="http://schemas.microsoft.com/office/word/2006/wordml" xmlns:wps="http://schemas.microsoft.com/office/word/2010/wordprocessingShape" mc:Ignorable="w14 w15 w16se w16cid w16 w16cex w16sdtdh wp14">
-  <w:p>
-    <w:pPr>
-      <w:pStyle w:val="Header"/>
-    </w:pPr>
-  </w:p>
-</w:hdr>
-</file>
-
-<file path=word/header2.xml><?xml version="1.0" encoding="utf-8"?>
 <w:hdr xmlns:wpc="http://schemas.microsoft.com/office/word/2010/wordprocessingCanvas" xmlns:cx="http://schemas.microsoft.com/office/drawing/2014/chartex" xmlns:cx1="http://schemas.microsoft.com/office/drawing/2015/9/8/chartex" xmlns:cx2="http://schemas.microsoft.com/office/drawing/2015/10/21/chartex" xmlns:cx3="http://schemas.microsoft.com/office/drawing/2016/5/9/chartex" xmlns:cx4="http://schemas.microsoft.com/office/drawing/2016/5/10/chartex" xmlns:cx5="http://schemas.microsoft.com/office/drawing/2016/5/11/chartex" xmlns:cx6="http://schemas.microsoft.com/office/drawing/2016/5/12/chartex" xmlns:cx7="http://schemas.microsoft.com/office/drawing/2016/5/13/chartex" xmlns:cx8="http://schemas.microsoft.com/office/drawing/2016/5/14/chartex" xmlns:mc="http://schemas.openxmlformats.org/markup-compatibility/2006" xmlns:aink="http://schemas.microsoft.com/office/drawing/2016/ink" xmlns:am3d="http://schemas.microsoft.com/office/drawing/2017/model3d" xmlns:o="urn:schemas-microsoft-com:office:office" xmlns:r="http://schemas.openxmlformats.org/officeDocument/2006/relationships" xmlns:m="http://schemas.openxmlformats.org/officeDocument/2006/math" xmlns:v="urn:schemas-microsoft-com:vml" xmlns:wp14="http://schemas.microsoft.com/office/word/2010/wordprocessingDrawing" xmlns:wp="http://schemas.openxmlformats.org/drawingml/2006/wordprocessingDrawing" xmlns:w10="urn:schemas-microsoft-com:office:word" xmlns:w="http://schemas.openxmlformats.org/wordprocessingml/2006/main" xmlns:w14="http://schemas.microsoft.com/office/word/2010/wordml" xmlns:w15="http://schemas.microsoft.com/office/word/2012/wordml" xmlns:w16cex="http://schemas.microsoft.com/office/word/2018/wordml/cex" xmlns:w16cid="http://schemas.microsoft.com/office/word/2016/wordml/cid" xmlns:w16="http://schemas.microsoft.com/office/word/2018/wordml" xmlns:w16sdtdh="http://schemas.microsoft.com/office/word/2020/wordml/sdtdatahash" xmlns:w16se="http://schemas.microsoft.com/office/word/2015/wordml/symex" xmlns:wpg="http://schemas.microsoft.com/office/word/2010/wordprocessingGroup" xmlns:wpi="http://schemas.microsoft.com/office/word/2010/wordprocessingInk" xmlns:wne="http://schemas.microsoft.com/office/word/2006/wordml" xmlns:wps="http://schemas.microsoft.com/office/word/2010/wordprocessingShape" mc:Ignorable="w14 w15 w16se w16cid w16 w16cex w16sdtdh wp14">
   <w:p>
     <w:pPr>
@@ -273,19 +1872,11 @@
       </w:sdtPr>
       <w:sdtEndPr/>
       <w:sdtContent>
-        <w:proofErr w:type="spellStart"/>
         <w:r>
           <w:rPr>
             <w:color w:val="000000" w:themeColor="text1"/>
           </w:rPr>
-          <w:t>Abdur</w:t>
-        </w:r>
-        <w:proofErr w:type="spellEnd"/>
-        <w:r>
-          <w:rPr>
-            <w:color w:val="000000" w:themeColor="text1"/>
-          </w:rPr>
-          <w:t xml:space="preserve"> R. Qureshi</w:t>
+          <w:t>Abdur R. Qureshi</w:t>
         </w:r>
       </w:sdtContent>
     </w:sdt>
@@ -310,16 +1901,6 @@
       <w:rPr>
         <w:color w:val="000000" w:themeColor="text1"/>
       </w:rPr>
-    </w:pPr>
-  </w:p>
-</w:hdr>
-</file>
-
-<file path=word/header3.xml><?xml version="1.0" encoding="utf-8"?>
-<w:hdr xmlns:wpc="http://schemas.microsoft.com/office/word/2010/wordprocessingCanvas" xmlns:cx="http://schemas.microsoft.com/office/drawing/2014/chartex" xmlns:cx1="http://schemas.microsoft.com/office/drawing/2015/9/8/chartex" xmlns:cx2="http://schemas.microsoft.com/office/drawing/2015/10/21/chartex" xmlns:cx3="http://schemas.microsoft.com/office/drawing/2016/5/9/chartex" xmlns:cx4="http://schemas.microsoft.com/office/drawing/2016/5/10/chartex" xmlns:cx5="http://schemas.microsoft.com/office/drawing/2016/5/11/chartex" xmlns:cx6="http://schemas.microsoft.com/office/drawing/2016/5/12/chartex" xmlns:cx7="http://schemas.microsoft.com/office/drawing/2016/5/13/chartex" xmlns:cx8="http://schemas.microsoft.com/office/drawing/2016/5/14/chartex" xmlns:mc="http://schemas.openxmlformats.org/markup-compatibility/2006" xmlns:aink="http://schemas.microsoft.com/office/drawing/2016/ink" xmlns:am3d="http://schemas.microsoft.com/office/drawing/2017/model3d" xmlns:o="urn:schemas-microsoft-com:office:office" xmlns:r="http://schemas.openxmlformats.org/officeDocument/2006/relationships" xmlns:m="http://schemas.openxmlformats.org/officeDocument/2006/math" xmlns:v="urn:schemas-microsoft-com:vml" xmlns:wp14="http://schemas.microsoft.com/office/word/2010/wordprocessingDrawing" xmlns:wp="http://schemas.openxmlformats.org/drawingml/2006/wordprocessingDrawing" xmlns:w10="urn:schemas-microsoft-com:office:word" xmlns:w="http://schemas.openxmlformats.org/wordprocessingml/2006/main" xmlns:w14="http://schemas.microsoft.com/office/word/2010/wordml" xmlns:w15="http://schemas.microsoft.com/office/word/2012/wordml" xmlns:w16cex="http://schemas.microsoft.com/office/word/2018/wordml/cex" xmlns:w16cid="http://schemas.microsoft.com/office/word/2016/wordml/cid" xmlns:w16="http://schemas.microsoft.com/office/word/2018/wordml" xmlns:w16sdtdh="http://schemas.microsoft.com/office/word/2020/wordml/sdtdatahash" xmlns:w16se="http://schemas.microsoft.com/office/word/2015/wordml/symex" xmlns:wpg="http://schemas.microsoft.com/office/word/2010/wordprocessingGroup" xmlns:wpi="http://schemas.microsoft.com/office/word/2010/wordprocessingInk" xmlns:wne="http://schemas.microsoft.com/office/word/2006/wordml" xmlns:wps="http://schemas.microsoft.com/office/word/2010/wordprocessingShape" mc:Ignorable="w14 w15 w16se w16cid w16 w16cex w16sdtdh wp14">
-  <w:p>
-    <w:pPr>
-      <w:pStyle w:val="Header"/>
     </w:pPr>
   </w:p>
 </w:hdr>
@@ -3091,6 +4672,7 @@
     <w:rsid w:val="006D2E04"/>
     <w:rsid w:val="008238CD"/>
     <w:rsid w:val="00877898"/>
+    <w:rsid w:val="0095760B"/>
     <w:rsid w:val="009B7D9D"/>
     <w:rsid w:val="00A624F2"/>
     <w:rsid w:val="00AC7174"/>

--- a/SEM 7/SAD/Documentation/SADEXP5.docx
+++ b/SEM 7/SAD/Documentation/SADEXP5.docx
@@ -4,709 +4,4119 @@
   <w:body>
     <w:p>
       <w:pPr>
-        <w:pStyle w:val="Heading"/>
+        <w:pStyle w:val="Text"/>
+        <w:rPr>
+          <w:rFonts w:cstheme="minorHAnsi"/>
+        </w:rPr>
       </w:pPr>
       <w:r>
+        <w:rPr>
+          <w:rFonts w:cstheme="minorHAnsi"/>
+        </w:rPr>
         <w:t>Aim: To demonstrate a SQL Injection Attack</w:t>
       </w:r>
     </w:p>
     <w:p>
       <w:pPr>
+        <w:pStyle w:val="Seperator"/>
+      </w:pPr>
+    </w:p>
+    <w:p>
+      <w:pPr>
         <w:pStyle w:val="Heading"/>
       </w:pPr>
       <w:r>
-        <w:rPr>
-          <w:noProof/>
-        </w:rPr>
-        <w:drawing>
-          <wp:inline distT="0" distB="0" distL="0" distR="0" wp14:anchorId="70178FE2" wp14:editId="52F7CE3B">
-            <wp:extent cx="4781550" cy="4000500"/>
-            <wp:effectExtent l="0" t="0" r="0" b="0"/>
-            <wp:docPr id="5" name="Picture 5"/>
-            <wp:cNvGraphicFramePr>
-              <a:graphicFrameLocks xmlns:a="http://schemas.openxmlformats.org/drawingml/2006/main" noChangeAspect="1"/>
-            </wp:cNvGraphicFramePr>
-            <a:graphic xmlns:a="http://schemas.openxmlformats.org/drawingml/2006/main">
-              <a:graphicData uri="http://schemas.openxmlformats.org/drawingml/2006/picture">
-                <pic:pic xmlns:pic="http://schemas.openxmlformats.org/drawingml/2006/picture">
-                  <pic:nvPicPr>
-                    <pic:cNvPr id="1" name=""/>
-                    <pic:cNvPicPr/>
-                  </pic:nvPicPr>
-                  <pic:blipFill>
-                    <a:blip r:embed="rId9"/>
-                    <a:stretch>
-                      <a:fillRect/>
-                    </a:stretch>
-                  </pic:blipFill>
-                  <pic:spPr>
-                    <a:xfrm>
-                      <a:off x="0" y="0"/>
-                      <a:ext cx="4781550" cy="4000500"/>
-                    </a:xfrm>
-                    <a:prstGeom prst="rect">
-                      <a:avLst/>
-                    </a:prstGeom>
-                  </pic:spPr>
-                </pic:pic>
-              </a:graphicData>
-            </a:graphic>
-          </wp:inline>
-        </w:drawing>
+        <w:t>What is SQL Injection?</w:t>
       </w:r>
     </w:p>
     <w:p>
       <w:pPr>
-        <w:pStyle w:val="Heading"/>
-      </w:pPr>
-    </w:p>
-    <w:p>
-      <w:pPr>
-        <w:pStyle w:val="Heading"/>
+        <w:pStyle w:val="Text"/>
       </w:pPr>
       <w:r>
         <w:rPr>
-          <w:noProof/>
+          <w:rStyle w:val="CodeChar"/>
         </w:rPr>
-        <w:lastRenderedPageBreak/>
-        <w:drawing>
-          <wp:inline distT="0" distB="0" distL="0" distR="0" wp14:anchorId="5C85DA05" wp14:editId="1609E954">
-            <wp:extent cx="4781550" cy="4000500"/>
-            <wp:effectExtent l="0" t="0" r="0" b="0"/>
-            <wp:docPr id="6" name="Picture 6"/>
-            <wp:cNvGraphicFramePr>
-              <a:graphicFrameLocks xmlns:a="http://schemas.openxmlformats.org/drawingml/2006/main" noChangeAspect="1"/>
-            </wp:cNvGraphicFramePr>
-            <a:graphic xmlns:a="http://schemas.openxmlformats.org/drawingml/2006/main">
-              <a:graphicData uri="http://schemas.openxmlformats.org/drawingml/2006/picture">
-                <pic:pic xmlns:pic="http://schemas.openxmlformats.org/drawingml/2006/picture">
-                  <pic:nvPicPr>
-                    <pic:cNvPr id="1" name=""/>
-                    <pic:cNvPicPr/>
-                  </pic:nvPicPr>
-                  <pic:blipFill>
-                    <a:blip r:embed="rId10"/>
-                    <a:stretch>
-                      <a:fillRect/>
-                    </a:stretch>
-                  </pic:blipFill>
-                  <pic:spPr>
-                    <a:xfrm>
-                      <a:off x="0" y="0"/>
-                      <a:ext cx="4781550" cy="4000500"/>
-                    </a:xfrm>
-                    <a:prstGeom prst="rect">
-                      <a:avLst/>
-                    </a:prstGeom>
-                  </pic:spPr>
-                </pic:pic>
-              </a:graphicData>
-            </a:graphic>
-          </wp:inline>
-        </w:drawing>
+        <w:t>SQL</w:t>
+      </w:r>
+      <w:r>
+        <w:t xml:space="preserve"> Injection (</w:t>
+      </w:r>
+      <w:r>
+        <w:rPr>
+          <w:rStyle w:val="CodeChar"/>
+        </w:rPr>
+        <w:t>SQLi</w:t>
+      </w:r>
+      <w:r>
+        <w:t xml:space="preserve">) is a code injection technique where an attacker inserts malicious </w:t>
+      </w:r>
+      <w:r>
+        <w:rPr>
+          <w:rStyle w:val="CodeChar"/>
+        </w:rPr>
+        <w:t>SQL</w:t>
+      </w:r>
+      <w:r>
+        <w:t xml:space="preserve"> statements into application queries. The fundamental flaw occurs when an application builds a </w:t>
+      </w:r>
+      <w:r>
+        <w:rPr>
+          <w:rStyle w:val="CodeChar"/>
+        </w:rPr>
+        <w:t>SQL</w:t>
+      </w:r>
+      <w:r>
+        <w:t xml:space="preserve"> query by directly concatenating untrusted user input into the query string, rather than treating that input strictly as data. Because </w:t>
+      </w:r>
+      <w:r>
+        <w:rPr>
+          <w:rStyle w:val="CodeChar"/>
+        </w:rPr>
+        <w:t>SQL</w:t>
+      </w:r>
+      <w:r>
+        <w:t xml:space="preserve"> does not distinguish between "code" and "data" once they are combined into the same string, an attacker who controls part of that string can add their own clauses, operators, or subqueries and change what the database actually executes .</w:t>
       </w:r>
     </w:p>
     <w:p>
       <w:pPr>
+        <w:pStyle w:val="Seperator"/>
+      </w:pPr>
+    </w:p>
+    <w:p>
+      <w:pPr>
         <w:pStyle w:val="Heading"/>
       </w:pPr>
       <w:r>
-        <w:rPr>
-          <w:noProof/>
-        </w:rPr>
-        <w:drawing>
-          <wp:inline distT="0" distB="0" distL="0" distR="0" wp14:anchorId="765C6635" wp14:editId="51C9ECE0">
-            <wp:extent cx="4781550" cy="4000500"/>
-            <wp:effectExtent l="0" t="0" r="0" b="0"/>
-            <wp:docPr id="8" name="Picture 8"/>
-            <wp:cNvGraphicFramePr>
-              <a:graphicFrameLocks xmlns:a="http://schemas.openxmlformats.org/drawingml/2006/main" noChangeAspect="1"/>
-            </wp:cNvGraphicFramePr>
-            <a:graphic xmlns:a="http://schemas.openxmlformats.org/drawingml/2006/main">
-              <a:graphicData uri="http://schemas.openxmlformats.org/drawingml/2006/picture">
-                <pic:pic xmlns:pic="http://schemas.openxmlformats.org/drawingml/2006/picture">
-                  <pic:nvPicPr>
-                    <pic:cNvPr id="1" name=""/>
-                    <pic:cNvPicPr/>
-                  </pic:nvPicPr>
-                  <pic:blipFill>
-                    <a:blip r:embed="rId11"/>
-                    <a:stretch>
-                      <a:fillRect/>
-                    </a:stretch>
-                  </pic:blipFill>
-                  <pic:spPr>
-                    <a:xfrm>
-                      <a:off x="0" y="0"/>
-                      <a:ext cx="4781550" cy="4000500"/>
-                    </a:xfrm>
-                    <a:prstGeom prst="rect">
-                      <a:avLst/>
-                    </a:prstGeom>
-                  </pic:spPr>
-                </pic:pic>
-              </a:graphicData>
-            </a:graphic>
-          </wp:inline>
-        </w:drawing>
+        <w:t>Work</w:t>
+      </w:r>
+      <w:r>
+        <w:t>ing</w:t>
       </w:r>
     </w:p>
     <w:p>
       <w:pPr>
-        <w:pStyle w:val="Heading"/>
+        <w:pStyle w:val="Text"/>
+        <w:rPr>
+          <w:lang w:val="en-GB"/>
+        </w:rPr>
       </w:pPr>
       <w:r>
         <w:rPr>
-          <w:noProof/>
+          <w:lang w:val="en-GB"/>
         </w:rPr>
-        <w:lastRenderedPageBreak/>
-        <w:drawing>
-          <wp:inline distT="0" distB="0" distL="0" distR="0" wp14:anchorId="3F45E3D1" wp14:editId="7741A0D0">
-            <wp:extent cx="4781550" cy="4000500"/>
-            <wp:effectExtent l="0" t="0" r="0" b="0"/>
-            <wp:docPr id="9" name="Picture 9"/>
-            <wp:cNvGraphicFramePr>
-              <a:graphicFrameLocks xmlns:a="http://schemas.openxmlformats.org/drawingml/2006/main" noChangeAspect="1"/>
-            </wp:cNvGraphicFramePr>
-            <a:graphic xmlns:a="http://schemas.openxmlformats.org/drawingml/2006/main">
-              <a:graphicData uri="http://schemas.openxmlformats.org/drawingml/2006/picture">
-                <pic:pic xmlns:pic="http://schemas.openxmlformats.org/drawingml/2006/picture">
-                  <pic:nvPicPr>
-                    <pic:cNvPr id="1" name=""/>
-                    <pic:cNvPicPr/>
-                  </pic:nvPicPr>
-                  <pic:blipFill>
-                    <a:blip r:embed="rId12"/>
-                    <a:stretch>
-                      <a:fillRect/>
-                    </a:stretch>
-                  </pic:blipFill>
-                  <pic:spPr>
-                    <a:xfrm>
-                      <a:off x="0" y="0"/>
-                      <a:ext cx="4781550" cy="4000500"/>
-                    </a:xfrm>
-                    <a:prstGeom prst="rect">
-                      <a:avLst/>
-                    </a:prstGeom>
-                  </pic:spPr>
-                </pic:pic>
-              </a:graphicData>
-            </a:graphic>
-          </wp:inline>
-        </w:drawing>
+        <w:t xml:space="preserve">Web applications often construct </w:t>
+      </w:r>
+      <w:r>
+        <w:rPr>
+          <w:rStyle w:val="CodeChar"/>
+          <w:lang w:val="en-GB"/>
+        </w:rPr>
+        <w:t>SQL</w:t>
+      </w:r>
+      <w:r>
+        <w:rPr>
+          <w:lang w:val="en-GB"/>
+        </w:rPr>
+        <w:t xml:space="preserve"> queries by combining static </w:t>
+      </w:r>
+      <w:r>
+        <w:rPr>
+          <w:rStyle w:val="CodeChar"/>
+          <w:lang w:val="en-GB"/>
+        </w:rPr>
+        <w:t>SQL</w:t>
+      </w:r>
+      <w:r>
+        <w:rPr>
+          <w:lang w:val="en-GB"/>
+        </w:rPr>
+        <w:t xml:space="preserve"> with user-provided input. When applications fail to properly validate or sanitize this input, attackers can inject additional </w:t>
+      </w:r>
+      <w:r>
+        <w:rPr>
+          <w:rStyle w:val="CodeChar"/>
+          <w:lang w:val="en-GB"/>
+        </w:rPr>
+        <w:t>SQL</w:t>
+      </w:r>
+      <w:r>
+        <w:rPr>
+          <w:lang w:val="en-GB"/>
+        </w:rPr>
+        <w:t xml:space="preserve"> commands that the database executes alongside the intended query .</w:t>
       </w:r>
     </w:p>
     <w:p>
       <w:pPr>
+        <w:pStyle w:val="Seperator"/>
+      </w:pPr>
+    </w:p>
+    <w:p>
+      <w:pPr>
         <w:pStyle w:val="Heading"/>
       </w:pPr>
       <w:r>
-        <w:rPr>
-          <w:noProof/>
-        </w:rPr>
-        <w:drawing>
-          <wp:inline distT="0" distB="0" distL="0" distR="0" wp14:anchorId="7C9F82E4" wp14:editId="0E6D64CF">
-            <wp:extent cx="4781550" cy="4000500"/>
-            <wp:effectExtent l="0" t="0" r="0" b="0"/>
-            <wp:docPr id="10" name="Picture 10"/>
-            <wp:cNvGraphicFramePr>
-              <a:graphicFrameLocks xmlns:a="http://schemas.openxmlformats.org/drawingml/2006/main" noChangeAspect="1"/>
-            </wp:cNvGraphicFramePr>
-            <a:graphic xmlns:a="http://schemas.openxmlformats.org/drawingml/2006/main">
-              <a:graphicData uri="http://schemas.openxmlformats.org/drawingml/2006/picture">
-                <pic:pic xmlns:pic="http://schemas.openxmlformats.org/drawingml/2006/picture">
-                  <pic:nvPicPr>
-                    <pic:cNvPr id="1" name=""/>
-                    <pic:cNvPicPr/>
-                  </pic:nvPicPr>
-                  <pic:blipFill>
-                    <a:blip r:embed="rId13"/>
-                    <a:stretch>
-                      <a:fillRect/>
-                    </a:stretch>
-                  </pic:blipFill>
-                  <pic:spPr>
-                    <a:xfrm>
-                      <a:off x="0" y="0"/>
-                      <a:ext cx="4781550" cy="4000500"/>
-                    </a:xfrm>
-                    <a:prstGeom prst="rect">
-                      <a:avLst/>
-                    </a:prstGeom>
-                  </pic:spPr>
-                </pic:pic>
-              </a:graphicData>
-            </a:graphic>
-          </wp:inline>
-        </w:drawing>
+        <w:t>Types of SQL Injection Attacks</w:t>
       </w:r>
     </w:p>
     <w:p>
       <w:pPr>
-        <w:pStyle w:val="Heading"/>
+        <w:pStyle w:val="CList"/>
       </w:pPr>
       <w:r>
         <w:rPr>
-          <w:noProof/>
+          <w:b/>
+          <w:bCs/>
         </w:rPr>
-        <w:lastRenderedPageBreak/>
-        <w:drawing>
-          <wp:inline distT="0" distB="0" distL="0" distR="0" wp14:anchorId="62FB876F" wp14:editId="6687A488">
-            <wp:extent cx="4781550" cy="4000500"/>
-            <wp:effectExtent l="0" t="0" r="0" b="0"/>
-            <wp:docPr id="11" name="Picture 11"/>
-            <wp:cNvGraphicFramePr>
-              <a:graphicFrameLocks xmlns:a="http://schemas.openxmlformats.org/drawingml/2006/main" noChangeAspect="1"/>
-            </wp:cNvGraphicFramePr>
-            <a:graphic xmlns:a="http://schemas.openxmlformats.org/drawingml/2006/main">
-              <a:graphicData uri="http://schemas.openxmlformats.org/drawingml/2006/picture">
-                <pic:pic xmlns:pic="http://schemas.openxmlformats.org/drawingml/2006/picture">
-                  <pic:nvPicPr>
-                    <pic:cNvPr id="1" name=""/>
-                    <pic:cNvPicPr/>
-                  </pic:nvPicPr>
-                  <pic:blipFill>
-                    <a:blip r:embed="rId14"/>
-                    <a:stretch>
-                      <a:fillRect/>
-                    </a:stretch>
-                  </pic:blipFill>
-                  <pic:spPr>
-                    <a:xfrm>
-                      <a:off x="0" y="0"/>
-                      <a:ext cx="4781550" cy="4000500"/>
-                    </a:xfrm>
-                    <a:prstGeom prst="rect">
-                      <a:avLst/>
-                    </a:prstGeom>
-                  </pic:spPr>
-                </pic:pic>
-              </a:graphicData>
-            </a:graphic>
-          </wp:inline>
-        </w:drawing>
+        <w:t>In-Band Injection</w:t>
+      </w:r>
+      <w:r>
+        <w:t xml:space="preserve">: The attacker sends a payload and reads the result directly in the application's response. This includes </w:t>
+      </w:r>
+      <w:r>
+        <w:rPr>
+          <w:rStyle w:val="CodeChar"/>
+        </w:rPr>
+        <w:t>UNION</w:t>
+      </w:r>
+      <w:r>
+        <w:t xml:space="preserve">-based injection (appending a second </w:t>
+      </w:r>
+      <w:r>
+        <w:rPr>
+          <w:rStyle w:val="CodeChar"/>
+        </w:rPr>
+        <w:t>SELECT</w:t>
+      </w:r>
+      <w:r>
+        <w:t xml:space="preserve"> to pull data from unrelated tables) and error-based injection (leaking database structure through verbose error messages) .</w:t>
       </w:r>
     </w:p>
     <w:p>
       <w:pPr>
-        <w:pStyle w:val="Heading"/>
+        <w:pStyle w:val="CList"/>
       </w:pPr>
       <w:r>
         <w:rPr>
-          <w:noProof/>
+          <w:b/>
+          <w:bCs/>
         </w:rPr>
-        <w:drawing>
-          <wp:inline distT="0" distB="0" distL="0" distR="0" wp14:anchorId="104506B0" wp14:editId="431E3799">
-            <wp:extent cx="4781550" cy="4000500"/>
-            <wp:effectExtent l="0" t="0" r="0" b="0"/>
-            <wp:docPr id="13" name="Picture 13"/>
-            <wp:cNvGraphicFramePr>
-              <a:graphicFrameLocks xmlns:a="http://schemas.openxmlformats.org/drawingml/2006/main" noChangeAspect="1"/>
-            </wp:cNvGraphicFramePr>
-            <a:graphic xmlns:a="http://schemas.openxmlformats.org/drawingml/2006/main">
-              <a:graphicData uri="http://schemas.openxmlformats.org/drawingml/2006/picture">
-                <pic:pic xmlns:pic="http://schemas.openxmlformats.org/drawingml/2006/picture">
-                  <pic:nvPicPr>
-                    <pic:cNvPr id="1" name=""/>
-                    <pic:cNvPicPr/>
-                  </pic:nvPicPr>
-                  <pic:blipFill>
-                    <a:blip r:embed="rId15"/>
-                    <a:stretch>
-                      <a:fillRect/>
-                    </a:stretch>
-                  </pic:blipFill>
-                  <pic:spPr>
-                    <a:xfrm>
-                      <a:off x="0" y="0"/>
-                      <a:ext cx="4781550" cy="4000500"/>
-                    </a:xfrm>
-                    <a:prstGeom prst="rect">
-                      <a:avLst/>
-                    </a:prstGeom>
-                  </pic:spPr>
-                </pic:pic>
-              </a:graphicData>
-            </a:graphic>
-          </wp:inline>
-        </w:drawing>
+        <w:t>Blind (Inferential) Injection</w:t>
+      </w:r>
+      <w:r>
+        <w:t xml:space="preserve">: Produces no visible output, so attackers rely on </w:t>
+      </w:r>
+      <w:r>
+        <w:rPr>
+          <w:rStyle w:val="CodeChar"/>
+        </w:rPr>
+        <w:t>boolean</w:t>
+      </w:r>
+      <w:r>
+        <w:t xml:space="preserve">-based queries that flip a page's behavior true/false, or time-based queries that use functions like </w:t>
+      </w:r>
+      <w:r>
+        <w:rPr>
+          <w:rStyle w:val="CodeChar"/>
+        </w:rPr>
+        <w:t>SLEEP()</w:t>
+      </w:r>
+      <w:r>
+        <w:t xml:space="preserve"> to measure response delay and confirm conditions indirectly .</w:t>
       </w:r>
     </w:p>
     <w:p>
       <w:pPr>
-        <w:pStyle w:val="Seperator"/>
-      </w:pPr>
-    </w:p>
-    <w:p>
-      <w:pPr>
-        <w:pStyle w:val="Text"/>
+        <w:pStyle w:val="CList"/>
       </w:pPr>
       <w:r>
         <w:rPr>
-          <w:noProof/>
+          <w:b/>
+          <w:bCs/>
         </w:rPr>
-        <w:lastRenderedPageBreak/>
-        <w:drawing>
-          <wp:inline distT="0" distB="0" distL="0" distR="0" wp14:anchorId="2AB07B2B" wp14:editId="4F71DA2A">
-            <wp:extent cx="5019675" cy="3629025"/>
-            <wp:effectExtent l="0" t="0" r="9525" b="9525"/>
-            <wp:docPr id="1" name="Picture 1"/>
-            <wp:cNvGraphicFramePr>
-              <a:graphicFrameLocks xmlns:a="http://schemas.openxmlformats.org/drawingml/2006/main" noChangeAspect="1"/>
-            </wp:cNvGraphicFramePr>
-            <a:graphic xmlns:a="http://schemas.openxmlformats.org/drawingml/2006/main">
-              <a:graphicData uri="http://schemas.openxmlformats.org/drawingml/2006/picture">
-                <pic:pic xmlns:pic="http://schemas.openxmlformats.org/drawingml/2006/picture">
-                  <pic:nvPicPr>
-                    <pic:cNvPr id="1" name=""/>
-                    <pic:cNvPicPr/>
-                  </pic:nvPicPr>
-                  <pic:blipFill>
-                    <a:blip r:embed="rId16"/>
-                    <a:stretch>
-                      <a:fillRect/>
-                    </a:stretch>
-                  </pic:blipFill>
-                  <pic:spPr>
-                    <a:xfrm>
-                      <a:off x="0" y="0"/>
-                      <a:ext cx="5019675" cy="3629025"/>
-                    </a:xfrm>
-                    <a:prstGeom prst="rect">
-                      <a:avLst/>
-                    </a:prstGeom>
-                  </pic:spPr>
-                </pic:pic>
-              </a:graphicData>
-            </a:graphic>
-          </wp:inline>
-        </w:drawing>
+        <w:t>Out-of-Band Injection</w:t>
+      </w:r>
+      <w:r>
+        <w:t xml:space="preserve">: Exfiltrates data through a separate channel, such as forcing the database server to make a </w:t>
+      </w:r>
+      <w:r>
+        <w:rPr>
+          <w:rStyle w:val="CodeChar"/>
+        </w:rPr>
+        <w:t>DNS</w:t>
+      </w:r>
+      <w:r>
+        <w:t xml:space="preserve"> lookup or </w:t>
+      </w:r>
+      <w:r>
+        <w:rPr>
+          <w:rStyle w:val="CodeChar"/>
+        </w:rPr>
+        <w:t>HTTP</w:t>
+      </w:r>
+      <w:r>
+        <w:t xml:space="preserve"> request containing stolen data to an attacker-controlled domain .</w:t>
       </w:r>
     </w:p>
     <w:p>
       <w:pPr>
-        <w:pStyle w:val="Text"/>
+        <w:pStyle w:val="Seperator"/>
       </w:pPr>
     </w:p>
     <w:p>
       <w:pPr>
-        <w:pStyle w:val="Text"/>
+        <w:pStyle w:val="Heading"/>
       </w:pPr>
       <w:r>
-        <w:rPr>
-          <w:noProof/>
-        </w:rPr>
-        <w:drawing>
-          <wp:inline distT="0" distB="0" distL="0" distR="0" wp14:anchorId="7E9D2BF5" wp14:editId="6EAC420C">
-            <wp:extent cx="4781550" cy="4000500"/>
-            <wp:effectExtent l="0" t="0" r="0" b="0"/>
-            <wp:docPr id="2" name="Picture 2"/>
-            <wp:cNvGraphicFramePr>
-              <a:graphicFrameLocks xmlns:a="http://schemas.openxmlformats.org/drawingml/2006/main" noChangeAspect="1"/>
-            </wp:cNvGraphicFramePr>
-            <a:graphic xmlns:a="http://schemas.openxmlformats.org/drawingml/2006/main">
-              <a:graphicData uri="http://schemas.openxmlformats.org/drawingml/2006/picture">
-                <pic:pic xmlns:pic="http://schemas.openxmlformats.org/drawingml/2006/picture">
-                  <pic:nvPicPr>
-                    <pic:cNvPr id="1" name=""/>
-                    <pic:cNvPicPr/>
-                  </pic:nvPicPr>
-                  <pic:blipFill>
-                    <a:blip r:embed="rId17"/>
-                    <a:stretch>
-                      <a:fillRect/>
-                    </a:stretch>
-                  </pic:blipFill>
-                  <pic:spPr>
-                    <a:xfrm>
-                      <a:off x="0" y="0"/>
-                      <a:ext cx="4781550" cy="4000500"/>
-                    </a:xfrm>
-                    <a:prstGeom prst="rect">
-                      <a:avLst/>
-                    </a:prstGeom>
-                  </pic:spPr>
-                </pic:pic>
-              </a:graphicData>
-            </a:graphic>
-          </wp:inline>
-        </w:drawing>
+        <w:t>SQL injection vulnerabilities enable attackers to perform unauthorized actions :</w:t>
       </w:r>
     </w:p>
     <w:p>
       <w:pPr>
-        <w:pStyle w:val="Text"/>
+        <w:pStyle w:val="CList"/>
       </w:pPr>
       <w:r>
         <w:rPr>
-          <w:noProof/>
+          <w:b/>
+          <w:bCs/>
         </w:rPr>
-        <w:lastRenderedPageBreak/>
-        <w:drawing>
-          <wp:inline distT="0" distB="0" distL="0" distR="0" wp14:anchorId="5B5274DE" wp14:editId="7F040A3A">
-            <wp:extent cx="6188710" cy="4011295"/>
-            <wp:effectExtent l="0" t="0" r="2540" b="8255"/>
-            <wp:docPr id="14" name="Picture 14"/>
-            <wp:cNvGraphicFramePr>
-              <a:graphicFrameLocks xmlns:a="http://schemas.openxmlformats.org/drawingml/2006/main" noChangeAspect="1"/>
-            </wp:cNvGraphicFramePr>
-            <a:graphic xmlns:a="http://schemas.openxmlformats.org/drawingml/2006/main">
-              <a:graphicData uri="http://schemas.openxmlformats.org/drawingml/2006/picture">
-                <pic:pic xmlns:pic="http://schemas.openxmlformats.org/drawingml/2006/picture">
-                  <pic:nvPicPr>
-                    <pic:cNvPr id="1" name=""/>
-                    <pic:cNvPicPr/>
-                  </pic:nvPicPr>
-                  <pic:blipFill>
-                    <a:blip r:embed="rId18"/>
-                    <a:stretch>
-                      <a:fillRect/>
-                    </a:stretch>
-                  </pic:blipFill>
-                  <pic:spPr>
-                    <a:xfrm>
-                      <a:off x="0" y="0"/>
-                      <a:ext cx="6188710" cy="4011295"/>
-                    </a:xfrm>
-                    <a:prstGeom prst="rect">
-                      <a:avLst/>
-                    </a:prstGeom>
-                  </pic:spPr>
-                </pic:pic>
-              </a:graphicData>
-            </a:graphic>
-          </wp:inline>
-        </w:drawing>
+        <w:t>Bypass authentication and authorization</w:t>
+      </w:r>
+      <w:r>
+        <w:t>: Circumvent login mechanisms to access accounts without valid credentials or elevate privileges to gain administrative access .</w:t>
       </w:r>
     </w:p>
     <w:p>
       <w:pPr>
-        <w:pStyle w:val="Text"/>
+        <w:pStyle w:val="CList"/>
       </w:pPr>
       <w:r>
         <w:rPr>
-          <w:noProof/>
+          <w:b/>
+          <w:bCs/>
         </w:rPr>
-        <w:drawing>
-          <wp:inline distT="0" distB="0" distL="0" distR="0" wp14:anchorId="5F90D21E" wp14:editId="53D6234A">
-            <wp:extent cx="6188710" cy="4011295"/>
-            <wp:effectExtent l="0" t="0" r="2540" b="8255"/>
-            <wp:docPr id="15" name="Picture 15"/>
-            <wp:cNvGraphicFramePr>
-              <a:graphicFrameLocks xmlns:a="http://schemas.openxmlformats.org/drawingml/2006/main" noChangeAspect="1"/>
-            </wp:cNvGraphicFramePr>
-            <a:graphic xmlns:a="http://schemas.openxmlformats.org/drawingml/2006/main">
-              <a:graphicData uri="http://schemas.openxmlformats.org/drawingml/2006/picture">
-                <pic:pic xmlns:pic="http://schemas.openxmlformats.org/drawingml/2006/picture">
-                  <pic:nvPicPr>
-                    <pic:cNvPr id="1" name=""/>
-                    <pic:cNvPicPr/>
-                  </pic:nvPicPr>
-                  <pic:blipFill>
-                    <a:blip r:embed="rId19"/>
-                    <a:stretch>
-                      <a:fillRect/>
-                    </a:stretch>
-                  </pic:blipFill>
-                  <pic:spPr>
-                    <a:xfrm>
-                      <a:off x="0" y="0"/>
-                      <a:ext cx="6188710" cy="4011295"/>
-                    </a:xfrm>
-                    <a:prstGeom prst="rect">
-                      <a:avLst/>
-                    </a:prstGeom>
-                  </pic:spPr>
-                </pic:pic>
-              </a:graphicData>
-            </a:graphic>
-          </wp:inline>
-        </w:drawing>
+        <w:t>Retrieve entire database contents</w:t>
+      </w:r>
+      <w:r>
+        <w:t>: Extract all data including customer information, personal data, trade secrets, intellectual property, and confidential business information .</w:t>
       </w:r>
     </w:p>
     <w:p>
       <w:pPr>
-        <w:pStyle w:val="Text"/>
+        <w:pStyle w:val="CList"/>
       </w:pPr>
       <w:r>
         <w:rPr>
-          <w:noProof/>
+          <w:b/>
+          <w:bCs/>
         </w:rPr>
-        <w:lastRenderedPageBreak/>
-        <w:drawing>
-          <wp:inline distT="0" distB="0" distL="0" distR="0" wp14:anchorId="7B99ADEA" wp14:editId="310AB113">
-            <wp:extent cx="6188710" cy="3352165"/>
-            <wp:effectExtent l="0" t="0" r="2540" b="635"/>
-            <wp:docPr id="16" name="Picture 16"/>
-            <wp:cNvGraphicFramePr>
-              <a:graphicFrameLocks xmlns:a="http://schemas.openxmlformats.org/drawingml/2006/main" noChangeAspect="1"/>
-            </wp:cNvGraphicFramePr>
-            <a:graphic xmlns:a="http://schemas.openxmlformats.org/drawingml/2006/main">
-              <a:graphicData uri="http://schemas.openxmlformats.org/drawingml/2006/picture">
-                <pic:pic xmlns:pic="http://schemas.openxmlformats.org/drawingml/2006/picture">
-                  <pic:nvPicPr>
-                    <pic:cNvPr id="1" name=""/>
-                    <pic:cNvPicPr/>
-                  </pic:nvPicPr>
-                  <pic:blipFill>
-                    <a:blip r:embed="rId20"/>
-                    <a:stretch>
-                      <a:fillRect/>
-                    </a:stretch>
-                  </pic:blipFill>
-                  <pic:spPr>
-                    <a:xfrm>
-                      <a:off x="0" y="0"/>
-                      <a:ext cx="6188710" cy="3352165"/>
-                    </a:xfrm>
-                    <a:prstGeom prst="rect">
-                      <a:avLst/>
-                    </a:prstGeom>
-                  </pic:spPr>
-                </pic:pic>
-              </a:graphicData>
-            </a:graphic>
-          </wp:inline>
-        </w:drawing>
+        <w:t>Modify or delete database records</w:t>
+      </w:r>
+      <w:r>
+        <w:t>: Insert, update, or delete records—adding new administrative accounts, modifying prices in e-commerce systems, or deleting audit logs to cover tracks .</w:t>
       </w:r>
     </w:p>
     <w:p>
       <w:pPr>
-        <w:pStyle w:val="Text"/>
-      </w:pPr>
-    </w:p>
-    <w:p>
-      <w:pPr>
-        <w:pStyle w:val="Text"/>
+        <w:pStyle w:val="CList"/>
       </w:pPr>
       <w:r>
-        <w:drawing>
-          <wp:inline distT="0" distB="0" distL="0" distR="0" wp14:anchorId="7D639D91" wp14:editId="6B1A2090">
-            <wp:extent cx="6188710" cy="1701800"/>
-            <wp:effectExtent l="0" t="0" r="2540" b="0"/>
-            <wp:docPr id="17" name="Picture 17"/>
-            <wp:cNvGraphicFramePr>
-              <a:graphicFrameLocks xmlns:a="http://schemas.openxmlformats.org/drawingml/2006/main" noChangeAspect="1"/>
-            </wp:cNvGraphicFramePr>
-            <a:graphic xmlns:a="http://schemas.openxmlformats.org/drawingml/2006/main">
-              <a:graphicData uri="http://schemas.openxmlformats.org/drawingml/2006/picture">
-                <pic:pic xmlns:pic="http://schemas.openxmlformats.org/drawingml/2006/picture">
-                  <pic:nvPicPr>
-                    <pic:cNvPr id="1" name=""/>
-                    <pic:cNvPicPr/>
-                  </pic:nvPicPr>
-                  <pic:blipFill>
-                    <a:blip r:embed="rId21"/>
-                    <a:stretch>
-                      <a:fillRect/>
-                    </a:stretch>
-                  </pic:blipFill>
-                  <pic:spPr>
-                    <a:xfrm>
-                      <a:off x="0" y="0"/>
-                      <a:ext cx="6188710" cy="1701800"/>
-                    </a:xfrm>
-                    <a:prstGeom prst="rect">
-                      <a:avLst/>
-                    </a:prstGeom>
-                  </pic:spPr>
-                </pic:pic>
-              </a:graphicData>
-            </a:graphic>
-          </wp:inline>
-        </w:drawing>
+        <w:rPr>
+          <w:b/>
+          <w:bCs/>
+        </w:rPr>
+        <w:t>Execute operating system commands</w:t>
+      </w:r>
+      <w:r>
+        <w:t>: In some configurations, attackers can execute commands on the underlying operating system, leading to complete server compromise .</w:t>
       </w:r>
     </w:p>
     <w:p>
       <w:pPr>
-        <w:pStyle w:val="Text"/>
+        <w:pStyle w:val="CList"/>
       </w:pPr>
       <w:r>
         <w:rPr>
-          <w:noProof/>
+          <w:b/>
+          <w:bCs/>
         </w:rPr>
-        <w:lastRenderedPageBreak/>
-        <w:drawing>
-          <wp:inline distT="0" distB="0" distL="0" distR="0" wp14:anchorId="65B7D93C" wp14:editId="255BBBBC">
-            <wp:extent cx="6188710" cy="3352165"/>
-            <wp:effectExtent l="0" t="0" r="2540" b="635"/>
-            <wp:docPr id="18" name="Picture 18"/>
-            <wp:cNvGraphicFramePr>
-              <a:graphicFrameLocks xmlns:a="http://schemas.openxmlformats.org/drawingml/2006/main" noChangeAspect="1"/>
-            </wp:cNvGraphicFramePr>
-            <a:graphic xmlns:a="http://schemas.openxmlformats.org/drawingml/2006/main">
-              <a:graphicData uri="http://schemas.openxmlformats.org/drawingml/2006/picture">
-                <pic:pic xmlns:pic="http://schemas.openxmlformats.org/drawingml/2006/picture">
-                  <pic:nvPicPr>
-                    <pic:cNvPr id="1" name=""/>
-                    <pic:cNvPicPr/>
-                  </pic:nvPicPr>
-                  <pic:blipFill>
-                    <a:blip r:embed="rId22"/>
-                    <a:stretch>
-                      <a:fillRect/>
-                    </a:stretch>
-                  </pic:blipFill>
-                  <pic:spPr>
-                    <a:xfrm>
-                      <a:off x="0" y="0"/>
-                      <a:ext cx="6188710" cy="3352165"/>
-                    </a:xfrm>
-                    <a:prstGeom prst="rect">
-                      <a:avLst/>
-                    </a:prstGeom>
-                  </pic:spPr>
-                </pic:pic>
-              </a:graphicData>
-            </a:graphic>
-          </wp:inline>
-        </w:drawing>
+        <w:t>Perform denial of service</w:t>
+      </w:r>
+      <w:r>
+        <w:t>: Craft queries that consume excessive resources, making the application unavailable to legitimate users .</w:t>
       </w:r>
     </w:p>
     <w:p>
       <w:pPr>
         <w:pStyle w:val="Text"/>
       </w:pPr>
+    </w:p>
+    <w:p>
+      <w:pPr>
+        <w:pStyle w:val="Seperator"/>
+      </w:pPr>
+    </w:p>
+    <w:tbl>
+      <w:tblPr>
+        <w:tblStyle w:val="TableGrid"/>
+        <w:tblW w:w="0" w:type="auto"/>
+        <w:tblLayout w:type="fixed"/>
+        <w:tblCellMar>
+          <w:top w:w="142" w:type="dxa"/>
+          <w:left w:w="142" w:type="dxa"/>
+          <w:bottom w:w="142" w:type="dxa"/>
+          <w:right w:w="142" w:type="dxa"/>
+        </w:tblCellMar>
+        <w:tblLook w:val="04A0" w:firstRow="1" w:lastRow="0" w:firstColumn="1" w:lastColumn="0" w:noHBand="0" w:noVBand="1"/>
+      </w:tblPr>
+      <w:tblGrid>
+        <w:gridCol w:w="704"/>
+        <w:gridCol w:w="7088"/>
+        <w:gridCol w:w="1944"/>
+      </w:tblGrid>
+      <w:tr>
+        <w:tc>
+          <w:tcPr>
+            <w:tcW w:w="704" w:type="dxa"/>
+            <w:vAlign w:val="center"/>
+          </w:tcPr>
+          <w:p>
+            <w:pPr>
+              <w:pStyle w:val="Text"/>
+              <w:jc w:val="center"/>
+              <w:rPr>
+                <w:rFonts w:cstheme="minorHAnsi"/>
+              </w:rPr>
+            </w:pPr>
+            <w:r>
+              <w:rPr>
+                <w:rFonts w:cstheme="minorHAnsi"/>
+              </w:rPr>
+              <w:lastRenderedPageBreak/>
+              <w:t>Step No.</w:t>
+            </w:r>
+          </w:p>
+        </w:tc>
+        <w:tc>
+          <w:tcPr>
+            <w:tcW w:w="7088" w:type="dxa"/>
+            <w:vAlign w:val="center"/>
+          </w:tcPr>
+          <w:p>
+            <w:pPr>
+              <w:pStyle w:val="Text"/>
+              <w:rPr>
+                <w:rFonts w:cstheme="minorHAnsi"/>
+              </w:rPr>
+            </w:pPr>
+            <w:r>
+              <w:rPr>
+                <w:rFonts w:cstheme="minorHAnsi"/>
+              </w:rPr>
+              <w:t>Image</w:t>
+            </w:r>
+          </w:p>
+        </w:tc>
+        <w:tc>
+          <w:tcPr>
+            <w:tcW w:w="1944" w:type="dxa"/>
+            <w:vAlign w:val="center"/>
+          </w:tcPr>
+          <w:p>
+            <w:pPr>
+              <w:pStyle w:val="Text"/>
+              <w:rPr>
+                <w:rFonts w:cstheme="minorHAnsi"/>
+              </w:rPr>
+            </w:pPr>
+            <w:r>
+              <w:rPr>
+                <w:rFonts w:cstheme="minorHAnsi"/>
+              </w:rPr>
+              <w:t>Action</w:t>
+            </w:r>
+          </w:p>
+        </w:tc>
+      </w:tr>
+      <w:tr>
+        <w:tc>
+          <w:tcPr>
+            <w:tcW w:w="704" w:type="dxa"/>
+            <w:vAlign w:val="center"/>
+          </w:tcPr>
+          <w:p>
+            <w:pPr>
+              <w:pStyle w:val="Text"/>
+              <w:jc w:val="center"/>
+              <w:rPr>
+                <w:rFonts w:cstheme="minorHAnsi"/>
+              </w:rPr>
+            </w:pPr>
+            <w:r>
+              <w:rPr>
+                <w:rFonts w:cstheme="minorHAnsi"/>
+              </w:rPr>
+              <w:t>1</w:t>
+            </w:r>
+          </w:p>
+        </w:tc>
+        <w:tc>
+          <w:tcPr>
+            <w:tcW w:w="7088" w:type="dxa"/>
+            <w:vAlign w:val="center"/>
+          </w:tcPr>
+          <w:p>
+            <w:pPr>
+              <w:pStyle w:val="Text"/>
+              <w:rPr>
+                <w:rFonts w:cstheme="minorHAnsi"/>
+              </w:rPr>
+            </w:pPr>
+            <w:r>
+              <w:rPr>
+                <w:rFonts w:cstheme="minorHAnsi"/>
+                <w:noProof/>
+              </w:rPr>
+              <w:drawing>
+                <wp:inline distT="0" distB="0" distL="0" distR="0" wp14:anchorId="5B7FD629" wp14:editId="27634DB7">
+                  <wp:extent cx="2796858" cy="2340000"/>
+                  <wp:effectExtent l="0" t="0" r="3810" b="3175"/>
+                  <wp:docPr id="5" name="Picture 5"/>
+                  <wp:cNvGraphicFramePr>
+                    <a:graphicFrameLocks xmlns:a="http://schemas.openxmlformats.org/drawingml/2006/main" noChangeAspect="1"/>
+                  </wp:cNvGraphicFramePr>
+                  <a:graphic xmlns:a="http://schemas.openxmlformats.org/drawingml/2006/main">
+                    <a:graphicData uri="http://schemas.openxmlformats.org/drawingml/2006/picture">
+                      <pic:pic xmlns:pic="http://schemas.openxmlformats.org/drawingml/2006/picture">
+                        <pic:nvPicPr>
+                          <pic:cNvPr id="1" name=""/>
+                          <pic:cNvPicPr/>
+                        </pic:nvPicPr>
+                        <pic:blipFill>
+                          <a:blip r:embed="rId9"/>
+                          <a:stretch>
+                            <a:fillRect/>
+                          </a:stretch>
+                        </pic:blipFill>
+                        <pic:spPr>
+                          <a:xfrm>
+                            <a:off x="0" y="0"/>
+                            <a:ext cx="2796858" cy="2340000"/>
+                          </a:xfrm>
+                          <a:prstGeom prst="rect">
+                            <a:avLst/>
+                          </a:prstGeom>
+                        </pic:spPr>
+                      </pic:pic>
+                    </a:graphicData>
+                  </a:graphic>
+                </wp:inline>
+              </w:drawing>
+            </w:r>
+          </w:p>
+        </w:tc>
+        <w:tc>
+          <w:tcPr>
+            <w:tcW w:w="1944" w:type="dxa"/>
+            <w:vAlign w:val="center"/>
+          </w:tcPr>
+          <w:p>
+            <w:pPr>
+              <w:pStyle w:val="Text"/>
+              <w:rPr>
+                <w:rFonts w:cstheme="minorHAnsi"/>
+              </w:rPr>
+            </w:pPr>
+            <w:r>
+              <w:rPr>
+                <w:rFonts w:cstheme="minorHAnsi"/>
+              </w:rPr>
+              <w:t>Launching the XAMPP Setup Wizard</w:t>
+            </w:r>
+          </w:p>
+        </w:tc>
+      </w:tr>
+      <w:tr>
+        <w:tc>
+          <w:tcPr>
+            <w:tcW w:w="704" w:type="dxa"/>
+            <w:vAlign w:val="center"/>
+          </w:tcPr>
+          <w:p>
+            <w:pPr>
+              <w:pStyle w:val="Text"/>
+              <w:jc w:val="center"/>
+              <w:rPr>
+                <w:rFonts w:cstheme="minorHAnsi"/>
+              </w:rPr>
+            </w:pPr>
+            <w:r>
+              <w:rPr>
+                <w:rFonts w:cstheme="minorHAnsi"/>
+              </w:rPr>
+              <w:t>2</w:t>
+            </w:r>
+          </w:p>
+        </w:tc>
+        <w:tc>
+          <w:tcPr>
+            <w:tcW w:w="7088" w:type="dxa"/>
+            <w:vAlign w:val="center"/>
+          </w:tcPr>
+          <w:p>
+            <w:pPr>
+              <w:pStyle w:val="Text"/>
+              <w:rPr>
+                <w:rFonts w:cstheme="minorHAnsi"/>
+              </w:rPr>
+            </w:pPr>
+            <w:r>
+              <w:rPr>
+                <w:rFonts w:cstheme="minorHAnsi"/>
+                <w:noProof/>
+              </w:rPr>
+              <w:drawing>
+                <wp:inline distT="0" distB="0" distL="0" distR="0" wp14:anchorId="7D3D8E99" wp14:editId="53909C3D">
+                  <wp:extent cx="2796858" cy="2340000"/>
+                  <wp:effectExtent l="0" t="0" r="3810" b="3175"/>
+                  <wp:docPr id="6" name="Picture 6"/>
+                  <wp:cNvGraphicFramePr>
+                    <a:graphicFrameLocks xmlns:a="http://schemas.openxmlformats.org/drawingml/2006/main" noChangeAspect="1"/>
+                  </wp:cNvGraphicFramePr>
+                  <a:graphic xmlns:a="http://schemas.openxmlformats.org/drawingml/2006/main">
+                    <a:graphicData uri="http://schemas.openxmlformats.org/drawingml/2006/picture">
+                      <pic:pic xmlns:pic="http://schemas.openxmlformats.org/drawingml/2006/picture">
+                        <pic:nvPicPr>
+                          <pic:cNvPr id="1" name=""/>
+                          <pic:cNvPicPr/>
+                        </pic:nvPicPr>
+                        <pic:blipFill>
+                          <a:blip r:embed="rId10"/>
+                          <a:stretch>
+                            <a:fillRect/>
+                          </a:stretch>
+                        </pic:blipFill>
+                        <pic:spPr>
+                          <a:xfrm>
+                            <a:off x="0" y="0"/>
+                            <a:ext cx="2796858" cy="2340000"/>
+                          </a:xfrm>
+                          <a:prstGeom prst="rect">
+                            <a:avLst/>
+                          </a:prstGeom>
+                        </pic:spPr>
+                      </pic:pic>
+                    </a:graphicData>
+                  </a:graphic>
+                </wp:inline>
+              </w:drawing>
+            </w:r>
+          </w:p>
+        </w:tc>
+        <w:tc>
+          <w:tcPr>
+            <w:tcW w:w="1944" w:type="dxa"/>
+            <w:vAlign w:val="center"/>
+          </w:tcPr>
+          <w:p>
+            <w:pPr>
+              <w:pStyle w:val="Text"/>
+              <w:rPr>
+                <w:rFonts w:cstheme="minorHAnsi"/>
+              </w:rPr>
+            </w:pPr>
+            <w:r>
+              <w:rPr>
+                <w:rFonts w:cstheme="minorHAnsi"/>
+              </w:rPr>
+              <w:t>Selecting Required components such as Apache, MySQL, PHP, and phpMyAdmin are selected for installation.</w:t>
+            </w:r>
+          </w:p>
+        </w:tc>
+      </w:tr>
+      <w:tr>
+        <w:tc>
+          <w:tcPr>
+            <w:tcW w:w="704" w:type="dxa"/>
+            <w:vAlign w:val="center"/>
+          </w:tcPr>
+          <w:p>
+            <w:pPr>
+              <w:pStyle w:val="Text"/>
+              <w:jc w:val="center"/>
+              <w:rPr>
+                <w:rFonts w:cstheme="minorHAnsi"/>
+              </w:rPr>
+            </w:pPr>
+            <w:r>
+              <w:rPr>
+                <w:rFonts w:cstheme="minorHAnsi"/>
+              </w:rPr>
+              <w:t>3</w:t>
+            </w:r>
+          </w:p>
+        </w:tc>
+        <w:tc>
+          <w:tcPr>
+            <w:tcW w:w="7088" w:type="dxa"/>
+            <w:vAlign w:val="center"/>
+          </w:tcPr>
+          <w:p>
+            <w:pPr>
+              <w:pStyle w:val="Text"/>
+              <w:rPr>
+                <w:rFonts w:cstheme="minorHAnsi"/>
+              </w:rPr>
+            </w:pPr>
+            <w:r>
+              <w:rPr>
+                <w:rFonts w:cstheme="minorHAnsi"/>
+                <w:noProof/>
+              </w:rPr>
+              <w:drawing>
+                <wp:inline distT="0" distB="0" distL="0" distR="0" wp14:anchorId="2E0B1B36" wp14:editId="655AA33E">
+                  <wp:extent cx="2904429" cy="2430000"/>
+                  <wp:effectExtent l="0" t="0" r="0" b="8890"/>
+                  <wp:docPr id="8" name="Picture 8"/>
+                  <wp:cNvGraphicFramePr>
+                    <a:graphicFrameLocks xmlns:a="http://schemas.openxmlformats.org/drawingml/2006/main" noChangeAspect="1"/>
+                  </wp:cNvGraphicFramePr>
+                  <a:graphic xmlns:a="http://schemas.openxmlformats.org/drawingml/2006/main">
+                    <a:graphicData uri="http://schemas.openxmlformats.org/drawingml/2006/picture">
+                      <pic:pic xmlns:pic="http://schemas.openxmlformats.org/drawingml/2006/picture">
+                        <pic:nvPicPr>
+                          <pic:cNvPr id="1" name=""/>
+                          <pic:cNvPicPr/>
+                        </pic:nvPicPr>
+                        <pic:blipFill>
+                          <a:blip r:embed="rId11"/>
+                          <a:stretch>
+                            <a:fillRect/>
+                          </a:stretch>
+                        </pic:blipFill>
+                        <pic:spPr>
+                          <a:xfrm>
+                            <a:off x="0" y="0"/>
+                            <a:ext cx="2904429" cy="2430000"/>
+                          </a:xfrm>
+                          <a:prstGeom prst="rect">
+                            <a:avLst/>
+                          </a:prstGeom>
+                        </pic:spPr>
+                      </pic:pic>
+                    </a:graphicData>
+                  </a:graphic>
+                </wp:inline>
+              </w:drawing>
+            </w:r>
+          </w:p>
+        </w:tc>
+        <w:tc>
+          <w:tcPr>
+            <w:tcW w:w="1944" w:type="dxa"/>
+            <w:vAlign w:val="center"/>
+          </w:tcPr>
+          <w:p>
+            <w:pPr>
+              <w:pStyle w:val="Text"/>
+              <w:rPr>
+                <w:rFonts w:cstheme="minorHAnsi"/>
+              </w:rPr>
+            </w:pPr>
+            <w:r>
+              <w:rPr>
+                <w:rFonts w:cstheme="minorHAnsi"/>
+              </w:rPr>
+              <w:t>Choosing the Installation Directory: The installation folder (C:\xampp2) is specified for XAMPP.</w:t>
+            </w:r>
+          </w:p>
+          <w:p>
+            <w:pPr>
+              <w:pStyle w:val="Text"/>
+              <w:rPr>
+                <w:rFonts w:cstheme="minorHAnsi"/>
+              </w:rPr>
+            </w:pPr>
+          </w:p>
+        </w:tc>
+      </w:tr>
+      <w:tr>
+        <w:tc>
+          <w:tcPr>
+            <w:tcW w:w="704" w:type="dxa"/>
+            <w:vAlign w:val="center"/>
+          </w:tcPr>
+          <w:p>
+            <w:pPr>
+              <w:pStyle w:val="Text"/>
+              <w:jc w:val="center"/>
+              <w:rPr>
+                <w:rFonts w:cstheme="minorHAnsi"/>
+              </w:rPr>
+            </w:pPr>
+            <w:r>
+              <w:rPr>
+                <w:rFonts w:cstheme="minorHAnsi"/>
+              </w:rPr>
+              <w:lastRenderedPageBreak/>
+              <w:t>4</w:t>
+            </w:r>
+          </w:p>
+        </w:tc>
+        <w:tc>
+          <w:tcPr>
+            <w:tcW w:w="7088" w:type="dxa"/>
+            <w:vAlign w:val="center"/>
+          </w:tcPr>
+          <w:p>
+            <w:pPr>
+              <w:pStyle w:val="Text"/>
+              <w:rPr>
+                <w:rFonts w:cstheme="minorHAnsi"/>
+              </w:rPr>
+            </w:pPr>
+            <w:r>
+              <w:rPr>
+                <w:rFonts w:cstheme="minorHAnsi"/>
+                <w:noProof/>
+              </w:rPr>
+              <w:drawing>
+                <wp:inline distT="0" distB="0" distL="0" distR="0" wp14:anchorId="12AE716B" wp14:editId="04BEED42">
+                  <wp:extent cx="3184113" cy="2664000"/>
+                  <wp:effectExtent l="0" t="0" r="0" b="3175"/>
+                  <wp:docPr id="9" name="Picture 9"/>
+                  <wp:cNvGraphicFramePr>
+                    <a:graphicFrameLocks xmlns:a="http://schemas.openxmlformats.org/drawingml/2006/main" noChangeAspect="1"/>
+                  </wp:cNvGraphicFramePr>
+                  <a:graphic xmlns:a="http://schemas.openxmlformats.org/drawingml/2006/main">
+                    <a:graphicData uri="http://schemas.openxmlformats.org/drawingml/2006/picture">
+                      <pic:pic xmlns:pic="http://schemas.openxmlformats.org/drawingml/2006/picture">
+                        <pic:nvPicPr>
+                          <pic:cNvPr id="1" name=""/>
+                          <pic:cNvPicPr/>
+                        </pic:nvPicPr>
+                        <pic:blipFill>
+                          <a:blip r:embed="rId12"/>
+                          <a:stretch>
+                            <a:fillRect/>
+                          </a:stretch>
+                        </pic:blipFill>
+                        <pic:spPr>
+                          <a:xfrm>
+                            <a:off x="0" y="0"/>
+                            <a:ext cx="3184113" cy="2664000"/>
+                          </a:xfrm>
+                          <a:prstGeom prst="rect">
+                            <a:avLst/>
+                          </a:prstGeom>
+                        </pic:spPr>
+                      </pic:pic>
+                    </a:graphicData>
+                  </a:graphic>
+                </wp:inline>
+              </w:drawing>
+            </w:r>
+          </w:p>
+        </w:tc>
+        <w:tc>
+          <w:tcPr>
+            <w:tcW w:w="1944" w:type="dxa"/>
+            <w:vAlign w:val="center"/>
+          </w:tcPr>
+          <w:p>
+            <w:pPr>
+              <w:pStyle w:val="Text"/>
+              <w:rPr>
+                <w:rFonts w:cstheme="minorHAnsi"/>
+              </w:rPr>
+            </w:pPr>
+            <w:r>
+              <w:rPr>
+                <w:rFonts w:cstheme="minorHAnsi"/>
+              </w:rPr>
+              <w:t>Choosing preferred Language</w:t>
+            </w:r>
+          </w:p>
+        </w:tc>
+      </w:tr>
+      <w:tr>
+        <w:tc>
+          <w:tcPr>
+            <w:tcW w:w="704" w:type="dxa"/>
+            <w:vAlign w:val="center"/>
+          </w:tcPr>
+          <w:p>
+            <w:pPr>
+              <w:pStyle w:val="Text"/>
+              <w:jc w:val="center"/>
+              <w:rPr>
+                <w:rFonts w:cstheme="minorHAnsi"/>
+              </w:rPr>
+            </w:pPr>
+            <w:r>
+              <w:rPr>
+                <w:rFonts w:cstheme="minorHAnsi"/>
+              </w:rPr>
+              <w:t>5</w:t>
+            </w:r>
+          </w:p>
+        </w:tc>
+        <w:tc>
+          <w:tcPr>
+            <w:tcW w:w="7088" w:type="dxa"/>
+            <w:vAlign w:val="center"/>
+          </w:tcPr>
+          <w:p>
+            <w:pPr>
+              <w:pStyle w:val="Text"/>
+              <w:rPr>
+                <w:rFonts w:cstheme="minorHAnsi"/>
+                <w:noProof/>
+              </w:rPr>
+            </w:pPr>
+            <w:r>
+              <w:rPr>
+                <w:rFonts w:cstheme="minorHAnsi"/>
+                <w:noProof/>
+              </w:rPr>
+              <w:drawing>
+                <wp:inline distT="0" distB="0" distL="0" distR="0" wp14:anchorId="45092632" wp14:editId="7D0365DE">
+                  <wp:extent cx="3184113" cy="2664000"/>
+                  <wp:effectExtent l="0" t="0" r="0" b="3175"/>
+                  <wp:docPr id="10" name="Picture 10"/>
+                  <wp:cNvGraphicFramePr>
+                    <a:graphicFrameLocks xmlns:a="http://schemas.openxmlformats.org/drawingml/2006/main" noChangeAspect="1"/>
+                  </wp:cNvGraphicFramePr>
+                  <a:graphic xmlns:a="http://schemas.openxmlformats.org/drawingml/2006/main">
+                    <a:graphicData uri="http://schemas.openxmlformats.org/drawingml/2006/picture">
+                      <pic:pic xmlns:pic="http://schemas.openxmlformats.org/drawingml/2006/picture">
+                        <pic:nvPicPr>
+                          <pic:cNvPr id="1" name=""/>
+                          <pic:cNvPicPr/>
+                        </pic:nvPicPr>
+                        <pic:blipFill>
+                          <a:blip r:embed="rId13"/>
+                          <a:stretch>
+                            <a:fillRect/>
+                          </a:stretch>
+                        </pic:blipFill>
+                        <pic:spPr>
+                          <a:xfrm>
+                            <a:off x="0" y="0"/>
+                            <a:ext cx="3184113" cy="2664000"/>
+                          </a:xfrm>
+                          <a:prstGeom prst="rect">
+                            <a:avLst/>
+                          </a:prstGeom>
+                        </pic:spPr>
+                      </pic:pic>
+                    </a:graphicData>
+                  </a:graphic>
+                </wp:inline>
+              </w:drawing>
+            </w:r>
+          </w:p>
+        </w:tc>
+        <w:tc>
+          <w:tcPr>
+            <w:tcW w:w="1944" w:type="dxa"/>
+            <w:vAlign w:val="center"/>
+          </w:tcPr>
+          <w:p>
+            <w:pPr>
+              <w:pStyle w:val="Text"/>
+              <w:rPr>
+                <w:rFonts w:cstheme="minorHAnsi"/>
+              </w:rPr>
+            </w:pPr>
+            <w:r>
+              <w:rPr>
+                <w:rFonts w:cstheme="minorHAnsi"/>
+              </w:rPr>
+              <w:t>Setup is ready to begin installing XAMPP on the computer</w:t>
+            </w:r>
+          </w:p>
+        </w:tc>
+      </w:tr>
+      <w:tr>
+        <w:tc>
+          <w:tcPr>
+            <w:tcW w:w="704" w:type="dxa"/>
+            <w:vAlign w:val="center"/>
+          </w:tcPr>
+          <w:p>
+            <w:pPr>
+              <w:pStyle w:val="Text"/>
+              <w:jc w:val="center"/>
+              <w:rPr>
+                <w:rFonts w:cstheme="minorHAnsi"/>
+              </w:rPr>
+            </w:pPr>
+            <w:r>
+              <w:rPr>
+                <w:rFonts w:cstheme="minorHAnsi"/>
+              </w:rPr>
+              <w:t>6</w:t>
+            </w:r>
+          </w:p>
+        </w:tc>
+        <w:tc>
+          <w:tcPr>
+            <w:tcW w:w="7088" w:type="dxa"/>
+            <w:vAlign w:val="center"/>
+          </w:tcPr>
+          <w:p>
+            <w:pPr>
+              <w:pStyle w:val="Text"/>
+              <w:rPr>
+                <w:rFonts w:cstheme="minorHAnsi"/>
+                <w:noProof/>
+              </w:rPr>
+            </w:pPr>
+            <w:r>
+              <w:rPr>
+                <w:rFonts w:cstheme="minorHAnsi"/>
+                <w:noProof/>
+              </w:rPr>
+              <w:drawing>
+                <wp:inline distT="0" distB="0" distL="0" distR="0" wp14:anchorId="39554226" wp14:editId="56B942E5">
+                  <wp:extent cx="3184113" cy="2664000"/>
+                  <wp:effectExtent l="0" t="0" r="0" b="3175"/>
+                  <wp:docPr id="11" name="Picture 11"/>
+                  <wp:cNvGraphicFramePr>
+                    <a:graphicFrameLocks xmlns:a="http://schemas.openxmlformats.org/drawingml/2006/main" noChangeAspect="1"/>
+                  </wp:cNvGraphicFramePr>
+                  <a:graphic xmlns:a="http://schemas.openxmlformats.org/drawingml/2006/main">
+                    <a:graphicData uri="http://schemas.openxmlformats.org/drawingml/2006/picture">
+                      <pic:pic xmlns:pic="http://schemas.openxmlformats.org/drawingml/2006/picture">
+                        <pic:nvPicPr>
+                          <pic:cNvPr id="1" name=""/>
+                          <pic:cNvPicPr/>
+                        </pic:nvPicPr>
+                        <pic:blipFill>
+                          <a:blip r:embed="rId14"/>
+                          <a:stretch>
+                            <a:fillRect/>
+                          </a:stretch>
+                        </pic:blipFill>
+                        <pic:spPr>
+                          <a:xfrm>
+                            <a:off x="0" y="0"/>
+                            <a:ext cx="3184113" cy="2664000"/>
+                          </a:xfrm>
+                          <a:prstGeom prst="rect">
+                            <a:avLst/>
+                          </a:prstGeom>
+                        </pic:spPr>
+                      </pic:pic>
+                    </a:graphicData>
+                  </a:graphic>
+                </wp:inline>
+              </w:drawing>
+            </w:r>
+          </w:p>
+        </w:tc>
+        <w:tc>
+          <w:tcPr>
+            <w:tcW w:w="1944" w:type="dxa"/>
+            <w:vAlign w:val="center"/>
+          </w:tcPr>
+          <w:p>
+            <w:pPr>
+              <w:pStyle w:val="Text"/>
+              <w:rPr>
+                <w:rFonts w:cstheme="minorHAnsi"/>
+              </w:rPr>
+            </w:pPr>
+            <w:r>
+              <w:rPr>
+                <w:rFonts w:cstheme="minorHAnsi"/>
+              </w:rPr>
+              <w:t>Installation Started</w:t>
+            </w:r>
+          </w:p>
+        </w:tc>
+      </w:tr>
+      <w:tr>
+        <w:tc>
+          <w:tcPr>
+            <w:tcW w:w="704" w:type="dxa"/>
+            <w:vAlign w:val="center"/>
+          </w:tcPr>
+          <w:p>
+            <w:pPr>
+              <w:pStyle w:val="Text"/>
+              <w:jc w:val="center"/>
+              <w:rPr>
+                <w:rFonts w:cstheme="minorHAnsi"/>
+              </w:rPr>
+            </w:pPr>
+            <w:r>
+              <w:rPr>
+                <w:rFonts w:cstheme="minorHAnsi"/>
+              </w:rPr>
+              <w:lastRenderedPageBreak/>
+              <w:t>7</w:t>
+            </w:r>
+          </w:p>
+        </w:tc>
+        <w:tc>
+          <w:tcPr>
+            <w:tcW w:w="7088" w:type="dxa"/>
+            <w:vAlign w:val="center"/>
+          </w:tcPr>
+          <w:p>
+            <w:pPr>
+              <w:pStyle w:val="Text"/>
+              <w:rPr>
+                <w:rFonts w:cstheme="minorHAnsi"/>
+                <w:noProof/>
+              </w:rPr>
+            </w:pPr>
+            <w:r>
+              <w:rPr>
+                <w:rFonts w:cstheme="minorHAnsi"/>
+                <w:noProof/>
+              </w:rPr>
+              <w:drawing>
+                <wp:inline distT="0" distB="0" distL="0" distR="0" wp14:anchorId="2CB51F61" wp14:editId="7048A07B">
+                  <wp:extent cx="3184114" cy="2664000"/>
+                  <wp:effectExtent l="0" t="0" r="0" b="3175"/>
+                  <wp:docPr id="13" name="Picture 13"/>
+                  <wp:cNvGraphicFramePr>
+                    <a:graphicFrameLocks xmlns:a="http://schemas.openxmlformats.org/drawingml/2006/main" noChangeAspect="1"/>
+                  </wp:cNvGraphicFramePr>
+                  <a:graphic xmlns:a="http://schemas.openxmlformats.org/drawingml/2006/main">
+                    <a:graphicData uri="http://schemas.openxmlformats.org/drawingml/2006/picture">
+                      <pic:pic xmlns:pic="http://schemas.openxmlformats.org/drawingml/2006/picture">
+                        <pic:nvPicPr>
+                          <pic:cNvPr id="1" name=""/>
+                          <pic:cNvPicPr/>
+                        </pic:nvPicPr>
+                        <pic:blipFill>
+                          <a:blip r:embed="rId15"/>
+                          <a:stretch>
+                            <a:fillRect/>
+                          </a:stretch>
+                        </pic:blipFill>
+                        <pic:spPr>
+                          <a:xfrm>
+                            <a:off x="0" y="0"/>
+                            <a:ext cx="3184114" cy="2664000"/>
+                          </a:xfrm>
+                          <a:prstGeom prst="rect">
+                            <a:avLst/>
+                          </a:prstGeom>
+                        </pic:spPr>
+                      </pic:pic>
+                    </a:graphicData>
+                  </a:graphic>
+                </wp:inline>
+              </w:drawing>
+            </w:r>
+          </w:p>
+        </w:tc>
+        <w:tc>
+          <w:tcPr>
+            <w:tcW w:w="1944" w:type="dxa"/>
+            <w:vAlign w:val="center"/>
+          </w:tcPr>
+          <w:p>
+            <w:pPr>
+              <w:pStyle w:val="Text"/>
+              <w:rPr>
+                <w:rFonts w:cstheme="minorHAnsi"/>
+              </w:rPr>
+            </w:pPr>
+            <w:r>
+              <w:rPr>
+                <w:rFonts w:cstheme="minorHAnsi"/>
+              </w:rPr>
+              <w:t>Installation in progress</w:t>
+            </w:r>
+          </w:p>
+        </w:tc>
+      </w:tr>
+      <w:tr>
+        <w:tc>
+          <w:tcPr>
+            <w:tcW w:w="704" w:type="dxa"/>
+            <w:vAlign w:val="center"/>
+          </w:tcPr>
+          <w:p>
+            <w:pPr>
+              <w:pStyle w:val="Text"/>
+              <w:jc w:val="center"/>
+              <w:rPr>
+                <w:rFonts w:cstheme="minorHAnsi"/>
+              </w:rPr>
+            </w:pPr>
+            <w:r>
+              <w:rPr>
+                <w:rFonts w:cstheme="minorHAnsi"/>
+              </w:rPr>
+              <w:t>8</w:t>
+            </w:r>
+          </w:p>
+        </w:tc>
+        <w:tc>
+          <w:tcPr>
+            <w:tcW w:w="7088" w:type="dxa"/>
+            <w:vAlign w:val="center"/>
+          </w:tcPr>
+          <w:p>
+            <w:pPr>
+              <w:pStyle w:val="Text"/>
+              <w:rPr>
+                <w:rFonts w:cstheme="minorHAnsi"/>
+                <w:noProof/>
+              </w:rPr>
+            </w:pPr>
+            <w:r>
+              <w:rPr>
+                <w:rFonts w:cstheme="minorHAnsi"/>
+                <w:noProof/>
+              </w:rPr>
+              <w:drawing>
+                <wp:inline distT="0" distB="0" distL="0" distR="0" wp14:anchorId="532B5642" wp14:editId="76657993">
+                  <wp:extent cx="3684850" cy="2664000"/>
+                  <wp:effectExtent l="0" t="0" r="0" b="3175"/>
+                  <wp:docPr id="1" name="Picture 1"/>
+                  <wp:cNvGraphicFramePr>
+                    <a:graphicFrameLocks xmlns:a="http://schemas.openxmlformats.org/drawingml/2006/main" noChangeAspect="1"/>
+                  </wp:cNvGraphicFramePr>
+                  <a:graphic xmlns:a="http://schemas.openxmlformats.org/drawingml/2006/main">
+                    <a:graphicData uri="http://schemas.openxmlformats.org/drawingml/2006/picture">
+                      <pic:pic xmlns:pic="http://schemas.openxmlformats.org/drawingml/2006/picture">
+                        <pic:nvPicPr>
+                          <pic:cNvPr id="1" name=""/>
+                          <pic:cNvPicPr/>
+                        </pic:nvPicPr>
+                        <pic:blipFill>
+                          <a:blip r:embed="rId16"/>
+                          <a:stretch>
+                            <a:fillRect/>
+                          </a:stretch>
+                        </pic:blipFill>
+                        <pic:spPr>
+                          <a:xfrm>
+                            <a:off x="0" y="0"/>
+                            <a:ext cx="3684850" cy="2664000"/>
+                          </a:xfrm>
+                          <a:prstGeom prst="rect">
+                            <a:avLst/>
+                          </a:prstGeom>
+                        </pic:spPr>
+                      </pic:pic>
+                    </a:graphicData>
+                  </a:graphic>
+                </wp:inline>
+              </w:drawing>
+            </w:r>
+          </w:p>
+        </w:tc>
+        <w:tc>
+          <w:tcPr>
+            <w:tcW w:w="1944" w:type="dxa"/>
+            <w:vAlign w:val="center"/>
+          </w:tcPr>
+          <w:p>
+            <w:pPr>
+              <w:pStyle w:val="Text"/>
+              <w:rPr>
+                <w:rFonts w:cstheme="minorHAnsi"/>
+              </w:rPr>
+            </w:pPr>
+            <w:r>
+              <w:rPr>
+                <w:rFonts w:eastAsia="Times New Roman" w:cstheme="minorHAnsi"/>
+                <w:lang w:val="en-GB" w:eastAsia="en-GB"/>
+              </w:rPr>
+              <w:t>Windows Firewall requests permission for Apache to communicate through the network</w:t>
+            </w:r>
+          </w:p>
+        </w:tc>
+      </w:tr>
+      <w:tr>
+        <w:tc>
+          <w:tcPr>
+            <w:tcW w:w="704" w:type="dxa"/>
+            <w:vAlign w:val="center"/>
+          </w:tcPr>
+          <w:p>
+            <w:pPr>
+              <w:pStyle w:val="Text"/>
+              <w:jc w:val="center"/>
+              <w:rPr>
+                <w:rFonts w:cstheme="minorHAnsi"/>
+              </w:rPr>
+            </w:pPr>
+            <w:r>
+              <w:rPr>
+                <w:rFonts w:cstheme="minorHAnsi"/>
+              </w:rPr>
+              <w:t>9</w:t>
+            </w:r>
+          </w:p>
+        </w:tc>
+        <w:tc>
+          <w:tcPr>
+            <w:tcW w:w="7088" w:type="dxa"/>
+            <w:vAlign w:val="center"/>
+          </w:tcPr>
+          <w:p>
+            <w:pPr>
+              <w:pStyle w:val="Text"/>
+              <w:rPr>
+                <w:rFonts w:cstheme="minorHAnsi"/>
+                <w:noProof/>
+              </w:rPr>
+            </w:pPr>
+            <w:r>
+              <w:rPr>
+                <w:rFonts w:cstheme="minorHAnsi"/>
+                <w:noProof/>
+              </w:rPr>
+              <w:drawing>
+                <wp:inline distT="0" distB="0" distL="0" distR="0" wp14:anchorId="3635092C" wp14:editId="6EF1093A">
+                  <wp:extent cx="3184114" cy="2664000"/>
+                  <wp:effectExtent l="0" t="0" r="0" b="3175"/>
+                  <wp:docPr id="2" name="Picture 2"/>
+                  <wp:cNvGraphicFramePr>
+                    <a:graphicFrameLocks xmlns:a="http://schemas.openxmlformats.org/drawingml/2006/main" noChangeAspect="1"/>
+                  </wp:cNvGraphicFramePr>
+                  <a:graphic xmlns:a="http://schemas.openxmlformats.org/drawingml/2006/main">
+                    <a:graphicData uri="http://schemas.openxmlformats.org/drawingml/2006/picture">
+                      <pic:pic xmlns:pic="http://schemas.openxmlformats.org/drawingml/2006/picture">
+                        <pic:nvPicPr>
+                          <pic:cNvPr id="1" name=""/>
+                          <pic:cNvPicPr/>
+                        </pic:nvPicPr>
+                        <pic:blipFill>
+                          <a:blip r:embed="rId17"/>
+                          <a:stretch>
+                            <a:fillRect/>
+                          </a:stretch>
+                        </pic:blipFill>
+                        <pic:spPr>
+                          <a:xfrm>
+                            <a:off x="0" y="0"/>
+                            <a:ext cx="3184114" cy="2664000"/>
+                          </a:xfrm>
+                          <a:prstGeom prst="rect">
+                            <a:avLst/>
+                          </a:prstGeom>
+                        </pic:spPr>
+                      </pic:pic>
+                    </a:graphicData>
+                  </a:graphic>
+                </wp:inline>
+              </w:drawing>
+            </w:r>
+          </w:p>
+        </w:tc>
+        <w:tc>
+          <w:tcPr>
+            <w:tcW w:w="1944" w:type="dxa"/>
+            <w:vAlign w:val="center"/>
+          </w:tcPr>
+          <w:p>
+            <w:pPr>
+              <w:pStyle w:val="Text"/>
+              <w:rPr>
+                <w:rFonts w:cstheme="minorHAnsi"/>
+              </w:rPr>
+            </w:pPr>
+            <w:r>
+              <w:rPr>
+                <w:rFonts w:eastAsia="Times New Roman" w:cstheme="minorHAnsi"/>
+                <w:lang w:val="en-GB" w:eastAsia="en-GB"/>
+              </w:rPr>
+              <w:t>Installation completes successfully and the Control Panel option is selected.</w:t>
+            </w:r>
+          </w:p>
+        </w:tc>
+      </w:tr>
+      <w:tr>
+        <w:tc>
+          <w:tcPr>
+            <w:tcW w:w="704" w:type="dxa"/>
+            <w:vAlign w:val="center"/>
+          </w:tcPr>
+          <w:p>
+            <w:pPr>
+              <w:pStyle w:val="Text"/>
+              <w:jc w:val="center"/>
+              <w:rPr>
+                <w:rFonts w:cstheme="minorHAnsi"/>
+              </w:rPr>
+            </w:pPr>
+            <w:r>
+              <w:rPr>
+                <w:rFonts w:cstheme="minorHAnsi"/>
+              </w:rPr>
+              <w:lastRenderedPageBreak/>
+              <w:t>10</w:t>
+            </w:r>
+          </w:p>
+        </w:tc>
+        <w:tc>
+          <w:tcPr>
+            <w:tcW w:w="7088" w:type="dxa"/>
+            <w:vAlign w:val="center"/>
+          </w:tcPr>
+          <w:p>
+            <w:pPr>
+              <w:pStyle w:val="Text"/>
+              <w:rPr>
+                <w:rFonts w:cstheme="minorHAnsi"/>
+                <w:noProof/>
+              </w:rPr>
+            </w:pPr>
+            <w:r>
+              <w:rPr>
+                <w:rFonts w:cstheme="minorHAnsi"/>
+                <w:noProof/>
+              </w:rPr>
+              <w:drawing>
+                <wp:inline distT="0" distB="0" distL="0" distR="0" wp14:anchorId="2C4A354C" wp14:editId="3CCD6DEB">
+                  <wp:extent cx="4110075" cy="2664000"/>
+                  <wp:effectExtent l="0" t="0" r="5080" b="3175"/>
+                  <wp:docPr id="14" name="Picture 14"/>
+                  <wp:cNvGraphicFramePr>
+                    <a:graphicFrameLocks xmlns:a="http://schemas.openxmlformats.org/drawingml/2006/main" noChangeAspect="1"/>
+                  </wp:cNvGraphicFramePr>
+                  <a:graphic xmlns:a="http://schemas.openxmlformats.org/drawingml/2006/main">
+                    <a:graphicData uri="http://schemas.openxmlformats.org/drawingml/2006/picture">
+                      <pic:pic xmlns:pic="http://schemas.openxmlformats.org/drawingml/2006/picture">
+                        <pic:nvPicPr>
+                          <pic:cNvPr id="1" name=""/>
+                          <pic:cNvPicPr/>
+                        </pic:nvPicPr>
+                        <pic:blipFill>
+                          <a:blip r:embed="rId18"/>
+                          <a:stretch>
+                            <a:fillRect/>
+                          </a:stretch>
+                        </pic:blipFill>
+                        <pic:spPr>
+                          <a:xfrm>
+                            <a:off x="0" y="0"/>
+                            <a:ext cx="4110075" cy="2664000"/>
+                          </a:xfrm>
+                          <a:prstGeom prst="rect">
+                            <a:avLst/>
+                          </a:prstGeom>
+                        </pic:spPr>
+                      </pic:pic>
+                    </a:graphicData>
+                  </a:graphic>
+                </wp:inline>
+              </w:drawing>
+            </w:r>
+          </w:p>
+        </w:tc>
+        <w:tc>
+          <w:tcPr>
+            <w:tcW w:w="1944" w:type="dxa"/>
+            <w:vAlign w:val="center"/>
+          </w:tcPr>
+          <w:p>
+            <w:pPr>
+              <w:pStyle w:val="Text"/>
+              <w:rPr>
+                <w:rFonts w:cstheme="minorHAnsi"/>
+              </w:rPr>
+            </w:pPr>
+            <w:r>
+              <w:rPr>
+                <w:rFonts w:eastAsia="Times New Roman" w:cstheme="minorHAnsi"/>
+                <w:lang w:val="en-GB" w:eastAsia="en-GB"/>
+              </w:rPr>
+              <w:t>Opening the XAMPP Control Panel</w:t>
+            </w:r>
+          </w:p>
+        </w:tc>
+      </w:tr>
+      <w:tr>
+        <w:tc>
+          <w:tcPr>
+            <w:tcW w:w="704" w:type="dxa"/>
+            <w:vAlign w:val="center"/>
+          </w:tcPr>
+          <w:p>
+            <w:pPr>
+              <w:pStyle w:val="Text"/>
+              <w:jc w:val="center"/>
+              <w:rPr>
+                <w:rFonts w:cstheme="minorHAnsi"/>
+              </w:rPr>
+            </w:pPr>
+            <w:r>
+              <w:rPr>
+                <w:rFonts w:cstheme="minorHAnsi"/>
+              </w:rPr>
+              <w:t>11</w:t>
+            </w:r>
+          </w:p>
+        </w:tc>
+        <w:tc>
+          <w:tcPr>
+            <w:tcW w:w="7088" w:type="dxa"/>
+            <w:vAlign w:val="center"/>
+          </w:tcPr>
+          <w:p>
+            <w:pPr>
+              <w:pStyle w:val="Text"/>
+              <w:rPr>
+                <w:rFonts w:cstheme="minorHAnsi"/>
+                <w:noProof/>
+              </w:rPr>
+            </w:pPr>
+            <w:r>
+              <w:rPr>
+                <w:rFonts w:cstheme="minorHAnsi"/>
+                <w:noProof/>
+              </w:rPr>
+              <w:drawing>
+                <wp:inline distT="0" distB="0" distL="0" distR="0" wp14:anchorId="2D58B63B" wp14:editId="3F53BB0B">
+                  <wp:extent cx="4320000" cy="2339963"/>
+                  <wp:effectExtent l="0" t="0" r="4445" b="3810"/>
+                  <wp:docPr id="16" name="Picture 16"/>
+                  <wp:cNvGraphicFramePr>
+                    <a:graphicFrameLocks xmlns:a="http://schemas.openxmlformats.org/drawingml/2006/main" noChangeAspect="1"/>
+                  </wp:cNvGraphicFramePr>
+                  <a:graphic xmlns:a="http://schemas.openxmlformats.org/drawingml/2006/main">
+                    <a:graphicData uri="http://schemas.openxmlformats.org/drawingml/2006/picture">
+                      <pic:pic xmlns:pic="http://schemas.openxmlformats.org/drawingml/2006/picture">
+                        <pic:nvPicPr>
+                          <pic:cNvPr id="1" name=""/>
+                          <pic:cNvPicPr/>
+                        </pic:nvPicPr>
+                        <pic:blipFill>
+                          <a:blip r:embed="rId19"/>
+                          <a:stretch>
+                            <a:fillRect/>
+                          </a:stretch>
+                        </pic:blipFill>
+                        <pic:spPr>
+                          <a:xfrm>
+                            <a:off x="0" y="0"/>
+                            <a:ext cx="4320000" cy="2339963"/>
+                          </a:xfrm>
+                          <a:prstGeom prst="rect">
+                            <a:avLst/>
+                          </a:prstGeom>
+                        </pic:spPr>
+                      </pic:pic>
+                    </a:graphicData>
+                  </a:graphic>
+                </wp:inline>
+              </w:drawing>
+            </w:r>
+          </w:p>
+        </w:tc>
+        <w:tc>
+          <w:tcPr>
+            <w:tcW w:w="1944" w:type="dxa"/>
+            <w:vAlign w:val="center"/>
+          </w:tcPr>
+          <w:p>
+            <w:pPr>
+              <w:pStyle w:val="Text"/>
+              <w:rPr>
+                <w:rFonts w:eastAsia="Times New Roman" w:cstheme="minorHAnsi"/>
+                <w:lang w:val="en-GB" w:eastAsia="en-GB"/>
+              </w:rPr>
+            </w:pPr>
+            <w:r>
+              <w:rPr>
+                <w:rFonts w:eastAsia="Times New Roman" w:cstheme="minorHAnsi"/>
+                <w:lang w:val="en-GB" w:eastAsia="en-GB"/>
+              </w:rPr>
+              <w:t>Cloning DVWA repo from “https://github.com/digininja/DVWA”</w:t>
+            </w:r>
+          </w:p>
+        </w:tc>
+      </w:tr>
+      <w:tr>
+        <w:tc>
+          <w:tcPr>
+            <w:tcW w:w="704" w:type="dxa"/>
+            <w:vAlign w:val="center"/>
+          </w:tcPr>
+          <w:p>
+            <w:pPr>
+              <w:pStyle w:val="Text"/>
+              <w:jc w:val="center"/>
+              <w:rPr>
+                <w:rFonts w:cstheme="minorHAnsi"/>
+              </w:rPr>
+            </w:pPr>
+            <w:r>
+              <w:rPr>
+                <w:rFonts w:cstheme="minorHAnsi"/>
+              </w:rPr>
+              <w:t>12</w:t>
+            </w:r>
+          </w:p>
+        </w:tc>
+        <w:tc>
+          <w:tcPr>
+            <w:tcW w:w="7088" w:type="dxa"/>
+            <w:vAlign w:val="center"/>
+          </w:tcPr>
+          <w:p>
+            <w:pPr>
+              <w:pStyle w:val="Text"/>
+              <w:rPr>
+                <w:rFonts w:cstheme="minorHAnsi"/>
+                <w:noProof/>
+              </w:rPr>
+            </w:pPr>
+            <w:r>
+              <w:rPr>
+                <w:rFonts w:cstheme="minorHAnsi"/>
+                <w:noProof/>
+              </w:rPr>
+              <w:drawing>
+                <wp:inline distT="0" distB="0" distL="0" distR="0" wp14:anchorId="220387B5" wp14:editId="1D39E378">
+                  <wp:extent cx="4320000" cy="1187934"/>
+                  <wp:effectExtent l="0" t="0" r="4445" b="0"/>
+                  <wp:docPr id="17" name="Picture 17"/>
+                  <wp:cNvGraphicFramePr>
+                    <a:graphicFrameLocks xmlns:a="http://schemas.openxmlformats.org/drawingml/2006/main" noChangeAspect="1"/>
+                  </wp:cNvGraphicFramePr>
+                  <a:graphic xmlns:a="http://schemas.openxmlformats.org/drawingml/2006/main">
+                    <a:graphicData uri="http://schemas.openxmlformats.org/drawingml/2006/picture">
+                      <pic:pic xmlns:pic="http://schemas.openxmlformats.org/drawingml/2006/picture">
+                        <pic:nvPicPr>
+                          <pic:cNvPr id="1" name=""/>
+                          <pic:cNvPicPr/>
+                        </pic:nvPicPr>
+                        <pic:blipFill>
+                          <a:blip r:embed="rId20"/>
+                          <a:stretch>
+                            <a:fillRect/>
+                          </a:stretch>
+                        </pic:blipFill>
+                        <pic:spPr>
+                          <a:xfrm>
+                            <a:off x="0" y="0"/>
+                            <a:ext cx="4320000" cy="1187934"/>
+                          </a:xfrm>
+                          <a:prstGeom prst="rect">
+                            <a:avLst/>
+                          </a:prstGeom>
+                        </pic:spPr>
+                      </pic:pic>
+                    </a:graphicData>
+                  </a:graphic>
+                </wp:inline>
+              </w:drawing>
+            </w:r>
+          </w:p>
+        </w:tc>
+        <w:tc>
+          <w:tcPr>
+            <w:tcW w:w="1944" w:type="dxa"/>
+            <w:vAlign w:val="center"/>
+          </w:tcPr>
+          <w:p>
+            <w:pPr>
+              <w:pStyle w:val="Text"/>
+              <w:rPr>
+                <w:rFonts w:eastAsia="Times New Roman" w:cstheme="minorHAnsi"/>
+                <w:lang w:val="en-GB" w:eastAsia="en-GB"/>
+              </w:rPr>
+            </w:pPr>
+            <w:r>
+              <w:rPr>
+                <w:rFonts w:eastAsia="Times New Roman" w:cstheme="minorHAnsi"/>
+                <w:lang w:val="en-GB" w:eastAsia="en-GB"/>
+              </w:rPr>
+              <w:t>Repository Successfully Cloned</w:t>
+            </w:r>
+          </w:p>
+        </w:tc>
+      </w:tr>
+      <w:tr>
+        <w:tc>
+          <w:tcPr>
+            <w:tcW w:w="704" w:type="dxa"/>
+            <w:vAlign w:val="center"/>
+          </w:tcPr>
+          <w:p>
+            <w:pPr>
+              <w:pStyle w:val="Text"/>
+              <w:jc w:val="center"/>
+              <w:rPr>
+                <w:rFonts w:cstheme="minorHAnsi"/>
+              </w:rPr>
+            </w:pPr>
+            <w:r>
+              <w:rPr>
+                <w:rFonts w:cstheme="minorHAnsi"/>
+              </w:rPr>
+              <w:lastRenderedPageBreak/>
+              <w:t>13</w:t>
+            </w:r>
+          </w:p>
+        </w:tc>
+        <w:tc>
+          <w:tcPr>
+            <w:tcW w:w="7088" w:type="dxa"/>
+            <w:vAlign w:val="center"/>
+          </w:tcPr>
+          <w:p>
+            <w:pPr>
+              <w:pStyle w:val="Text"/>
+              <w:rPr>
+                <w:rFonts w:cstheme="minorHAnsi"/>
+                <w:noProof/>
+              </w:rPr>
+            </w:pPr>
+            <w:r>
+              <w:rPr>
+                <w:rFonts w:cstheme="minorHAnsi"/>
+                <w:noProof/>
+              </w:rPr>
+              <w:drawing>
+                <wp:inline distT="0" distB="0" distL="0" distR="0" wp14:anchorId="3ADB77BF" wp14:editId="1B2F8FBE">
+                  <wp:extent cx="4320000" cy="2339963"/>
+                  <wp:effectExtent l="0" t="0" r="4445" b="3810"/>
+                  <wp:docPr id="18" name="Picture 18"/>
+                  <wp:cNvGraphicFramePr>
+                    <a:graphicFrameLocks xmlns:a="http://schemas.openxmlformats.org/drawingml/2006/main" noChangeAspect="1"/>
+                  </wp:cNvGraphicFramePr>
+                  <a:graphic xmlns:a="http://schemas.openxmlformats.org/drawingml/2006/main">
+                    <a:graphicData uri="http://schemas.openxmlformats.org/drawingml/2006/picture">
+                      <pic:pic xmlns:pic="http://schemas.openxmlformats.org/drawingml/2006/picture">
+                        <pic:nvPicPr>
+                          <pic:cNvPr id="1" name=""/>
+                          <pic:cNvPicPr/>
+                        </pic:nvPicPr>
+                        <pic:blipFill>
+                          <a:blip r:embed="rId21"/>
+                          <a:stretch>
+                            <a:fillRect/>
+                          </a:stretch>
+                        </pic:blipFill>
+                        <pic:spPr>
+                          <a:xfrm>
+                            <a:off x="0" y="0"/>
+                            <a:ext cx="4320000" cy="2339963"/>
+                          </a:xfrm>
+                          <a:prstGeom prst="rect">
+                            <a:avLst/>
+                          </a:prstGeom>
+                        </pic:spPr>
+                      </pic:pic>
+                    </a:graphicData>
+                  </a:graphic>
+                </wp:inline>
+              </w:drawing>
+            </w:r>
+          </w:p>
+        </w:tc>
+        <w:tc>
+          <w:tcPr>
+            <w:tcW w:w="1944" w:type="dxa"/>
+            <w:vAlign w:val="center"/>
+          </w:tcPr>
+          <w:p>
+            <w:pPr>
+              <w:pStyle w:val="Text"/>
+              <w:rPr>
+                <w:rFonts w:eastAsia="Times New Roman" w:cstheme="minorHAnsi"/>
+                <w:lang w:val="en-GB" w:eastAsia="en-GB"/>
+              </w:rPr>
+            </w:pPr>
+            <w:r>
+              <w:rPr>
+                <w:rFonts w:eastAsia="Times New Roman" w:cstheme="minorHAnsi"/>
+                <w:lang w:val="en-GB" w:eastAsia="en-GB"/>
+              </w:rPr>
+              <w:t>Copied the cloned repo to XAMPP “htdocs”</w:t>
+            </w:r>
+          </w:p>
+        </w:tc>
+      </w:tr>
+      <w:tr>
+        <w:tc>
+          <w:tcPr>
+            <w:tcW w:w="704" w:type="dxa"/>
+            <w:vAlign w:val="center"/>
+          </w:tcPr>
+          <w:p>
+            <w:pPr>
+              <w:pStyle w:val="Text"/>
+              <w:jc w:val="center"/>
+              <w:rPr>
+                <w:rFonts w:cstheme="minorHAnsi"/>
+              </w:rPr>
+            </w:pPr>
+            <w:r>
+              <w:rPr>
+                <w:rFonts w:cstheme="minorHAnsi"/>
+              </w:rPr>
+              <w:t>14</w:t>
+            </w:r>
+          </w:p>
+        </w:tc>
+        <w:tc>
+          <w:tcPr>
+            <w:tcW w:w="7088" w:type="dxa"/>
+            <w:vAlign w:val="center"/>
+          </w:tcPr>
+          <w:p>
+            <w:pPr>
+              <w:pStyle w:val="Text"/>
+              <w:rPr>
+                <w:rFonts w:cstheme="minorHAnsi"/>
+                <w:noProof/>
+              </w:rPr>
+            </w:pPr>
+            <w:r>
+              <w:rPr>
+                <w:rFonts w:cstheme="minorHAnsi"/>
+                <w:noProof/>
+              </w:rPr>
+              <w:drawing>
+                <wp:inline distT="0" distB="0" distL="0" distR="0" wp14:anchorId="697346F1" wp14:editId="7BE8A1ED">
+                  <wp:extent cx="4320000" cy="2339963"/>
+                  <wp:effectExtent l="0" t="0" r="4445" b="3810"/>
+                  <wp:docPr id="20" name="Picture 20"/>
+                  <wp:cNvGraphicFramePr>
+                    <a:graphicFrameLocks xmlns:a="http://schemas.openxmlformats.org/drawingml/2006/main" noChangeAspect="1"/>
+                  </wp:cNvGraphicFramePr>
+                  <a:graphic xmlns:a="http://schemas.openxmlformats.org/drawingml/2006/main">
+                    <a:graphicData uri="http://schemas.openxmlformats.org/drawingml/2006/picture">
+                      <pic:pic xmlns:pic="http://schemas.openxmlformats.org/drawingml/2006/picture">
+                        <pic:nvPicPr>
+                          <pic:cNvPr id="1" name=""/>
+                          <pic:cNvPicPr/>
+                        </pic:nvPicPr>
+                        <pic:blipFill>
+                          <a:blip r:embed="rId22"/>
+                          <a:stretch>
+                            <a:fillRect/>
+                          </a:stretch>
+                        </pic:blipFill>
+                        <pic:spPr>
+                          <a:xfrm>
+                            <a:off x="0" y="0"/>
+                            <a:ext cx="4320000" cy="2339963"/>
+                          </a:xfrm>
+                          <a:prstGeom prst="rect">
+                            <a:avLst/>
+                          </a:prstGeom>
+                        </pic:spPr>
+                      </pic:pic>
+                    </a:graphicData>
+                  </a:graphic>
+                </wp:inline>
+              </w:drawing>
+            </w:r>
+          </w:p>
+        </w:tc>
+        <w:tc>
+          <w:tcPr>
+            <w:tcW w:w="1944" w:type="dxa"/>
+            <w:vAlign w:val="center"/>
+          </w:tcPr>
+          <w:p>
+            <w:pPr>
+              <w:pStyle w:val="Text"/>
+              <w:rPr>
+                <w:rFonts w:eastAsia="Times New Roman" w:cstheme="minorHAnsi"/>
+                <w:lang w:val="en-GB" w:eastAsia="en-GB"/>
+              </w:rPr>
+            </w:pPr>
+            <w:r>
+              <w:rPr>
+                <w:rFonts w:eastAsia="Times New Roman" w:cstheme="minorHAnsi"/>
+                <w:lang w:val="en-GB" w:eastAsia="en-GB"/>
+              </w:rPr>
+              <w:t>Contents of the repository</w:t>
+            </w:r>
+          </w:p>
+        </w:tc>
+      </w:tr>
+      <w:tr>
+        <w:tc>
+          <w:tcPr>
+            <w:tcW w:w="704" w:type="dxa"/>
+            <w:vAlign w:val="center"/>
+          </w:tcPr>
+          <w:p>
+            <w:pPr>
+              <w:pStyle w:val="Text"/>
+              <w:jc w:val="center"/>
+              <w:rPr>
+                <w:rFonts w:cstheme="minorHAnsi"/>
+              </w:rPr>
+            </w:pPr>
+            <w:r>
+              <w:rPr>
+                <w:rFonts w:cstheme="minorHAnsi"/>
+              </w:rPr>
+              <w:t>15</w:t>
+            </w:r>
+          </w:p>
+        </w:tc>
+        <w:tc>
+          <w:tcPr>
+            <w:tcW w:w="7088" w:type="dxa"/>
+            <w:vAlign w:val="center"/>
+          </w:tcPr>
+          <w:p>
+            <w:pPr>
+              <w:pStyle w:val="Text"/>
+              <w:rPr>
+                <w:rFonts w:cstheme="minorHAnsi"/>
+              </w:rPr>
+            </w:pPr>
+            <w:r>
+              <w:rPr>
+                <w:rFonts w:cstheme="minorHAnsi"/>
+                <w:noProof/>
+              </w:rPr>
+              <w:drawing>
+                <wp:inline distT="0" distB="0" distL="0" distR="0" wp14:anchorId="6CB6BB5B" wp14:editId="73AA9727">
+                  <wp:extent cx="4320000" cy="2339963"/>
+                  <wp:effectExtent l="0" t="0" r="4445" b="3810"/>
+                  <wp:docPr id="21" name="Picture 21"/>
+                  <wp:cNvGraphicFramePr>
+                    <a:graphicFrameLocks xmlns:a="http://schemas.openxmlformats.org/drawingml/2006/main" noChangeAspect="1"/>
+                  </wp:cNvGraphicFramePr>
+                  <a:graphic xmlns:a="http://schemas.openxmlformats.org/drawingml/2006/main">
+                    <a:graphicData uri="http://schemas.openxmlformats.org/drawingml/2006/picture">
+                      <pic:pic xmlns:pic="http://schemas.openxmlformats.org/drawingml/2006/picture">
+                        <pic:nvPicPr>
+                          <pic:cNvPr id="1" name=""/>
+                          <pic:cNvPicPr/>
+                        </pic:nvPicPr>
+                        <pic:blipFill>
+                          <a:blip r:embed="rId23"/>
+                          <a:stretch>
+                            <a:fillRect/>
+                          </a:stretch>
+                        </pic:blipFill>
+                        <pic:spPr>
+                          <a:xfrm>
+                            <a:off x="0" y="0"/>
+                            <a:ext cx="4320000" cy="2339963"/>
+                          </a:xfrm>
+                          <a:prstGeom prst="rect">
+                            <a:avLst/>
+                          </a:prstGeom>
+                        </pic:spPr>
+                      </pic:pic>
+                    </a:graphicData>
+                  </a:graphic>
+                </wp:inline>
+              </w:drawing>
+            </w:r>
+          </w:p>
+          <w:p>
+            <w:pPr>
+              <w:pStyle w:val="Text"/>
+              <w:rPr>
+                <w:rFonts w:cstheme="minorHAnsi"/>
+              </w:rPr>
+            </w:pPr>
+          </w:p>
+          <w:p>
+            <w:pPr>
+              <w:pStyle w:val="Text"/>
+              <w:rPr>
+                <w:rFonts w:cstheme="minorHAnsi"/>
+                <w:noProof/>
+              </w:rPr>
+            </w:pPr>
+            <w:r>
+              <w:rPr>
+                <w:rFonts w:cstheme="minorHAnsi"/>
+                <w:noProof/>
+              </w:rPr>
+              <w:lastRenderedPageBreak/>
+              <w:drawing>
+                <wp:inline distT="0" distB="0" distL="0" distR="0" wp14:anchorId="2D6D2978" wp14:editId="231917E5">
+                  <wp:extent cx="4320000" cy="2339963"/>
+                  <wp:effectExtent l="0" t="0" r="4445" b="3810"/>
+                  <wp:docPr id="22" name="Picture 22"/>
+                  <wp:cNvGraphicFramePr>
+                    <a:graphicFrameLocks xmlns:a="http://schemas.openxmlformats.org/drawingml/2006/main" noChangeAspect="1"/>
+                  </wp:cNvGraphicFramePr>
+                  <a:graphic xmlns:a="http://schemas.openxmlformats.org/drawingml/2006/main">
+                    <a:graphicData uri="http://schemas.openxmlformats.org/drawingml/2006/picture">
+                      <pic:pic xmlns:pic="http://schemas.openxmlformats.org/drawingml/2006/picture">
+                        <pic:nvPicPr>
+                          <pic:cNvPr id="1" name=""/>
+                          <pic:cNvPicPr/>
+                        </pic:nvPicPr>
+                        <pic:blipFill>
+                          <a:blip r:embed="rId24"/>
+                          <a:stretch>
+                            <a:fillRect/>
+                          </a:stretch>
+                        </pic:blipFill>
+                        <pic:spPr>
+                          <a:xfrm>
+                            <a:off x="0" y="0"/>
+                            <a:ext cx="4320000" cy="2339963"/>
+                          </a:xfrm>
+                          <a:prstGeom prst="rect">
+                            <a:avLst/>
+                          </a:prstGeom>
+                        </pic:spPr>
+                      </pic:pic>
+                    </a:graphicData>
+                  </a:graphic>
+                </wp:inline>
+              </w:drawing>
+            </w:r>
+          </w:p>
+        </w:tc>
+        <w:tc>
+          <w:tcPr>
+            <w:tcW w:w="1944" w:type="dxa"/>
+            <w:vAlign w:val="center"/>
+          </w:tcPr>
+          <w:p>
+            <w:pPr>
+              <w:pStyle w:val="Text"/>
+              <w:rPr>
+                <w:rFonts w:eastAsia="Times New Roman" w:cstheme="minorHAnsi"/>
+                <w:lang w:val="en-GB" w:eastAsia="en-GB"/>
+              </w:rPr>
+            </w:pPr>
+            <w:r>
+              <w:rPr>
+                <w:rFonts w:eastAsia="Times New Roman" w:cstheme="minorHAnsi"/>
+                <w:lang w:val="en-GB" w:eastAsia="en-GB"/>
+              </w:rPr>
+              <w:lastRenderedPageBreak/>
+              <w:t>Renaming the “config.inc.php.dist” to “config.inc.php” in “/xampp/htdocs/DVWA/config”</w:t>
+            </w:r>
+          </w:p>
+        </w:tc>
+      </w:tr>
+      <w:tr>
+        <w:tc>
+          <w:tcPr>
+            <w:tcW w:w="704" w:type="dxa"/>
+            <w:vAlign w:val="center"/>
+          </w:tcPr>
+          <w:p>
+            <w:pPr>
+              <w:pStyle w:val="Text"/>
+              <w:jc w:val="center"/>
+              <w:rPr>
+                <w:rFonts w:cstheme="minorHAnsi"/>
+              </w:rPr>
+            </w:pPr>
+            <w:r>
+              <w:rPr>
+                <w:rFonts w:cstheme="minorHAnsi"/>
+              </w:rPr>
+              <w:t>16</w:t>
+            </w:r>
+          </w:p>
+        </w:tc>
+        <w:tc>
+          <w:tcPr>
+            <w:tcW w:w="7088" w:type="dxa"/>
+            <w:vAlign w:val="center"/>
+          </w:tcPr>
+          <w:p>
+            <w:pPr>
+              <w:pStyle w:val="Text"/>
+              <w:rPr>
+                <w:rFonts w:cstheme="minorHAnsi"/>
+                <w:noProof/>
+              </w:rPr>
+            </w:pPr>
+            <w:r>
+              <w:rPr>
+                <w:rFonts w:cstheme="minorHAnsi"/>
+                <w:noProof/>
+              </w:rPr>
+              <w:drawing>
+                <wp:inline distT="0" distB="0" distL="0" distR="0" wp14:anchorId="7AB9FBF5" wp14:editId="3C49976A">
+                  <wp:extent cx="4320000" cy="2339963"/>
+                  <wp:effectExtent l="0" t="0" r="4445" b="3810"/>
+                  <wp:docPr id="24" name="Picture 24"/>
+                  <wp:cNvGraphicFramePr>
+                    <a:graphicFrameLocks xmlns:a="http://schemas.openxmlformats.org/drawingml/2006/main" noChangeAspect="1"/>
+                  </wp:cNvGraphicFramePr>
+                  <a:graphic xmlns:a="http://schemas.openxmlformats.org/drawingml/2006/main">
+                    <a:graphicData uri="http://schemas.openxmlformats.org/drawingml/2006/picture">
+                      <pic:pic xmlns:pic="http://schemas.openxmlformats.org/drawingml/2006/picture">
+                        <pic:nvPicPr>
+                          <pic:cNvPr id="1" name=""/>
+                          <pic:cNvPicPr/>
+                        </pic:nvPicPr>
+                        <pic:blipFill>
+                          <a:blip r:embed="rId25"/>
+                          <a:stretch>
+                            <a:fillRect/>
+                          </a:stretch>
+                        </pic:blipFill>
+                        <pic:spPr>
+                          <a:xfrm>
+                            <a:off x="0" y="0"/>
+                            <a:ext cx="4320000" cy="2339963"/>
+                          </a:xfrm>
+                          <a:prstGeom prst="rect">
+                            <a:avLst/>
+                          </a:prstGeom>
+                        </pic:spPr>
+                      </pic:pic>
+                    </a:graphicData>
+                  </a:graphic>
+                </wp:inline>
+              </w:drawing>
+            </w:r>
+          </w:p>
+        </w:tc>
+        <w:tc>
+          <w:tcPr>
+            <w:tcW w:w="1944" w:type="dxa"/>
+            <w:vAlign w:val="center"/>
+          </w:tcPr>
+          <w:p>
+            <w:pPr>
+              <w:pStyle w:val="Text"/>
+              <w:rPr>
+                <w:rFonts w:eastAsia="Times New Roman" w:cstheme="minorHAnsi"/>
+                <w:lang w:val="en-GB" w:eastAsia="en-GB"/>
+              </w:rPr>
+            </w:pPr>
+            <w:r>
+              <w:rPr>
+                <w:rFonts w:eastAsia="Times New Roman" w:cstheme="minorHAnsi"/>
+                <w:lang w:val="en-GB" w:eastAsia="en-GB"/>
+              </w:rPr>
+              <w:t xml:space="preserve">XAMPP </w:t>
+            </w:r>
+            <w:r>
+              <w:rPr>
+                <w:rFonts w:eastAsia="Times New Roman" w:cstheme="minorHAnsi"/>
+                <w:lang w:val="en-GB" w:eastAsia="en-GB"/>
+              </w:rPr>
+              <w:t>MySQL</w:t>
+            </w:r>
+            <w:r>
+              <w:rPr>
+                <w:rFonts w:eastAsia="Times New Roman" w:cstheme="minorHAnsi"/>
+                <w:lang w:val="en-GB" w:eastAsia="en-GB"/>
+              </w:rPr>
+              <w:t xml:space="preserve"> phpMyAdmin dashboard</w:t>
+            </w:r>
+          </w:p>
+        </w:tc>
+      </w:tr>
+      <w:tr>
+        <w:tc>
+          <w:tcPr>
+            <w:tcW w:w="704" w:type="dxa"/>
+            <w:vAlign w:val="center"/>
+          </w:tcPr>
+          <w:p>
+            <w:pPr>
+              <w:pStyle w:val="Text"/>
+              <w:jc w:val="center"/>
+              <w:rPr>
+                <w:rFonts w:cstheme="minorHAnsi"/>
+              </w:rPr>
+            </w:pPr>
+            <w:r>
+              <w:rPr>
+                <w:rFonts w:cstheme="minorHAnsi"/>
+              </w:rPr>
+              <w:t>17</w:t>
+            </w:r>
+          </w:p>
+        </w:tc>
+        <w:tc>
+          <w:tcPr>
+            <w:tcW w:w="7088" w:type="dxa"/>
+            <w:vAlign w:val="center"/>
+          </w:tcPr>
+          <w:p>
+            <w:pPr>
+              <w:pStyle w:val="Text"/>
+              <w:rPr>
+                <w:rFonts w:cstheme="minorHAnsi"/>
+                <w:noProof/>
+              </w:rPr>
+            </w:pPr>
+            <w:r>
+              <w:rPr>
+                <w:rFonts w:cstheme="minorHAnsi"/>
+                <w:noProof/>
+              </w:rPr>
+              <w:drawing>
+                <wp:inline distT="0" distB="0" distL="0" distR="0" wp14:anchorId="7678E567" wp14:editId="6D45BDFE">
+                  <wp:extent cx="4320000" cy="2339963"/>
+                  <wp:effectExtent l="0" t="0" r="4445" b="3810"/>
+                  <wp:docPr id="25" name="Picture 25"/>
+                  <wp:cNvGraphicFramePr>
+                    <a:graphicFrameLocks xmlns:a="http://schemas.openxmlformats.org/drawingml/2006/main" noChangeAspect="1"/>
+                  </wp:cNvGraphicFramePr>
+                  <a:graphic xmlns:a="http://schemas.openxmlformats.org/drawingml/2006/main">
+                    <a:graphicData uri="http://schemas.openxmlformats.org/drawingml/2006/picture">
+                      <pic:pic xmlns:pic="http://schemas.openxmlformats.org/drawingml/2006/picture">
+                        <pic:nvPicPr>
+                          <pic:cNvPr id="1" name=""/>
+                          <pic:cNvPicPr/>
+                        </pic:nvPicPr>
+                        <pic:blipFill>
+                          <a:blip r:embed="rId26"/>
+                          <a:stretch>
+                            <a:fillRect/>
+                          </a:stretch>
+                        </pic:blipFill>
+                        <pic:spPr>
+                          <a:xfrm>
+                            <a:off x="0" y="0"/>
+                            <a:ext cx="4320000" cy="2339963"/>
+                          </a:xfrm>
+                          <a:prstGeom prst="rect">
+                            <a:avLst/>
+                          </a:prstGeom>
+                        </pic:spPr>
+                      </pic:pic>
+                    </a:graphicData>
+                  </a:graphic>
+                </wp:inline>
+              </w:drawing>
+            </w:r>
+          </w:p>
+        </w:tc>
+        <w:tc>
+          <w:tcPr>
+            <w:tcW w:w="1944" w:type="dxa"/>
+            <w:vAlign w:val="center"/>
+          </w:tcPr>
+          <w:p>
+            <w:pPr>
+              <w:pStyle w:val="Text"/>
+              <w:rPr>
+                <w:rFonts w:eastAsia="Times New Roman" w:cstheme="minorHAnsi"/>
+                <w:lang w:val="en-GB" w:eastAsia="en-GB"/>
+              </w:rPr>
+            </w:pPr>
+            <w:r>
+              <w:rPr>
+                <w:rFonts w:eastAsia="Times New Roman" w:cstheme="minorHAnsi"/>
+                <w:lang w:val="en-GB" w:eastAsia="en-GB"/>
+              </w:rPr>
+              <w:t>DVWA database shows successful integration of DVWA and XAMPP</w:t>
+            </w:r>
+          </w:p>
+        </w:tc>
+      </w:tr>
+      <w:tr>
+        <w:tc>
+          <w:tcPr>
+            <w:tcW w:w="704" w:type="dxa"/>
+            <w:vAlign w:val="center"/>
+          </w:tcPr>
+          <w:p>
+            <w:pPr>
+              <w:pStyle w:val="Text"/>
+              <w:jc w:val="center"/>
+              <w:rPr>
+                <w:rFonts w:cstheme="minorHAnsi"/>
+              </w:rPr>
+            </w:pPr>
+            <w:r>
+              <w:rPr>
+                <w:rFonts w:cstheme="minorHAnsi"/>
+              </w:rPr>
+              <w:lastRenderedPageBreak/>
+              <w:t>18</w:t>
+            </w:r>
+          </w:p>
+        </w:tc>
+        <w:tc>
+          <w:tcPr>
+            <w:tcW w:w="7088" w:type="dxa"/>
+            <w:vAlign w:val="center"/>
+          </w:tcPr>
+          <w:p>
+            <w:pPr>
+              <w:pStyle w:val="Text"/>
+              <w:rPr>
+                <w:rFonts w:cstheme="minorHAnsi"/>
+                <w:noProof/>
+              </w:rPr>
+            </w:pPr>
+            <w:r>
+              <w:rPr>
+                <w:rFonts w:cstheme="minorHAnsi"/>
+                <w:noProof/>
+              </w:rPr>
+              <w:drawing>
+                <wp:inline distT="0" distB="0" distL="0" distR="0" wp14:anchorId="136C83BE" wp14:editId="1814F0E2">
+                  <wp:extent cx="4320000" cy="2333314"/>
+                  <wp:effectExtent l="0" t="0" r="4445" b="0"/>
+                  <wp:docPr id="26" name="Picture 26"/>
+                  <wp:cNvGraphicFramePr>
+                    <a:graphicFrameLocks xmlns:a="http://schemas.openxmlformats.org/drawingml/2006/main" noChangeAspect="1"/>
+                  </wp:cNvGraphicFramePr>
+                  <a:graphic xmlns:a="http://schemas.openxmlformats.org/drawingml/2006/main">
+                    <a:graphicData uri="http://schemas.openxmlformats.org/drawingml/2006/picture">
+                      <pic:pic xmlns:pic="http://schemas.openxmlformats.org/drawingml/2006/picture">
+                        <pic:nvPicPr>
+                          <pic:cNvPr id="1" name=""/>
+                          <pic:cNvPicPr/>
+                        </pic:nvPicPr>
+                        <pic:blipFill>
+                          <a:blip r:embed="rId27"/>
+                          <a:stretch>
+                            <a:fillRect/>
+                          </a:stretch>
+                        </pic:blipFill>
+                        <pic:spPr>
+                          <a:xfrm>
+                            <a:off x="0" y="0"/>
+                            <a:ext cx="4320000" cy="2333314"/>
+                          </a:xfrm>
+                          <a:prstGeom prst="rect">
+                            <a:avLst/>
+                          </a:prstGeom>
+                        </pic:spPr>
+                      </pic:pic>
+                    </a:graphicData>
+                  </a:graphic>
+                </wp:inline>
+              </w:drawing>
+            </w:r>
+          </w:p>
+          <w:p>
+            <w:pPr>
+              <w:pStyle w:val="Text"/>
+              <w:rPr>
+                <w:rFonts w:cstheme="minorHAnsi"/>
+                <w:noProof/>
+              </w:rPr>
+            </w:pPr>
+          </w:p>
+        </w:tc>
+        <w:tc>
+          <w:tcPr>
+            <w:tcW w:w="1944" w:type="dxa"/>
+            <w:vAlign w:val="center"/>
+          </w:tcPr>
+          <w:p>
+            <w:pPr>
+              <w:pStyle w:val="Text"/>
+              <w:rPr>
+                <w:rFonts w:eastAsia="Times New Roman" w:cstheme="minorHAnsi"/>
+                <w:lang w:val="en-GB" w:eastAsia="en-GB"/>
+              </w:rPr>
+            </w:pPr>
+            <w:r>
+              <w:rPr>
+                <w:rFonts w:eastAsia="Times New Roman" w:cstheme="minorHAnsi"/>
+                <w:lang w:val="en-GB" w:eastAsia="en-GB"/>
+              </w:rPr>
+              <w:t>Uncommenting the “</w:t>
+            </w:r>
+            <w:r>
+              <w:rPr>
+                <w:rFonts w:eastAsia="Times New Roman" w:cstheme="minorHAnsi"/>
+                <w:lang w:val="en-GB" w:eastAsia="en-GB"/>
+              </w:rPr>
+              <w:t>extension</w:t>
+            </w:r>
+            <w:r>
+              <w:rPr>
+                <w:rFonts w:eastAsia="Times New Roman" w:cstheme="minorHAnsi"/>
+                <w:lang w:val="en-GB" w:eastAsia="en-GB"/>
+              </w:rPr>
+              <w:t xml:space="preserve">=gd” </w:t>
+            </w:r>
+            <w:r>
+              <w:rPr>
+                <w:rFonts w:eastAsia="Times New Roman" w:cstheme="minorHAnsi"/>
+                <w:lang w:val="en-GB" w:eastAsia="en-GB"/>
+              </w:rPr>
+              <w:t>in “</w:t>
+            </w:r>
+            <w:r>
+              <w:rPr>
+                <w:rFonts w:eastAsia="Times New Roman" w:cstheme="minorHAnsi"/>
+                <w:lang w:val="en-GB" w:eastAsia="en-GB"/>
+              </w:rPr>
+              <w:t>C:\xampp2\php</w:t>
+            </w:r>
+            <w:r>
+              <w:rPr>
+                <w:rFonts w:eastAsia="Times New Roman" w:cstheme="minorHAnsi"/>
+                <w:lang w:val="en-GB" w:eastAsia="en-GB"/>
+              </w:rPr>
+              <w:t>\php.ini”</w:t>
+            </w:r>
+          </w:p>
+        </w:tc>
+      </w:tr>
+      <w:tr>
+        <w:tc>
+          <w:tcPr>
+            <w:tcW w:w="704" w:type="dxa"/>
+            <w:vAlign w:val="center"/>
+          </w:tcPr>
+          <w:p>
+            <w:pPr>
+              <w:pStyle w:val="Text"/>
+              <w:jc w:val="center"/>
+              <w:rPr>
+                <w:rFonts w:cstheme="minorHAnsi"/>
+              </w:rPr>
+            </w:pPr>
+            <w:r>
+              <w:rPr>
+                <w:rFonts w:cstheme="minorHAnsi"/>
+              </w:rPr>
+              <w:t>19</w:t>
+            </w:r>
+          </w:p>
+        </w:tc>
+        <w:tc>
+          <w:tcPr>
+            <w:tcW w:w="7088" w:type="dxa"/>
+            <w:vAlign w:val="center"/>
+          </w:tcPr>
+          <w:p>
+            <w:pPr>
+              <w:pStyle w:val="Text"/>
+              <w:rPr>
+                <w:rFonts w:cstheme="minorHAnsi"/>
+                <w:noProof/>
+              </w:rPr>
+            </w:pPr>
+            <w:r>
+              <w:rPr>
+                <w:rFonts w:cstheme="minorHAnsi"/>
+                <w:noProof/>
+              </w:rPr>
+              <w:drawing>
+                <wp:inline distT="0" distB="0" distL="0" distR="0" wp14:anchorId="5011E0B6" wp14:editId="58E67BC2">
+                  <wp:extent cx="4320000" cy="2339963"/>
+                  <wp:effectExtent l="0" t="0" r="4445" b="3810"/>
+                  <wp:docPr id="29" name="Picture 29"/>
+                  <wp:cNvGraphicFramePr>
+                    <a:graphicFrameLocks xmlns:a="http://schemas.openxmlformats.org/drawingml/2006/main" noChangeAspect="1"/>
+                  </wp:cNvGraphicFramePr>
+                  <a:graphic xmlns:a="http://schemas.openxmlformats.org/drawingml/2006/main">
+                    <a:graphicData uri="http://schemas.openxmlformats.org/drawingml/2006/picture">
+                      <pic:pic xmlns:pic="http://schemas.openxmlformats.org/drawingml/2006/picture">
+                        <pic:nvPicPr>
+                          <pic:cNvPr id="1" name=""/>
+                          <pic:cNvPicPr/>
+                        </pic:nvPicPr>
+                        <pic:blipFill>
+                          <a:blip r:embed="rId28"/>
+                          <a:stretch>
+                            <a:fillRect/>
+                          </a:stretch>
+                        </pic:blipFill>
+                        <pic:spPr>
+                          <a:xfrm>
+                            <a:off x="0" y="0"/>
+                            <a:ext cx="4320000" cy="2339963"/>
+                          </a:xfrm>
+                          <a:prstGeom prst="rect">
+                            <a:avLst/>
+                          </a:prstGeom>
+                        </pic:spPr>
+                      </pic:pic>
+                    </a:graphicData>
+                  </a:graphic>
+                </wp:inline>
+              </w:drawing>
+            </w:r>
+          </w:p>
+        </w:tc>
+        <w:tc>
+          <w:tcPr>
+            <w:tcW w:w="1944" w:type="dxa"/>
+            <w:vAlign w:val="center"/>
+          </w:tcPr>
+          <w:p>
+            <w:pPr>
+              <w:pStyle w:val="Text"/>
+              <w:rPr>
+                <w:rFonts w:eastAsia="Times New Roman" w:cstheme="minorHAnsi"/>
+                <w:lang w:val="en-GB" w:eastAsia="en-GB"/>
+              </w:rPr>
+            </w:pPr>
+            <w:r>
+              <w:rPr>
+                <w:rFonts w:eastAsia="Times New Roman" w:cstheme="minorHAnsi"/>
+                <w:lang w:val="en-GB" w:eastAsia="en-GB"/>
+              </w:rPr>
+              <w:t>Setting “allow_url_include=On” from “Off”</w:t>
+            </w:r>
+          </w:p>
+          <w:p>
+            <w:pPr>
+              <w:pStyle w:val="Text"/>
+              <w:rPr>
+                <w:rFonts w:eastAsia="Times New Roman" w:cstheme="minorHAnsi"/>
+                <w:lang w:val="en-GB" w:eastAsia="en-GB"/>
+              </w:rPr>
+            </w:pPr>
+            <w:r>
+              <w:rPr>
+                <w:rFonts w:eastAsia="Times New Roman" w:cstheme="minorHAnsi"/>
+                <w:lang w:val="en-GB" w:eastAsia="en-GB"/>
+              </w:rPr>
+              <w:t>In “</w:t>
+            </w:r>
+            <w:r>
+              <w:rPr>
+                <w:rFonts w:eastAsia="Times New Roman" w:cstheme="minorHAnsi"/>
+                <w:lang w:val="en-GB" w:eastAsia="en-GB"/>
+              </w:rPr>
+              <w:t>C:\xampp2\php</w:t>
+            </w:r>
+            <w:r>
+              <w:rPr>
+                <w:rFonts w:eastAsia="Times New Roman" w:cstheme="minorHAnsi"/>
+                <w:lang w:val="en-GB" w:eastAsia="en-GB"/>
+              </w:rPr>
+              <w:t>\php.ini”</w:t>
+            </w:r>
+          </w:p>
+        </w:tc>
+      </w:tr>
+      <w:tr>
+        <w:tc>
+          <w:tcPr>
+            <w:tcW w:w="704" w:type="dxa"/>
+            <w:vAlign w:val="center"/>
+          </w:tcPr>
+          <w:p>
+            <w:pPr>
+              <w:pStyle w:val="Text"/>
+              <w:jc w:val="center"/>
+              <w:rPr>
+                <w:rFonts w:cstheme="minorHAnsi"/>
+              </w:rPr>
+            </w:pPr>
+            <w:r>
+              <w:rPr>
+                <w:rFonts w:cstheme="minorHAnsi"/>
+              </w:rPr>
+              <w:t>20</w:t>
+            </w:r>
+          </w:p>
+        </w:tc>
+        <w:tc>
+          <w:tcPr>
+            <w:tcW w:w="7088" w:type="dxa"/>
+            <w:vAlign w:val="center"/>
+          </w:tcPr>
+          <w:p>
+            <w:pPr>
+              <w:pStyle w:val="Text"/>
+              <w:rPr>
+                <w:rFonts w:cstheme="minorHAnsi"/>
+                <w:noProof/>
+              </w:rPr>
+            </w:pPr>
+            <w:r>
+              <w:rPr>
+                <w:rFonts w:cstheme="minorHAnsi"/>
+                <w:noProof/>
+              </w:rPr>
+              <w:drawing>
+                <wp:inline distT="0" distB="0" distL="0" distR="0" wp14:anchorId="52BA5B26" wp14:editId="32DD6B38">
+                  <wp:extent cx="4320000" cy="2622386"/>
+                  <wp:effectExtent l="0" t="0" r="4445" b="6985"/>
+                  <wp:docPr id="3" name="Picture 3"/>
+                  <wp:cNvGraphicFramePr>
+                    <a:graphicFrameLocks xmlns:a="http://schemas.openxmlformats.org/drawingml/2006/main" noChangeAspect="1"/>
+                  </wp:cNvGraphicFramePr>
+                  <a:graphic xmlns:a="http://schemas.openxmlformats.org/drawingml/2006/main">
+                    <a:graphicData uri="http://schemas.openxmlformats.org/drawingml/2006/picture">
+                      <pic:pic xmlns:pic="http://schemas.openxmlformats.org/drawingml/2006/picture">
+                        <pic:nvPicPr>
+                          <pic:cNvPr id="1" name=""/>
+                          <pic:cNvPicPr/>
+                        </pic:nvPicPr>
+                        <pic:blipFill>
+                          <a:blip r:embed="rId29"/>
+                          <a:stretch>
+                            <a:fillRect/>
+                          </a:stretch>
+                        </pic:blipFill>
+                        <pic:spPr>
+                          <a:xfrm>
+                            <a:off x="0" y="0"/>
+                            <a:ext cx="4320000" cy="2622386"/>
+                          </a:xfrm>
+                          <a:prstGeom prst="rect">
+                            <a:avLst/>
+                          </a:prstGeom>
+                        </pic:spPr>
+                      </pic:pic>
+                    </a:graphicData>
+                  </a:graphic>
+                </wp:inline>
+              </w:drawing>
+            </w:r>
+          </w:p>
+        </w:tc>
+        <w:tc>
+          <w:tcPr>
+            <w:tcW w:w="1944" w:type="dxa"/>
+            <w:vAlign w:val="center"/>
+          </w:tcPr>
+          <w:p>
+            <w:pPr>
+              <w:pStyle w:val="Text"/>
+              <w:rPr>
+                <w:rFonts w:eastAsia="Times New Roman" w:cstheme="minorHAnsi"/>
+                <w:lang w:val="en-GB" w:eastAsia="en-GB"/>
+              </w:rPr>
+            </w:pPr>
+            <w:r>
+              <w:rPr>
+                <w:rFonts w:eastAsia="Times New Roman" w:cstheme="minorHAnsi"/>
+                <w:lang w:val="en-GB" w:eastAsia="en-GB"/>
+              </w:rPr>
+              <w:t>Default user and password for DVWA</w:t>
+            </w:r>
+          </w:p>
+        </w:tc>
+      </w:tr>
+      <w:tr>
+        <w:tc>
+          <w:tcPr>
+            <w:tcW w:w="704" w:type="dxa"/>
+            <w:vAlign w:val="center"/>
+          </w:tcPr>
+          <w:p>
+            <w:pPr>
+              <w:pStyle w:val="Text"/>
+              <w:jc w:val="center"/>
+              <w:rPr>
+                <w:rFonts w:cstheme="minorHAnsi"/>
+              </w:rPr>
+            </w:pPr>
+            <w:r>
+              <w:rPr>
+                <w:rFonts w:cstheme="minorHAnsi"/>
+              </w:rPr>
+              <w:lastRenderedPageBreak/>
+              <w:t>21</w:t>
+            </w:r>
+          </w:p>
+        </w:tc>
+        <w:tc>
+          <w:tcPr>
+            <w:tcW w:w="7088" w:type="dxa"/>
+            <w:vAlign w:val="center"/>
+          </w:tcPr>
+          <w:p>
+            <w:pPr>
+              <w:pStyle w:val="Text"/>
+              <w:rPr>
+                <w:rFonts w:cstheme="minorHAnsi"/>
+                <w:noProof/>
+              </w:rPr>
+            </w:pPr>
+            <w:r>
+              <w:rPr>
+                <w:rFonts w:cstheme="minorHAnsi"/>
+                <w:noProof/>
+              </w:rPr>
+              <w:drawing>
+                <wp:inline distT="0" distB="0" distL="0" distR="0" wp14:anchorId="6B1D2D6B" wp14:editId="00D84E3B">
+                  <wp:extent cx="4320000" cy="2339963"/>
+                  <wp:effectExtent l="0" t="0" r="4445" b="3810"/>
+                  <wp:docPr id="27" name="Picture 27"/>
+                  <wp:cNvGraphicFramePr>
+                    <a:graphicFrameLocks xmlns:a="http://schemas.openxmlformats.org/drawingml/2006/main" noChangeAspect="1"/>
+                  </wp:cNvGraphicFramePr>
+                  <a:graphic xmlns:a="http://schemas.openxmlformats.org/drawingml/2006/main">
+                    <a:graphicData uri="http://schemas.openxmlformats.org/drawingml/2006/picture">
+                      <pic:pic xmlns:pic="http://schemas.openxmlformats.org/drawingml/2006/picture">
+                        <pic:nvPicPr>
+                          <pic:cNvPr id="1" name=""/>
+                          <pic:cNvPicPr/>
+                        </pic:nvPicPr>
+                        <pic:blipFill>
+                          <a:blip r:embed="rId30"/>
+                          <a:stretch>
+                            <a:fillRect/>
+                          </a:stretch>
+                        </pic:blipFill>
+                        <pic:spPr>
+                          <a:xfrm>
+                            <a:off x="0" y="0"/>
+                            <a:ext cx="4320000" cy="2339963"/>
+                          </a:xfrm>
+                          <a:prstGeom prst="rect">
+                            <a:avLst/>
+                          </a:prstGeom>
+                        </pic:spPr>
+                      </pic:pic>
+                    </a:graphicData>
+                  </a:graphic>
+                </wp:inline>
+              </w:drawing>
+            </w:r>
+          </w:p>
+        </w:tc>
+        <w:tc>
+          <w:tcPr>
+            <w:tcW w:w="1944" w:type="dxa"/>
+            <w:vAlign w:val="center"/>
+          </w:tcPr>
+          <w:p>
+            <w:pPr>
+              <w:pStyle w:val="Text"/>
+              <w:rPr>
+                <w:rFonts w:eastAsia="Times New Roman" w:cstheme="minorHAnsi"/>
+                <w:lang w:val="en-GB" w:eastAsia="en-GB"/>
+              </w:rPr>
+            </w:pPr>
+            <w:r>
+              <w:rPr>
+                <w:rFonts w:eastAsia="Times New Roman" w:cstheme="minorHAnsi"/>
+                <w:lang w:val="en-GB" w:eastAsia="en-GB"/>
+              </w:rPr>
+              <w:t>Logging to DVWA with default credentials</w:t>
+            </w:r>
+          </w:p>
+        </w:tc>
+      </w:tr>
+      <w:tr>
+        <w:tc>
+          <w:tcPr>
+            <w:tcW w:w="704" w:type="dxa"/>
+            <w:vAlign w:val="center"/>
+          </w:tcPr>
+          <w:p>
+            <w:pPr>
+              <w:pStyle w:val="Text"/>
+              <w:jc w:val="center"/>
+              <w:rPr>
+                <w:rFonts w:cstheme="minorHAnsi"/>
+              </w:rPr>
+            </w:pPr>
+            <w:r>
+              <w:rPr>
+                <w:rFonts w:cstheme="minorHAnsi"/>
+              </w:rPr>
+              <w:t>22</w:t>
+            </w:r>
+          </w:p>
+        </w:tc>
+        <w:tc>
+          <w:tcPr>
+            <w:tcW w:w="7088" w:type="dxa"/>
+            <w:vAlign w:val="center"/>
+          </w:tcPr>
+          <w:p>
+            <w:pPr>
+              <w:pStyle w:val="Text"/>
+              <w:rPr>
+                <w:rFonts w:cstheme="minorHAnsi"/>
+                <w:noProof/>
+              </w:rPr>
+            </w:pPr>
+            <w:r>
+              <w:rPr>
+                <w:rFonts w:cstheme="minorHAnsi"/>
+                <w:noProof/>
+              </w:rPr>
+              <w:drawing>
+                <wp:inline distT="0" distB="0" distL="0" distR="0" wp14:anchorId="6483874E" wp14:editId="5BFF265F">
+                  <wp:extent cx="4320000" cy="2339963"/>
+                  <wp:effectExtent l="0" t="0" r="4445" b="3810"/>
+                  <wp:docPr id="28" name="Picture 28"/>
+                  <wp:cNvGraphicFramePr>
+                    <a:graphicFrameLocks xmlns:a="http://schemas.openxmlformats.org/drawingml/2006/main" noChangeAspect="1"/>
+                  </wp:cNvGraphicFramePr>
+                  <a:graphic xmlns:a="http://schemas.openxmlformats.org/drawingml/2006/main">
+                    <a:graphicData uri="http://schemas.openxmlformats.org/drawingml/2006/picture">
+                      <pic:pic xmlns:pic="http://schemas.openxmlformats.org/drawingml/2006/picture">
+                        <pic:nvPicPr>
+                          <pic:cNvPr id="1" name=""/>
+                          <pic:cNvPicPr/>
+                        </pic:nvPicPr>
+                        <pic:blipFill>
+                          <a:blip r:embed="rId31"/>
+                          <a:stretch>
+                            <a:fillRect/>
+                          </a:stretch>
+                        </pic:blipFill>
+                        <pic:spPr>
+                          <a:xfrm>
+                            <a:off x="0" y="0"/>
+                            <a:ext cx="4320000" cy="2339963"/>
+                          </a:xfrm>
+                          <a:prstGeom prst="rect">
+                            <a:avLst/>
+                          </a:prstGeom>
+                        </pic:spPr>
+                      </pic:pic>
+                    </a:graphicData>
+                  </a:graphic>
+                </wp:inline>
+              </w:drawing>
+            </w:r>
+          </w:p>
+        </w:tc>
+        <w:tc>
+          <w:tcPr>
+            <w:tcW w:w="1944" w:type="dxa"/>
+            <w:vAlign w:val="center"/>
+          </w:tcPr>
+          <w:p>
+            <w:pPr>
+              <w:pStyle w:val="Text"/>
+              <w:rPr>
+                <w:rFonts w:eastAsia="Times New Roman" w:cstheme="minorHAnsi"/>
+                <w:lang w:val="en-GB" w:eastAsia="en-GB"/>
+              </w:rPr>
+            </w:pPr>
+            <w:r>
+              <w:rPr>
+                <w:rFonts w:eastAsia="Times New Roman" w:cstheme="minorHAnsi"/>
+                <w:lang w:val="en-GB" w:eastAsia="en-GB"/>
+              </w:rPr>
+              <w:t>DVWA Home Dashboard</w:t>
+            </w:r>
+          </w:p>
+        </w:tc>
+      </w:tr>
+      <w:tr>
+        <w:tc>
+          <w:tcPr>
+            <w:tcW w:w="704" w:type="dxa"/>
+            <w:vAlign w:val="center"/>
+          </w:tcPr>
+          <w:p>
+            <w:pPr>
+              <w:pStyle w:val="Text"/>
+              <w:jc w:val="center"/>
+              <w:rPr>
+                <w:rFonts w:cstheme="minorHAnsi"/>
+              </w:rPr>
+            </w:pPr>
+            <w:r>
+              <w:rPr>
+                <w:rFonts w:cstheme="minorHAnsi"/>
+              </w:rPr>
+              <w:t>23</w:t>
+            </w:r>
+          </w:p>
+        </w:tc>
+        <w:tc>
+          <w:tcPr>
+            <w:tcW w:w="7088" w:type="dxa"/>
+            <w:vAlign w:val="center"/>
+          </w:tcPr>
+          <w:p>
+            <w:pPr>
+              <w:pStyle w:val="Text"/>
+              <w:rPr>
+                <w:rFonts w:cstheme="minorHAnsi"/>
+                <w:noProof/>
+              </w:rPr>
+            </w:pPr>
+            <w:r>
+              <w:rPr>
+                <w:rFonts w:cstheme="minorHAnsi"/>
+                <w:noProof/>
+              </w:rPr>
+              <w:drawing>
+                <wp:inline distT="0" distB="0" distL="0" distR="0" wp14:anchorId="2F2536B0" wp14:editId="28FAF6EC">
+                  <wp:extent cx="4320000" cy="2339963"/>
+                  <wp:effectExtent l="0" t="0" r="4445" b="3810"/>
+                  <wp:docPr id="31" name="Picture 31"/>
+                  <wp:cNvGraphicFramePr>
+                    <a:graphicFrameLocks xmlns:a="http://schemas.openxmlformats.org/drawingml/2006/main" noChangeAspect="1"/>
+                  </wp:cNvGraphicFramePr>
+                  <a:graphic xmlns:a="http://schemas.openxmlformats.org/drawingml/2006/main">
+                    <a:graphicData uri="http://schemas.openxmlformats.org/drawingml/2006/picture">
+                      <pic:pic xmlns:pic="http://schemas.openxmlformats.org/drawingml/2006/picture">
+                        <pic:nvPicPr>
+                          <pic:cNvPr id="1" name=""/>
+                          <pic:cNvPicPr/>
+                        </pic:nvPicPr>
+                        <pic:blipFill>
+                          <a:blip r:embed="rId32"/>
+                          <a:stretch>
+                            <a:fillRect/>
+                          </a:stretch>
+                        </pic:blipFill>
+                        <pic:spPr>
+                          <a:xfrm>
+                            <a:off x="0" y="0"/>
+                            <a:ext cx="4320000" cy="2339963"/>
+                          </a:xfrm>
+                          <a:prstGeom prst="rect">
+                            <a:avLst/>
+                          </a:prstGeom>
+                        </pic:spPr>
+                      </pic:pic>
+                    </a:graphicData>
+                  </a:graphic>
+                </wp:inline>
+              </w:drawing>
+            </w:r>
+          </w:p>
+        </w:tc>
+        <w:tc>
+          <w:tcPr>
+            <w:tcW w:w="1944" w:type="dxa"/>
+            <w:vAlign w:val="center"/>
+          </w:tcPr>
+          <w:p>
+            <w:pPr>
+              <w:pStyle w:val="Text"/>
+              <w:rPr>
+                <w:rFonts w:eastAsia="Times New Roman" w:cstheme="minorHAnsi"/>
+                <w:lang w:val="en-GB" w:eastAsia="en-GB"/>
+              </w:rPr>
+            </w:pPr>
+            <w:r>
+              <w:rPr>
+                <w:rFonts w:eastAsia="Times New Roman" w:cstheme="minorHAnsi"/>
+                <w:lang w:val="en-GB" w:eastAsia="en-GB"/>
+              </w:rPr>
+              <w:t>DVWA Configured after modifying “php.ini”</w:t>
+            </w:r>
+          </w:p>
+        </w:tc>
+      </w:tr>
+      <w:tr>
+        <w:tc>
+          <w:tcPr>
+            <w:tcW w:w="704" w:type="dxa"/>
+            <w:vAlign w:val="center"/>
+          </w:tcPr>
+          <w:p>
+            <w:pPr>
+              <w:pStyle w:val="Text"/>
+              <w:jc w:val="center"/>
+              <w:rPr>
+                <w:rFonts w:cstheme="minorHAnsi"/>
+              </w:rPr>
+            </w:pPr>
+            <w:r>
+              <w:rPr>
+                <w:rFonts w:cstheme="minorHAnsi"/>
+              </w:rPr>
+              <w:lastRenderedPageBreak/>
+              <w:t>24</w:t>
+            </w:r>
+          </w:p>
+        </w:tc>
+        <w:tc>
+          <w:tcPr>
+            <w:tcW w:w="7088" w:type="dxa"/>
+            <w:vAlign w:val="center"/>
+          </w:tcPr>
+          <w:p>
+            <w:pPr>
+              <w:pStyle w:val="Text"/>
+              <w:rPr>
+                <w:rFonts w:cstheme="minorHAnsi"/>
+                <w:noProof/>
+              </w:rPr>
+            </w:pPr>
+            <w:r>
+              <w:rPr>
+                <w:rFonts w:cstheme="minorHAnsi"/>
+                <w:noProof/>
+              </w:rPr>
+              <w:drawing>
+                <wp:inline distT="0" distB="0" distL="0" distR="0" wp14:anchorId="38599C43" wp14:editId="53497B0F">
+                  <wp:extent cx="4342196" cy="2814452"/>
+                  <wp:effectExtent l="0" t="0" r="1270" b="5080"/>
+                  <wp:docPr id="30" name="Picture 30"/>
+                  <wp:cNvGraphicFramePr>
+                    <a:graphicFrameLocks xmlns:a="http://schemas.openxmlformats.org/drawingml/2006/main" noChangeAspect="1"/>
+                  </wp:cNvGraphicFramePr>
+                  <a:graphic xmlns:a="http://schemas.openxmlformats.org/drawingml/2006/main">
+                    <a:graphicData uri="http://schemas.openxmlformats.org/drawingml/2006/picture">
+                      <pic:pic xmlns:pic="http://schemas.openxmlformats.org/drawingml/2006/picture">
+                        <pic:nvPicPr>
+                          <pic:cNvPr id="1" name=""/>
+                          <pic:cNvPicPr/>
+                        </pic:nvPicPr>
+                        <pic:blipFill>
+                          <a:blip r:embed="rId33"/>
+                          <a:stretch>
+                            <a:fillRect/>
+                          </a:stretch>
+                        </pic:blipFill>
+                        <pic:spPr>
+                          <a:xfrm>
+                            <a:off x="0" y="0"/>
+                            <a:ext cx="4360970" cy="2826621"/>
+                          </a:xfrm>
+                          <a:prstGeom prst="rect">
+                            <a:avLst/>
+                          </a:prstGeom>
+                        </pic:spPr>
+                      </pic:pic>
+                    </a:graphicData>
+                  </a:graphic>
+                </wp:inline>
+              </w:drawing>
+            </w:r>
+          </w:p>
+        </w:tc>
+        <w:tc>
+          <w:tcPr>
+            <w:tcW w:w="1944" w:type="dxa"/>
+            <w:vAlign w:val="center"/>
+          </w:tcPr>
+          <w:p>
+            <w:pPr>
+              <w:pStyle w:val="Text"/>
+              <w:rPr>
+                <w:rFonts w:eastAsia="Times New Roman" w:cstheme="minorHAnsi"/>
+                <w:lang w:val="en-GB" w:eastAsia="en-GB"/>
+              </w:rPr>
+            </w:pPr>
+            <w:r>
+              <w:rPr>
+                <w:rFonts w:eastAsia="Times New Roman" w:cstheme="minorHAnsi"/>
+                <w:lang w:val="en-GB" w:eastAsia="en-GB"/>
+              </w:rPr>
+              <w:t>Restarting XAMPP server</w:t>
+            </w:r>
+          </w:p>
+        </w:tc>
+      </w:tr>
+      <w:tr>
+        <w:tc>
+          <w:tcPr>
+            <w:tcW w:w="704" w:type="dxa"/>
+            <w:vAlign w:val="center"/>
+          </w:tcPr>
+          <w:p>
+            <w:pPr>
+              <w:pStyle w:val="Text"/>
+              <w:jc w:val="center"/>
+              <w:rPr>
+                <w:rFonts w:cstheme="minorHAnsi"/>
+              </w:rPr>
+            </w:pPr>
+            <w:r>
+              <w:rPr>
+                <w:rFonts w:cstheme="minorHAnsi"/>
+              </w:rPr>
+              <w:t>25</w:t>
+            </w:r>
+          </w:p>
+        </w:tc>
+        <w:tc>
+          <w:tcPr>
+            <w:tcW w:w="7088" w:type="dxa"/>
+            <w:vAlign w:val="center"/>
+          </w:tcPr>
+          <w:p>
+            <w:pPr>
+              <w:pStyle w:val="Text"/>
+              <w:rPr>
+                <w:rFonts w:cstheme="minorHAnsi"/>
+                <w:noProof/>
+              </w:rPr>
+            </w:pPr>
+            <w:r>
+              <w:rPr>
+                <w:rFonts w:cstheme="minorHAnsi"/>
+                <w:noProof/>
+              </w:rPr>
+              <w:drawing>
+                <wp:inline distT="0" distB="0" distL="0" distR="0" wp14:anchorId="31C83C3C" wp14:editId="7611A047">
+                  <wp:extent cx="4320000" cy="2339963"/>
+                  <wp:effectExtent l="0" t="0" r="4445" b="3810"/>
+                  <wp:docPr id="33" name="Picture 33"/>
+                  <wp:cNvGraphicFramePr>
+                    <a:graphicFrameLocks xmlns:a="http://schemas.openxmlformats.org/drawingml/2006/main" noChangeAspect="1"/>
+                  </wp:cNvGraphicFramePr>
+                  <a:graphic xmlns:a="http://schemas.openxmlformats.org/drawingml/2006/main">
+                    <a:graphicData uri="http://schemas.openxmlformats.org/drawingml/2006/picture">
+                      <pic:pic xmlns:pic="http://schemas.openxmlformats.org/drawingml/2006/picture">
+                        <pic:nvPicPr>
+                          <pic:cNvPr id="1" name=""/>
+                          <pic:cNvPicPr/>
+                        </pic:nvPicPr>
+                        <pic:blipFill>
+                          <a:blip r:embed="rId34"/>
+                          <a:stretch>
+                            <a:fillRect/>
+                          </a:stretch>
+                        </pic:blipFill>
+                        <pic:spPr>
+                          <a:xfrm>
+                            <a:off x="0" y="0"/>
+                            <a:ext cx="4320000" cy="2339963"/>
+                          </a:xfrm>
+                          <a:prstGeom prst="rect">
+                            <a:avLst/>
+                          </a:prstGeom>
+                        </pic:spPr>
+                      </pic:pic>
+                    </a:graphicData>
+                  </a:graphic>
+                </wp:inline>
+              </w:drawing>
+            </w:r>
+          </w:p>
+        </w:tc>
+        <w:tc>
+          <w:tcPr>
+            <w:tcW w:w="1944" w:type="dxa"/>
+            <w:vAlign w:val="center"/>
+          </w:tcPr>
+          <w:p>
+            <w:pPr>
+              <w:pStyle w:val="Text"/>
+              <w:rPr>
+                <w:rFonts w:eastAsia="Times New Roman" w:cstheme="minorHAnsi"/>
+                <w:lang w:val="en-GB" w:eastAsia="en-GB"/>
+              </w:rPr>
+            </w:pPr>
+            <w:r>
+              <w:rPr>
+                <w:rFonts w:eastAsia="Times New Roman" w:cstheme="minorHAnsi"/>
+                <w:lang w:val="en-GB" w:eastAsia="en-GB"/>
+              </w:rPr>
+              <w:t>DVWA Database ready to be tested</w:t>
+            </w:r>
+          </w:p>
+        </w:tc>
+      </w:tr>
+      <w:tr>
+        <w:tc>
+          <w:tcPr>
+            <w:tcW w:w="704" w:type="dxa"/>
+            <w:vAlign w:val="center"/>
+          </w:tcPr>
+          <w:p>
+            <w:pPr>
+              <w:pStyle w:val="Text"/>
+              <w:jc w:val="center"/>
+              <w:rPr>
+                <w:rFonts w:cstheme="minorHAnsi"/>
+              </w:rPr>
+            </w:pPr>
+            <w:r>
+              <w:rPr>
+                <w:rFonts w:cstheme="minorHAnsi"/>
+              </w:rPr>
+              <w:t>26</w:t>
+            </w:r>
+          </w:p>
+        </w:tc>
+        <w:tc>
+          <w:tcPr>
+            <w:tcW w:w="7088" w:type="dxa"/>
+            <w:vAlign w:val="center"/>
+          </w:tcPr>
+          <w:p>
+            <w:pPr>
+              <w:pStyle w:val="Text"/>
+              <w:rPr>
+                <w:rFonts w:cstheme="minorHAnsi"/>
+                <w:noProof/>
+              </w:rPr>
+            </w:pPr>
+            <w:r>
+              <w:rPr>
+                <w:rFonts w:cstheme="minorHAnsi"/>
+                <w:noProof/>
+              </w:rPr>
+              <w:drawing>
+                <wp:inline distT="0" distB="0" distL="0" distR="0" wp14:anchorId="6F652011" wp14:editId="5AD87A0B">
+                  <wp:extent cx="4320000" cy="2429945"/>
+                  <wp:effectExtent l="0" t="0" r="4445" b="8890"/>
+                  <wp:docPr id="34" name="Picture 34"/>
+                  <wp:cNvGraphicFramePr>
+                    <a:graphicFrameLocks xmlns:a="http://schemas.openxmlformats.org/drawingml/2006/main" noChangeAspect="1"/>
+                  </wp:cNvGraphicFramePr>
+                  <a:graphic xmlns:a="http://schemas.openxmlformats.org/drawingml/2006/main">
+                    <a:graphicData uri="http://schemas.openxmlformats.org/drawingml/2006/picture">
+                      <pic:pic xmlns:pic="http://schemas.openxmlformats.org/drawingml/2006/picture">
+                        <pic:nvPicPr>
+                          <pic:cNvPr id="1" name=""/>
+                          <pic:cNvPicPr/>
+                        </pic:nvPicPr>
+                        <pic:blipFill>
+                          <a:blip r:embed="rId35"/>
+                          <a:stretch>
+                            <a:fillRect/>
+                          </a:stretch>
+                        </pic:blipFill>
+                        <pic:spPr>
+                          <a:xfrm>
+                            <a:off x="0" y="0"/>
+                            <a:ext cx="4320000" cy="2429945"/>
+                          </a:xfrm>
+                          <a:prstGeom prst="rect">
+                            <a:avLst/>
+                          </a:prstGeom>
+                        </pic:spPr>
+                      </pic:pic>
+                    </a:graphicData>
+                  </a:graphic>
+                </wp:inline>
+              </w:drawing>
+            </w:r>
+          </w:p>
+        </w:tc>
+        <w:tc>
+          <w:tcPr>
+            <w:tcW w:w="1944" w:type="dxa"/>
+            <w:vAlign w:val="center"/>
+          </w:tcPr>
+          <w:p>
+            <w:pPr>
+              <w:pStyle w:val="Text"/>
+              <w:rPr>
+                <w:rFonts w:eastAsia="Times New Roman" w:cstheme="minorHAnsi"/>
+                <w:lang w:val="en-GB" w:eastAsia="en-GB"/>
+              </w:rPr>
+            </w:pPr>
+            <w:r>
+              <w:rPr>
+                <w:rFonts w:eastAsia="Times New Roman" w:cstheme="minorHAnsi"/>
+                <w:lang w:val="en-GB" w:eastAsia="en-GB"/>
+              </w:rPr>
+              <w:t>Logging</w:t>
+            </w:r>
+            <w:r>
+              <w:rPr>
+                <w:rFonts w:eastAsia="Times New Roman" w:cstheme="minorHAnsi"/>
+                <w:lang w:val="en-GB" w:eastAsia="en-GB"/>
+              </w:rPr>
+              <w:t xml:space="preserve"> again into DVWA</w:t>
+            </w:r>
+          </w:p>
+        </w:tc>
+      </w:tr>
+      <w:tr>
+        <w:tc>
+          <w:tcPr>
+            <w:tcW w:w="704" w:type="dxa"/>
+            <w:vAlign w:val="center"/>
+          </w:tcPr>
+          <w:p>
+            <w:pPr>
+              <w:pStyle w:val="Text"/>
+              <w:jc w:val="center"/>
+              <w:rPr>
+                <w:rFonts w:cstheme="minorHAnsi"/>
+              </w:rPr>
+            </w:pPr>
+            <w:r>
+              <w:rPr>
+                <w:rFonts w:cstheme="minorHAnsi"/>
+              </w:rPr>
+              <w:lastRenderedPageBreak/>
+              <w:t>27</w:t>
+            </w:r>
+          </w:p>
+        </w:tc>
+        <w:tc>
+          <w:tcPr>
+            <w:tcW w:w="7088" w:type="dxa"/>
+            <w:vAlign w:val="center"/>
+          </w:tcPr>
+          <w:p>
+            <w:pPr>
+              <w:pStyle w:val="Text"/>
+              <w:rPr>
+                <w:rFonts w:cstheme="minorHAnsi"/>
+                <w:noProof/>
+              </w:rPr>
+            </w:pPr>
+            <w:r>
+              <w:rPr>
+                <w:rFonts w:cstheme="minorHAnsi"/>
+                <w:noProof/>
+              </w:rPr>
+              <w:drawing>
+                <wp:inline distT="0" distB="0" distL="0" distR="0" wp14:anchorId="717B2D25" wp14:editId="40561E49">
+                  <wp:extent cx="4320000" cy="2339963"/>
+                  <wp:effectExtent l="0" t="0" r="4445" b="3810"/>
+                  <wp:docPr id="35" name="Picture 35"/>
+                  <wp:cNvGraphicFramePr>
+                    <a:graphicFrameLocks xmlns:a="http://schemas.openxmlformats.org/drawingml/2006/main" noChangeAspect="1"/>
+                  </wp:cNvGraphicFramePr>
+                  <a:graphic xmlns:a="http://schemas.openxmlformats.org/drawingml/2006/main">
+                    <a:graphicData uri="http://schemas.openxmlformats.org/drawingml/2006/picture">
+                      <pic:pic xmlns:pic="http://schemas.openxmlformats.org/drawingml/2006/picture">
+                        <pic:nvPicPr>
+                          <pic:cNvPr id="1" name=""/>
+                          <pic:cNvPicPr/>
+                        </pic:nvPicPr>
+                        <pic:blipFill>
+                          <a:blip r:embed="rId36"/>
+                          <a:stretch>
+                            <a:fillRect/>
+                          </a:stretch>
+                        </pic:blipFill>
+                        <pic:spPr>
+                          <a:xfrm>
+                            <a:off x="0" y="0"/>
+                            <a:ext cx="4320000" cy="2339963"/>
+                          </a:xfrm>
+                          <a:prstGeom prst="rect">
+                            <a:avLst/>
+                          </a:prstGeom>
+                        </pic:spPr>
+                      </pic:pic>
+                    </a:graphicData>
+                  </a:graphic>
+                </wp:inline>
+              </w:drawing>
+            </w:r>
+          </w:p>
+        </w:tc>
+        <w:tc>
+          <w:tcPr>
+            <w:tcW w:w="1944" w:type="dxa"/>
+            <w:vAlign w:val="center"/>
+          </w:tcPr>
+          <w:p>
+            <w:pPr>
+              <w:pStyle w:val="Text"/>
+              <w:rPr>
+                <w:rFonts w:eastAsia="Times New Roman" w:cstheme="minorHAnsi"/>
+                <w:lang w:val="en-GB" w:eastAsia="en-GB"/>
+              </w:rPr>
+            </w:pPr>
+            <w:r>
+              <w:rPr>
+                <w:rFonts w:eastAsia="Times New Roman" w:cstheme="minorHAnsi"/>
+                <w:lang w:val="en-GB" w:eastAsia="en-GB"/>
+              </w:rPr>
+              <w:t>Login Successful</w:t>
+            </w:r>
+          </w:p>
+        </w:tc>
+      </w:tr>
+      <w:tr>
+        <w:tc>
+          <w:tcPr>
+            <w:tcW w:w="704" w:type="dxa"/>
+            <w:vAlign w:val="center"/>
+          </w:tcPr>
+          <w:p>
+            <w:pPr>
+              <w:pStyle w:val="Text"/>
+              <w:jc w:val="center"/>
+              <w:rPr>
+                <w:rFonts w:cstheme="minorHAnsi"/>
+              </w:rPr>
+            </w:pPr>
+            <w:r>
+              <w:rPr>
+                <w:rFonts w:cstheme="minorHAnsi"/>
+              </w:rPr>
+              <w:t>28</w:t>
+            </w:r>
+          </w:p>
+        </w:tc>
+        <w:tc>
+          <w:tcPr>
+            <w:tcW w:w="7088" w:type="dxa"/>
+            <w:vAlign w:val="center"/>
+          </w:tcPr>
+          <w:p>
+            <w:pPr>
+              <w:pStyle w:val="Text"/>
+              <w:rPr>
+                <w:rFonts w:cstheme="minorHAnsi"/>
+                <w:noProof/>
+              </w:rPr>
+            </w:pPr>
+            <w:r>
+              <w:rPr>
+                <w:rFonts w:cstheme="minorHAnsi"/>
+                <w:noProof/>
+              </w:rPr>
+              <w:drawing>
+                <wp:inline distT="0" distB="0" distL="0" distR="0" wp14:anchorId="7BE36DF3" wp14:editId="2849FA68">
+                  <wp:extent cx="4320000" cy="2339963"/>
+                  <wp:effectExtent l="0" t="0" r="4445" b="3810"/>
+                  <wp:docPr id="36" name="Picture 36"/>
+                  <wp:cNvGraphicFramePr>
+                    <a:graphicFrameLocks xmlns:a="http://schemas.openxmlformats.org/drawingml/2006/main" noChangeAspect="1"/>
+                  </wp:cNvGraphicFramePr>
+                  <a:graphic xmlns:a="http://schemas.openxmlformats.org/drawingml/2006/main">
+                    <a:graphicData uri="http://schemas.openxmlformats.org/drawingml/2006/picture">
+                      <pic:pic xmlns:pic="http://schemas.openxmlformats.org/drawingml/2006/picture">
+                        <pic:nvPicPr>
+                          <pic:cNvPr id="1" name=""/>
+                          <pic:cNvPicPr/>
+                        </pic:nvPicPr>
+                        <pic:blipFill>
+                          <a:blip r:embed="rId37"/>
+                          <a:stretch>
+                            <a:fillRect/>
+                          </a:stretch>
+                        </pic:blipFill>
+                        <pic:spPr>
+                          <a:xfrm>
+                            <a:off x="0" y="0"/>
+                            <a:ext cx="4320000" cy="2339963"/>
+                          </a:xfrm>
+                          <a:prstGeom prst="rect">
+                            <a:avLst/>
+                          </a:prstGeom>
+                        </pic:spPr>
+                      </pic:pic>
+                    </a:graphicData>
+                  </a:graphic>
+                </wp:inline>
+              </w:drawing>
+            </w:r>
+          </w:p>
+        </w:tc>
+        <w:tc>
+          <w:tcPr>
+            <w:tcW w:w="1944" w:type="dxa"/>
+            <w:vAlign w:val="center"/>
+          </w:tcPr>
+          <w:p>
+            <w:pPr>
+              <w:pStyle w:val="Text"/>
+              <w:rPr>
+                <w:rFonts w:eastAsia="Times New Roman" w:cstheme="minorHAnsi"/>
+                <w:lang w:val="en-GB" w:eastAsia="en-GB"/>
+              </w:rPr>
+            </w:pPr>
+            <w:r>
+              <w:rPr>
+                <w:rFonts w:eastAsia="Times New Roman" w:cstheme="minorHAnsi"/>
+                <w:lang w:val="en-GB" w:eastAsia="en-GB"/>
+              </w:rPr>
+              <w:t>Retrieving</w:t>
+            </w:r>
+            <w:r>
+              <w:rPr>
+                <w:rFonts w:eastAsia="Times New Roman" w:cstheme="minorHAnsi"/>
+                <w:lang w:val="en-GB" w:eastAsia="en-GB"/>
+              </w:rPr>
+              <w:t xml:space="preserve"> a user information via their ID</w:t>
+            </w:r>
+          </w:p>
+        </w:tc>
+      </w:tr>
+      <w:tr>
+        <w:tc>
+          <w:tcPr>
+            <w:tcW w:w="704" w:type="dxa"/>
+            <w:vAlign w:val="center"/>
+          </w:tcPr>
+          <w:p>
+            <w:pPr>
+              <w:pStyle w:val="Text"/>
+              <w:jc w:val="center"/>
+              <w:rPr>
+                <w:rFonts w:cstheme="minorHAnsi"/>
+              </w:rPr>
+            </w:pPr>
+            <w:r>
+              <w:rPr>
+                <w:rFonts w:cstheme="minorHAnsi"/>
+              </w:rPr>
+              <w:t>29</w:t>
+            </w:r>
+          </w:p>
+        </w:tc>
+        <w:tc>
+          <w:tcPr>
+            <w:tcW w:w="7088" w:type="dxa"/>
+            <w:vAlign w:val="center"/>
+          </w:tcPr>
+          <w:p>
+            <w:pPr>
+              <w:pStyle w:val="Text"/>
+              <w:rPr>
+                <w:rFonts w:cstheme="minorHAnsi"/>
+                <w:noProof/>
+              </w:rPr>
+            </w:pPr>
+            <w:r>
+              <w:rPr>
+                <w:rFonts w:cstheme="minorHAnsi"/>
+                <w:noProof/>
+              </w:rPr>
+              <w:drawing>
+                <wp:inline distT="0" distB="0" distL="0" distR="0" wp14:anchorId="102E8A51" wp14:editId="791E63C5">
+                  <wp:extent cx="4320000" cy="2339963"/>
+                  <wp:effectExtent l="0" t="0" r="4445" b="3810"/>
+                  <wp:docPr id="37" name="Picture 37"/>
+                  <wp:cNvGraphicFramePr>
+                    <a:graphicFrameLocks xmlns:a="http://schemas.openxmlformats.org/drawingml/2006/main" noChangeAspect="1"/>
+                  </wp:cNvGraphicFramePr>
+                  <a:graphic xmlns:a="http://schemas.openxmlformats.org/drawingml/2006/main">
+                    <a:graphicData uri="http://schemas.openxmlformats.org/drawingml/2006/picture">
+                      <pic:pic xmlns:pic="http://schemas.openxmlformats.org/drawingml/2006/picture">
+                        <pic:nvPicPr>
+                          <pic:cNvPr id="1" name=""/>
+                          <pic:cNvPicPr/>
+                        </pic:nvPicPr>
+                        <pic:blipFill>
+                          <a:blip r:embed="rId38"/>
+                          <a:stretch>
+                            <a:fillRect/>
+                          </a:stretch>
+                        </pic:blipFill>
+                        <pic:spPr>
+                          <a:xfrm>
+                            <a:off x="0" y="0"/>
+                            <a:ext cx="4320000" cy="2339963"/>
+                          </a:xfrm>
+                          <a:prstGeom prst="rect">
+                            <a:avLst/>
+                          </a:prstGeom>
+                        </pic:spPr>
+                      </pic:pic>
+                    </a:graphicData>
+                  </a:graphic>
+                </wp:inline>
+              </w:drawing>
+            </w:r>
+          </w:p>
+        </w:tc>
+        <w:tc>
+          <w:tcPr>
+            <w:tcW w:w="1944" w:type="dxa"/>
+            <w:vAlign w:val="center"/>
+          </w:tcPr>
+          <w:p>
+            <w:pPr>
+              <w:pStyle w:val="Text"/>
+              <w:rPr>
+                <w:rFonts w:eastAsia="Times New Roman" w:cstheme="minorHAnsi"/>
+                <w:lang w:val="en-GB" w:eastAsia="en-GB"/>
+              </w:rPr>
+            </w:pPr>
+            <w:r>
+              <w:rPr>
+                <w:rFonts w:eastAsia="Times New Roman" w:cstheme="minorHAnsi"/>
+                <w:lang w:val="en-GB" w:eastAsia="en-GB"/>
+              </w:rPr>
+              <w:t xml:space="preserve">Setting testing to low for easy </w:t>
+            </w:r>
+            <w:r>
+              <w:rPr>
+                <w:rFonts w:eastAsia="Times New Roman" w:cstheme="minorHAnsi"/>
+                <w:lang w:val="en-GB" w:eastAsia="en-GB"/>
+              </w:rPr>
+              <w:t>vulnerability</w:t>
+            </w:r>
+            <w:r>
+              <w:rPr>
+                <w:rFonts w:eastAsia="Times New Roman" w:cstheme="minorHAnsi"/>
+                <w:lang w:val="en-GB" w:eastAsia="en-GB"/>
+              </w:rPr>
+              <w:t xml:space="preserve"> analysis for </w:t>
+            </w:r>
+            <w:r>
+              <w:rPr>
+                <w:rFonts w:eastAsia="Times New Roman" w:cstheme="minorHAnsi"/>
+                <w:lang w:val="en-GB" w:eastAsia="en-GB"/>
+              </w:rPr>
+              <w:t>SQL</w:t>
+            </w:r>
+            <w:r>
+              <w:rPr>
+                <w:rFonts w:eastAsia="Times New Roman" w:cstheme="minorHAnsi"/>
+                <w:lang w:val="en-GB" w:eastAsia="en-GB"/>
+              </w:rPr>
+              <w:t xml:space="preserve"> injection</w:t>
+            </w:r>
+          </w:p>
+        </w:tc>
+      </w:tr>
+      <w:tr>
+        <w:tc>
+          <w:tcPr>
+            <w:tcW w:w="704" w:type="dxa"/>
+            <w:vAlign w:val="center"/>
+          </w:tcPr>
+          <w:p>
+            <w:pPr>
+              <w:pStyle w:val="Text"/>
+              <w:jc w:val="center"/>
+              <w:rPr>
+                <w:rFonts w:cstheme="minorHAnsi"/>
+              </w:rPr>
+            </w:pPr>
+            <w:r>
+              <w:rPr>
+                <w:rFonts w:cstheme="minorHAnsi"/>
+              </w:rPr>
+              <w:lastRenderedPageBreak/>
+              <w:t>30</w:t>
+            </w:r>
+          </w:p>
+        </w:tc>
+        <w:tc>
+          <w:tcPr>
+            <w:tcW w:w="7088" w:type="dxa"/>
+            <w:vAlign w:val="center"/>
+          </w:tcPr>
+          <w:p>
+            <w:pPr>
+              <w:pStyle w:val="Text"/>
+              <w:rPr>
+                <w:rFonts w:cstheme="minorHAnsi"/>
+                <w:noProof/>
+              </w:rPr>
+            </w:pPr>
+            <w:r>
+              <w:rPr>
+                <w:rFonts w:cstheme="minorHAnsi"/>
+                <w:noProof/>
+              </w:rPr>
+              <w:drawing>
+                <wp:inline distT="0" distB="0" distL="0" distR="0" wp14:anchorId="3EE66C1C" wp14:editId="47C1DE8A">
+                  <wp:extent cx="4320000" cy="2339963"/>
+                  <wp:effectExtent l="0" t="0" r="4445" b="3810"/>
+                  <wp:docPr id="38" name="Picture 38"/>
+                  <wp:cNvGraphicFramePr>
+                    <a:graphicFrameLocks xmlns:a="http://schemas.openxmlformats.org/drawingml/2006/main" noChangeAspect="1"/>
+                  </wp:cNvGraphicFramePr>
+                  <a:graphic xmlns:a="http://schemas.openxmlformats.org/drawingml/2006/main">
+                    <a:graphicData uri="http://schemas.openxmlformats.org/drawingml/2006/picture">
+                      <pic:pic xmlns:pic="http://schemas.openxmlformats.org/drawingml/2006/picture">
+                        <pic:nvPicPr>
+                          <pic:cNvPr id="1" name=""/>
+                          <pic:cNvPicPr/>
+                        </pic:nvPicPr>
+                        <pic:blipFill>
+                          <a:blip r:embed="rId39"/>
+                          <a:stretch>
+                            <a:fillRect/>
+                          </a:stretch>
+                        </pic:blipFill>
+                        <pic:spPr>
+                          <a:xfrm>
+                            <a:off x="0" y="0"/>
+                            <a:ext cx="4320000" cy="2339963"/>
+                          </a:xfrm>
+                          <a:prstGeom prst="rect">
+                            <a:avLst/>
+                          </a:prstGeom>
+                        </pic:spPr>
+                      </pic:pic>
+                    </a:graphicData>
+                  </a:graphic>
+                </wp:inline>
+              </w:drawing>
+            </w:r>
+          </w:p>
+        </w:tc>
+        <w:tc>
+          <w:tcPr>
+            <w:tcW w:w="1944" w:type="dxa"/>
+            <w:vAlign w:val="center"/>
+          </w:tcPr>
+          <w:p>
+            <w:pPr>
+              <w:pStyle w:val="Text"/>
+              <w:rPr>
+                <w:rFonts w:eastAsia="Times New Roman" w:cstheme="minorHAnsi"/>
+                <w:lang w:val="en-GB" w:eastAsia="en-GB"/>
+              </w:rPr>
+            </w:pPr>
+            <w:r>
+              <w:rPr>
+                <w:rFonts w:eastAsia="Times New Roman" w:cstheme="minorHAnsi"/>
+                <w:lang w:val="en-GB" w:eastAsia="en-GB"/>
+              </w:rPr>
+              <w:t xml:space="preserve">Getting code </w:t>
+            </w:r>
+            <w:r>
+              <w:rPr>
+                <w:rFonts w:eastAsia="Times New Roman" w:cstheme="minorHAnsi"/>
+                <w:lang w:val="en-GB" w:eastAsia="en-GB"/>
+              </w:rPr>
+              <w:t>for</w:t>
+            </w:r>
+            <w:r>
+              <w:rPr>
+                <w:rFonts w:eastAsia="Times New Roman" w:cstheme="minorHAnsi"/>
+                <w:lang w:val="en-GB" w:eastAsia="en-GB"/>
+              </w:rPr>
+              <w:t xml:space="preserve"> SQL injection from shrib.com/#xampp</w:t>
+            </w:r>
+          </w:p>
+        </w:tc>
+      </w:tr>
+      <w:tr>
+        <w:tc>
+          <w:tcPr>
+            <w:tcW w:w="704" w:type="dxa"/>
+            <w:vAlign w:val="center"/>
+          </w:tcPr>
+          <w:p>
+            <w:pPr>
+              <w:pStyle w:val="Text"/>
+              <w:jc w:val="center"/>
+              <w:rPr>
+                <w:rFonts w:cstheme="minorHAnsi"/>
+              </w:rPr>
+            </w:pPr>
+            <w:r>
+              <w:rPr>
+                <w:rFonts w:cstheme="minorHAnsi"/>
+              </w:rPr>
+              <w:t>31</w:t>
+            </w:r>
+          </w:p>
+        </w:tc>
+        <w:tc>
+          <w:tcPr>
+            <w:tcW w:w="7088" w:type="dxa"/>
+            <w:vAlign w:val="center"/>
+          </w:tcPr>
+          <w:p>
+            <w:pPr>
+              <w:pStyle w:val="Text"/>
+              <w:rPr>
+                <w:rFonts w:cstheme="minorHAnsi"/>
+                <w:noProof/>
+              </w:rPr>
+            </w:pPr>
+            <w:r>
+              <w:rPr>
+                <w:rFonts w:cstheme="minorHAnsi"/>
+                <w:noProof/>
+              </w:rPr>
+              <w:drawing>
+                <wp:inline distT="0" distB="0" distL="0" distR="0" wp14:anchorId="6C9D1CF0" wp14:editId="6CFDE834">
+                  <wp:extent cx="4320000" cy="2339963"/>
+                  <wp:effectExtent l="0" t="0" r="4445" b="3810"/>
+                  <wp:docPr id="39" name="Picture 39"/>
+                  <wp:cNvGraphicFramePr>
+                    <a:graphicFrameLocks xmlns:a="http://schemas.openxmlformats.org/drawingml/2006/main" noChangeAspect="1"/>
+                  </wp:cNvGraphicFramePr>
+                  <a:graphic xmlns:a="http://schemas.openxmlformats.org/drawingml/2006/main">
+                    <a:graphicData uri="http://schemas.openxmlformats.org/drawingml/2006/picture">
+                      <pic:pic xmlns:pic="http://schemas.openxmlformats.org/drawingml/2006/picture">
+                        <pic:nvPicPr>
+                          <pic:cNvPr id="1" name=""/>
+                          <pic:cNvPicPr/>
+                        </pic:nvPicPr>
+                        <pic:blipFill>
+                          <a:blip r:embed="rId40"/>
+                          <a:stretch>
+                            <a:fillRect/>
+                          </a:stretch>
+                        </pic:blipFill>
+                        <pic:spPr>
+                          <a:xfrm>
+                            <a:off x="0" y="0"/>
+                            <a:ext cx="4320000" cy="2339963"/>
+                          </a:xfrm>
+                          <a:prstGeom prst="rect">
+                            <a:avLst/>
+                          </a:prstGeom>
+                        </pic:spPr>
+                      </pic:pic>
+                    </a:graphicData>
+                  </a:graphic>
+                </wp:inline>
+              </w:drawing>
+            </w:r>
+          </w:p>
+        </w:tc>
+        <w:tc>
+          <w:tcPr>
+            <w:tcW w:w="1944" w:type="dxa"/>
+            <w:vAlign w:val="center"/>
+          </w:tcPr>
+          <w:p>
+            <w:pPr>
+              <w:pStyle w:val="Text"/>
+              <w:rPr>
+                <w:rFonts w:eastAsia="Times New Roman" w:cstheme="minorHAnsi"/>
+                <w:lang w:val="en-GB" w:eastAsia="en-GB"/>
+              </w:rPr>
+            </w:pPr>
+            <w:r>
+              <w:rPr>
+                <w:rFonts w:eastAsia="Times New Roman" w:cstheme="minorHAnsi"/>
+                <w:lang w:val="en-GB" w:eastAsia="en-GB"/>
+              </w:rPr>
+              <w:t>Code copied to a notepad</w:t>
+            </w:r>
+          </w:p>
+        </w:tc>
+      </w:tr>
+      <w:tr>
+        <w:tc>
+          <w:tcPr>
+            <w:tcW w:w="704" w:type="dxa"/>
+            <w:vAlign w:val="center"/>
+          </w:tcPr>
+          <w:p>
+            <w:pPr>
+              <w:pStyle w:val="Text"/>
+              <w:jc w:val="center"/>
+              <w:rPr>
+                <w:rFonts w:cstheme="minorHAnsi"/>
+              </w:rPr>
+            </w:pPr>
+            <w:r>
+              <w:rPr>
+                <w:rFonts w:cstheme="minorHAnsi"/>
+              </w:rPr>
+              <w:t>32</w:t>
+            </w:r>
+          </w:p>
+        </w:tc>
+        <w:tc>
+          <w:tcPr>
+            <w:tcW w:w="7088" w:type="dxa"/>
+            <w:vAlign w:val="center"/>
+          </w:tcPr>
+          <w:p>
+            <w:pPr>
+              <w:pStyle w:val="Text"/>
+              <w:rPr>
+                <w:rFonts w:cstheme="minorHAnsi"/>
+                <w:noProof/>
+              </w:rPr>
+            </w:pPr>
+            <w:r>
+              <w:rPr>
+                <w:rFonts w:cstheme="minorHAnsi"/>
+                <w:noProof/>
+              </w:rPr>
+              <w:drawing>
+                <wp:inline distT="0" distB="0" distL="0" distR="0" wp14:anchorId="273D767D" wp14:editId="7FDDA0D0">
+                  <wp:extent cx="4320000" cy="2339963"/>
+                  <wp:effectExtent l="0" t="0" r="4445" b="3810"/>
+                  <wp:docPr id="41" name="Picture 41"/>
+                  <wp:cNvGraphicFramePr>
+                    <a:graphicFrameLocks xmlns:a="http://schemas.openxmlformats.org/drawingml/2006/main" noChangeAspect="1"/>
+                  </wp:cNvGraphicFramePr>
+                  <a:graphic xmlns:a="http://schemas.openxmlformats.org/drawingml/2006/main">
+                    <a:graphicData uri="http://schemas.openxmlformats.org/drawingml/2006/picture">
+                      <pic:pic xmlns:pic="http://schemas.openxmlformats.org/drawingml/2006/picture">
+                        <pic:nvPicPr>
+                          <pic:cNvPr id="1" name=""/>
+                          <pic:cNvPicPr/>
+                        </pic:nvPicPr>
+                        <pic:blipFill>
+                          <a:blip r:embed="rId41"/>
+                          <a:stretch>
+                            <a:fillRect/>
+                          </a:stretch>
+                        </pic:blipFill>
+                        <pic:spPr>
+                          <a:xfrm>
+                            <a:off x="0" y="0"/>
+                            <a:ext cx="4320000" cy="2339963"/>
+                          </a:xfrm>
+                          <a:prstGeom prst="rect">
+                            <a:avLst/>
+                          </a:prstGeom>
+                        </pic:spPr>
+                      </pic:pic>
+                    </a:graphicData>
+                  </a:graphic>
+                </wp:inline>
+              </w:drawing>
+            </w:r>
+          </w:p>
+        </w:tc>
+        <w:tc>
+          <w:tcPr>
+            <w:tcW w:w="1944" w:type="dxa"/>
+            <w:vAlign w:val="center"/>
+          </w:tcPr>
+          <w:p>
+            <w:pPr>
+              <w:pStyle w:val="Text"/>
+              <w:rPr>
+                <w:rFonts w:eastAsia="Times New Roman" w:cstheme="minorHAnsi"/>
+                <w:lang w:val="en-GB" w:eastAsia="en-GB"/>
+              </w:rPr>
+            </w:pPr>
+            <w:r>
+              <w:rPr>
+                <w:rFonts w:eastAsia="Times New Roman" w:cstheme="minorHAnsi"/>
+                <w:lang w:val="en-GB" w:eastAsia="en-GB"/>
+              </w:rPr>
+              <w:t>Running the SQL injection query and getting all hashed passwords</w:t>
+            </w:r>
+          </w:p>
+        </w:tc>
+      </w:tr>
+      <w:tr>
+        <w:tc>
+          <w:tcPr>
+            <w:tcW w:w="704" w:type="dxa"/>
+            <w:vAlign w:val="center"/>
+          </w:tcPr>
+          <w:p>
+            <w:pPr>
+              <w:pStyle w:val="Text"/>
+              <w:jc w:val="center"/>
+              <w:rPr>
+                <w:rFonts w:cstheme="minorHAnsi"/>
+              </w:rPr>
+            </w:pPr>
+            <w:r>
+              <w:rPr>
+                <w:rFonts w:cstheme="minorHAnsi"/>
+              </w:rPr>
+              <w:lastRenderedPageBreak/>
+              <w:t>33</w:t>
+            </w:r>
+          </w:p>
+        </w:tc>
+        <w:tc>
+          <w:tcPr>
+            <w:tcW w:w="7088" w:type="dxa"/>
+            <w:vAlign w:val="center"/>
+          </w:tcPr>
+          <w:p>
+            <w:pPr>
+              <w:pStyle w:val="Text"/>
+              <w:rPr>
+                <w:rFonts w:cstheme="minorHAnsi"/>
+                <w:noProof/>
+              </w:rPr>
+            </w:pPr>
+            <w:r>
+              <w:rPr>
+                <w:rFonts w:cstheme="minorHAnsi"/>
+                <w:noProof/>
+              </w:rPr>
+              <w:drawing>
+                <wp:inline distT="0" distB="0" distL="0" distR="0" wp14:anchorId="0003F668" wp14:editId="15730553">
+                  <wp:extent cx="4320000" cy="2339963"/>
+                  <wp:effectExtent l="0" t="0" r="4445" b="3810"/>
+                  <wp:docPr id="42" name="Picture 42"/>
+                  <wp:cNvGraphicFramePr>
+                    <a:graphicFrameLocks xmlns:a="http://schemas.openxmlformats.org/drawingml/2006/main" noChangeAspect="1"/>
+                  </wp:cNvGraphicFramePr>
+                  <a:graphic xmlns:a="http://schemas.openxmlformats.org/drawingml/2006/main">
+                    <a:graphicData uri="http://schemas.openxmlformats.org/drawingml/2006/picture">
+                      <pic:pic xmlns:pic="http://schemas.openxmlformats.org/drawingml/2006/picture">
+                        <pic:nvPicPr>
+                          <pic:cNvPr id="1" name=""/>
+                          <pic:cNvPicPr/>
+                        </pic:nvPicPr>
+                        <pic:blipFill>
+                          <a:blip r:embed="rId42"/>
+                          <a:stretch>
+                            <a:fillRect/>
+                          </a:stretch>
+                        </pic:blipFill>
+                        <pic:spPr>
+                          <a:xfrm>
+                            <a:off x="0" y="0"/>
+                            <a:ext cx="4320000" cy="2339963"/>
+                          </a:xfrm>
+                          <a:prstGeom prst="rect">
+                            <a:avLst/>
+                          </a:prstGeom>
+                        </pic:spPr>
+                      </pic:pic>
+                    </a:graphicData>
+                  </a:graphic>
+                </wp:inline>
+              </w:drawing>
+            </w:r>
+          </w:p>
+        </w:tc>
+        <w:tc>
+          <w:tcPr>
+            <w:tcW w:w="1944" w:type="dxa"/>
+            <w:vAlign w:val="center"/>
+          </w:tcPr>
+          <w:p>
+            <w:pPr>
+              <w:pStyle w:val="Text"/>
+              <w:rPr>
+                <w:rFonts w:eastAsia="Times New Roman" w:cstheme="minorHAnsi"/>
+                <w:lang w:val="en-GB" w:eastAsia="en-GB"/>
+              </w:rPr>
+            </w:pPr>
+            <w:r>
+              <w:rPr>
+                <w:rFonts w:eastAsia="Times New Roman" w:cstheme="minorHAnsi"/>
+                <w:lang w:val="en-GB" w:eastAsia="en-GB"/>
+              </w:rPr>
+              <w:t>De-</w:t>
+            </w:r>
+            <w:r>
+              <w:rPr>
+                <w:rFonts w:eastAsia="Times New Roman" w:cstheme="minorHAnsi"/>
+                <w:lang w:val="en-GB" w:eastAsia="en-GB"/>
+              </w:rPr>
+              <w:t>hashing</w:t>
+            </w:r>
+            <w:r>
+              <w:rPr>
+                <w:rFonts w:eastAsia="Times New Roman" w:cstheme="minorHAnsi"/>
+                <w:lang w:val="en-GB" w:eastAsia="en-GB"/>
+              </w:rPr>
+              <w:t xml:space="preserve"> the passwords</w:t>
+            </w:r>
+          </w:p>
+        </w:tc>
+      </w:tr>
+      <w:tr>
+        <w:tc>
+          <w:tcPr>
+            <w:tcW w:w="704" w:type="dxa"/>
+            <w:vAlign w:val="center"/>
+          </w:tcPr>
+          <w:p>
+            <w:pPr>
+              <w:pStyle w:val="Text"/>
+              <w:jc w:val="center"/>
+              <w:rPr>
+                <w:rFonts w:cstheme="minorHAnsi"/>
+              </w:rPr>
+            </w:pPr>
+            <w:r>
+              <w:rPr>
+                <w:rFonts w:cstheme="minorHAnsi"/>
+              </w:rPr>
+              <w:t>34</w:t>
+            </w:r>
+          </w:p>
+        </w:tc>
+        <w:tc>
+          <w:tcPr>
+            <w:tcW w:w="7088" w:type="dxa"/>
+            <w:vAlign w:val="center"/>
+          </w:tcPr>
+          <w:p>
+            <w:pPr>
+              <w:pStyle w:val="Text"/>
+              <w:rPr>
+                <w:rFonts w:cstheme="minorHAnsi"/>
+                <w:noProof/>
+              </w:rPr>
+            </w:pPr>
+            <w:r>
+              <w:rPr>
+                <w:rFonts w:cstheme="minorHAnsi"/>
+                <w:noProof/>
+              </w:rPr>
+              <w:drawing>
+                <wp:inline distT="0" distB="0" distL="0" distR="0" wp14:anchorId="068BAB19" wp14:editId="49C223F1">
+                  <wp:extent cx="4320000" cy="2339963"/>
+                  <wp:effectExtent l="0" t="0" r="4445" b="3810"/>
+                  <wp:docPr id="43" name="Picture 43"/>
+                  <wp:cNvGraphicFramePr>
+                    <a:graphicFrameLocks xmlns:a="http://schemas.openxmlformats.org/drawingml/2006/main" noChangeAspect="1"/>
+                  </wp:cNvGraphicFramePr>
+                  <a:graphic xmlns:a="http://schemas.openxmlformats.org/drawingml/2006/main">
+                    <a:graphicData uri="http://schemas.openxmlformats.org/drawingml/2006/picture">
+                      <pic:pic xmlns:pic="http://schemas.openxmlformats.org/drawingml/2006/picture">
+                        <pic:nvPicPr>
+                          <pic:cNvPr id="1" name=""/>
+                          <pic:cNvPicPr/>
+                        </pic:nvPicPr>
+                        <pic:blipFill>
+                          <a:blip r:embed="rId43"/>
+                          <a:stretch>
+                            <a:fillRect/>
+                          </a:stretch>
+                        </pic:blipFill>
+                        <pic:spPr>
+                          <a:xfrm>
+                            <a:off x="0" y="0"/>
+                            <a:ext cx="4320000" cy="2339963"/>
+                          </a:xfrm>
+                          <a:prstGeom prst="rect">
+                            <a:avLst/>
+                          </a:prstGeom>
+                        </pic:spPr>
+                      </pic:pic>
+                    </a:graphicData>
+                  </a:graphic>
+                </wp:inline>
+              </w:drawing>
+            </w:r>
+          </w:p>
+        </w:tc>
+        <w:tc>
+          <w:tcPr>
+            <w:tcW w:w="1944" w:type="dxa"/>
+            <w:vAlign w:val="center"/>
+          </w:tcPr>
+          <w:p>
+            <w:pPr>
+              <w:pStyle w:val="Text"/>
+              <w:rPr>
+                <w:rFonts w:eastAsia="Times New Roman" w:cstheme="minorHAnsi"/>
+                <w:lang w:val="en-GB" w:eastAsia="en-GB"/>
+              </w:rPr>
+            </w:pPr>
+            <w:r>
+              <w:rPr>
+                <w:rFonts w:eastAsia="Times New Roman" w:cstheme="minorHAnsi"/>
+                <w:lang w:val="en-GB" w:eastAsia="en-GB"/>
+              </w:rPr>
+              <w:t>Verifying</w:t>
+            </w:r>
+            <w:r>
+              <w:rPr>
+                <w:rFonts w:eastAsia="Times New Roman" w:cstheme="minorHAnsi"/>
+                <w:lang w:val="en-GB" w:eastAsia="en-GB"/>
+              </w:rPr>
+              <w:t xml:space="preserve"> Password for </w:t>
+            </w:r>
+            <w:r>
+              <w:rPr>
+                <w:rFonts w:eastAsia="Times New Roman" w:cstheme="minorHAnsi"/>
+                <w:lang w:val="en-GB" w:eastAsia="en-GB"/>
+              </w:rPr>
+              <w:t>Pablo</w:t>
+            </w:r>
+          </w:p>
+        </w:tc>
+      </w:tr>
+    </w:tbl>
+    <w:p>
+      <w:pPr>
+        <w:pStyle w:val="Text"/>
+        <w:rPr>
+          <w:rFonts w:cstheme="minorHAnsi"/>
+        </w:rPr>
+      </w:pPr>
+    </w:p>
+    <w:p>
+      <w:pPr>
+        <w:pStyle w:val="Heading"/>
+      </w:pPr>
       <w:r>
-        <w:rPr>
-          <w:noProof/>
-        </w:rPr>
-        <w:drawing>
-          <wp:inline distT="0" distB="0" distL="0" distR="0" wp14:anchorId="75E15623" wp14:editId="57E47505">
-            <wp:extent cx="6188710" cy="3352165"/>
-            <wp:effectExtent l="0" t="0" r="2540" b="635"/>
-            <wp:docPr id="20" name="Picture 20"/>
-            <wp:cNvGraphicFramePr>
-              <a:graphicFrameLocks xmlns:a="http://schemas.openxmlformats.org/drawingml/2006/main" noChangeAspect="1"/>
-            </wp:cNvGraphicFramePr>
-            <a:graphic xmlns:a="http://schemas.openxmlformats.org/drawingml/2006/main">
-              <a:graphicData uri="http://schemas.openxmlformats.org/drawingml/2006/picture">
-                <pic:pic xmlns:pic="http://schemas.openxmlformats.org/drawingml/2006/picture">
-                  <pic:nvPicPr>
-                    <pic:cNvPr id="1" name=""/>
-                    <pic:cNvPicPr/>
-                  </pic:nvPicPr>
-                  <pic:blipFill>
-                    <a:blip r:embed="rId23"/>
-                    <a:stretch>
-                      <a:fillRect/>
-                    </a:stretch>
-                  </pic:blipFill>
-                  <pic:spPr>
-                    <a:xfrm>
-                      <a:off x="0" y="0"/>
-                      <a:ext cx="6188710" cy="3352165"/>
-                    </a:xfrm>
-                    <a:prstGeom prst="rect">
-                      <a:avLst/>
-                    </a:prstGeom>
-                  </pic:spPr>
-                </pic:pic>
-              </a:graphicData>
-            </a:graphic>
-          </wp:inline>
-        </w:drawing>
+        <w:t>Conclusion</w:t>
       </w:r>
     </w:p>
     <w:p>
@@ -714,930 +4124,7 @@
         <w:pStyle w:val="Text"/>
       </w:pPr>
       <w:r>
-        <w:rPr>
-          <w:noProof/>
-        </w:rPr>
-        <w:lastRenderedPageBreak/>
-        <w:drawing>
-          <wp:inline distT="0" distB="0" distL="0" distR="0" wp14:anchorId="00D5CD26" wp14:editId="40ABC533">
-            <wp:extent cx="6188710" cy="3352165"/>
-            <wp:effectExtent l="0" t="0" r="2540" b="635"/>
-            <wp:docPr id="21" name="Picture 21"/>
-            <wp:cNvGraphicFramePr>
-              <a:graphicFrameLocks xmlns:a="http://schemas.openxmlformats.org/drawingml/2006/main" noChangeAspect="1"/>
-            </wp:cNvGraphicFramePr>
-            <a:graphic xmlns:a="http://schemas.openxmlformats.org/drawingml/2006/main">
-              <a:graphicData uri="http://schemas.openxmlformats.org/drawingml/2006/picture">
-                <pic:pic xmlns:pic="http://schemas.openxmlformats.org/drawingml/2006/picture">
-                  <pic:nvPicPr>
-                    <pic:cNvPr id="1" name=""/>
-                    <pic:cNvPicPr/>
-                  </pic:nvPicPr>
-                  <pic:blipFill>
-                    <a:blip r:embed="rId24"/>
-                    <a:stretch>
-                      <a:fillRect/>
-                    </a:stretch>
-                  </pic:blipFill>
-                  <pic:spPr>
-                    <a:xfrm>
-                      <a:off x="0" y="0"/>
-                      <a:ext cx="6188710" cy="3352165"/>
-                    </a:xfrm>
-                    <a:prstGeom prst="rect">
-                      <a:avLst/>
-                    </a:prstGeom>
-                  </pic:spPr>
-                </pic:pic>
-              </a:graphicData>
-            </a:graphic>
-          </wp:inline>
-        </w:drawing>
-      </w:r>
-    </w:p>
-    <w:p>
-      <w:pPr>
-        <w:pStyle w:val="Text"/>
-      </w:pPr>
-      <w:r>
-        <w:rPr>
-          <w:noProof/>
-        </w:rPr>
-        <w:drawing>
-          <wp:inline distT="0" distB="0" distL="0" distR="0" wp14:anchorId="0E11FD1E" wp14:editId="47B035A5">
-            <wp:extent cx="6188710" cy="3352165"/>
-            <wp:effectExtent l="0" t="0" r="2540" b="635"/>
-            <wp:docPr id="22" name="Picture 22"/>
-            <wp:cNvGraphicFramePr>
-              <a:graphicFrameLocks xmlns:a="http://schemas.openxmlformats.org/drawingml/2006/main" noChangeAspect="1"/>
-            </wp:cNvGraphicFramePr>
-            <a:graphic xmlns:a="http://schemas.openxmlformats.org/drawingml/2006/main">
-              <a:graphicData uri="http://schemas.openxmlformats.org/drawingml/2006/picture">
-                <pic:pic xmlns:pic="http://schemas.openxmlformats.org/drawingml/2006/picture">
-                  <pic:nvPicPr>
-                    <pic:cNvPr id="1" name=""/>
-                    <pic:cNvPicPr/>
-                  </pic:nvPicPr>
-                  <pic:blipFill>
-                    <a:blip r:embed="rId25"/>
-                    <a:stretch>
-                      <a:fillRect/>
-                    </a:stretch>
-                  </pic:blipFill>
-                  <pic:spPr>
-                    <a:xfrm>
-                      <a:off x="0" y="0"/>
-                      <a:ext cx="6188710" cy="3352165"/>
-                    </a:xfrm>
-                    <a:prstGeom prst="rect">
-                      <a:avLst/>
-                    </a:prstGeom>
-                  </pic:spPr>
-                </pic:pic>
-              </a:graphicData>
-            </a:graphic>
-          </wp:inline>
-        </w:drawing>
-      </w:r>
-    </w:p>
-    <w:p>
-      <w:pPr>
-        <w:pStyle w:val="Text"/>
-      </w:pPr>
-    </w:p>
-    <w:p>
-      <w:pPr>
-        <w:pStyle w:val="Text"/>
-      </w:pPr>
-      <w:r>
-        <w:rPr>
-          <w:noProof/>
-        </w:rPr>
-        <w:lastRenderedPageBreak/>
-        <w:drawing>
-          <wp:inline distT="0" distB="0" distL="0" distR="0" wp14:anchorId="67A87660" wp14:editId="0A034E52">
-            <wp:extent cx="6188710" cy="3352165"/>
-            <wp:effectExtent l="0" t="0" r="2540" b="635"/>
-            <wp:docPr id="24" name="Picture 24"/>
-            <wp:cNvGraphicFramePr>
-              <a:graphicFrameLocks xmlns:a="http://schemas.openxmlformats.org/drawingml/2006/main" noChangeAspect="1"/>
-            </wp:cNvGraphicFramePr>
-            <a:graphic xmlns:a="http://schemas.openxmlformats.org/drawingml/2006/main">
-              <a:graphicData uri="http://schemas.openxmlformats.org/drawingml/2006/picture">
-                <pic:pic xmlns:pic="http://schemas.openxmlformats.org/drawingml/2006/picture">
-                  <pic:nvPicPr>
-                    <pic:cNvPr id="1" name=""/>
-                    <pic:cNvPicPr/>
-                  </pic:nvPicPr>
-                  <pic:blipFill>
-                    <a:blip r:embed="rId26"/>
-                    <a:stretch>
-                      <a:fillRect/>
-                    </a:stretch>
-                  </pic:blipFill>
-                  <pic:spPr>
-                    <a:xfrm>
-                      <a:off x="0" y="0"/>
-                      <a:ext cx="6188710" cy="3352165"/>
-                    </a:xfrm>
-                    <a:prstGeom prst="rect">
-                      <a:avLst/>
-                    </a:prstGeom>
-                  </pic:spPr>
-                </pic:pic>
-              </a:graphicData>
-            </a:graphic>
-          </wp:inline>
-        </w:drawing>
-      </w:r>
-    </w:p>
-    <w:p>
-      <w:pPr>
-        <w:pStyle w:val="Text"/>
-      </w:pPr>
-      <w:r>
-        <w:rPr>
-          <w:noProof/>
-        </w:rPr>
-        <w:drawing>
-          <wp:inline distT="0" distB="0" distL="0" distR="0" wp14:anchorId="32D883DA" wp14:editId="3F82B9C5">
-            <wp:extent cx="6188710" cy="3352165"/>
-            <wp:effectExtent l="0" t="0" r="2540" b="635"/>
-            <wp:docPr id="25" name="Picture 25"/>
-            <wp:cNvGraphicFramePr>
-              <a:graphicFrameLocks xmlns:a="http://schemas.openxmlformats.org/drawingml/2006/main" noChangeAspect="1"/>
-            </wp:cNvGraphicFramePr>
-            <a:graphic xmlns:a="http://schemas.openxmlformats.org/drawingml/2006/main">
-              <a:graphicData uri="http://schemas.openxmlformats.org/drawingml/2006/picture">
-                <pic:pic xmlns:pic="http://schemas.openxmlformats.org/drawingml/2006/picture">
-                  <pic:nvPicPr>
-                    <pic:cNvPr id="1" name=""/>
-                    <pic:cNvPicPr/>
-                  </pic:nvPicPr>
-                  <pic:blipFill>
-                    <a:blip r:embed="rId27"/>
-                    <a:stretch>
-                      <a:fillRect/>
-                    </a:stretch>
-                  </pic:blipFill>
-                  <pic:spPr>
-                    <a:xfrm>
-                      <a:off x="0" y="0"/>
-                      <a:ext cx="6188710" cy="3352165"/>
-                    </a:xfrm>
-                    <a:prstGeom prst="rect">
-                      <a:avLst/>
-                    </a:prstGeom>
-                  </pic:spPr>
-                </pic:pic>
-              </a:graphicData>
-            </a:graphic>
-          </wp:inline>
-        </w:drawing>
-      </w:r>
-    </w:p>
-    <w:p>
-      <w:pPr>
-        <w:pStyle w:val="Text"/>
-      </w:pPr>
-      <w:r>
-        <w:lastRenderedPageBreak/>
-        <w:drawing>
-          <wp:inline distT="0" distB="0" distL="0" distR="0" wp14:anchorId="4008AA9D" wp14:editId="6A220DA9">
-            <wp:extent cx="6188710" cy="3342640"/>
-            <wp:effectExtent l="0" t="0" r="2540" b="0"/>
-            <wp:docPr id="26" name="Picture 26"/>
-            <wp:cNvGraphicFramePr>
-              <a:graphicFrameLocks xmlns:a="http://schemas.openxmlformats.org/drawingml/2006/main" noChangeAspect="1"/>
-            </wp:cNvGraphicFramePr>
-            <a:graphic xmlns:a="http://schemas.openxmlformats.org/drawingml/2006/main">
-              <a:graphicData uri="http://schemas.openxmlformats.org/drawingml/2006/picture">
-                <pic:pic xmlns:pic="http://schemas.openxmlformats.org/drawingml/2006/picture">
-                  <pic:nvPicPr>
-                    <pic:cNvPr id="1" name=""/>
-                    <pic:cNvPicPr/>
-                  </pic:nvPicPr>
-                  <pic:blipFill>
-                    <a:blip r:embed="rId28"/>
-                    <a:stretch>
-                      <a:fillRect/>
-                    </a:stretch>
-                  </pic:blipFill>
-                  <pic:spPr>
-                    <a:xfrm>
-                      <a:off x="0" y="0"/>
-                      <a:ext cx="6188710" cy="3342640"/>
-                    </a:xfrm>
-                    <a:prstGeom prst="rect">
-                      <a:avLst/>
-                    </a:prstGeom>
-                  </pic:spPr>
-                </pic:pic>
-              </a:graphicData>
-            </a:graphic>
-          </wp:inline>
-        </w:drawing>
-      </w:r>
-    </w:p>
-    <w:p>
-      <w:pPr>
-        <w:pStyle w:val="Text"/>
-      </w:pPr>
-    </w:p>
-    <w:p>
-      <w:pPr>
-        <w:pStyle w:val="Text"/>
-      </w:pPr>
-      <w:r>
-        <w:rPr>
-          <w:noProof/>
-        </w:rPr>
-        <w:lastRenderedPageBreak/>
-        <w:drawing>
-          <wp:inline distT="0" distB="0" distL="0" distR="0" wp14:anchorId="03ABEE49" wp14:editId="22A3789E">
-            <wp:extent cx="6188710" cy="3352165"/>
-            <wp:effectExtent l="0" t="0" r="2540" b="635"/>
-            <wp:docPr id="27" name="Picture 27"/>
-            <wp:cNvGraphicFramePr>
-              <a:graphicFrameLocks xmlns:a="http://schemas.openxmlformats.org/drawingml/2006/main" noChangeAspect="1"/>
-            </wp:cNvGraphicFramePr>
-            <a:graphic xmlns:a="http://schemas.openxmlformats.org/drawingml/2006/main">
-              <a:graphicData uri="http://schemas.openxmlformats.org/drawingml/2006/picture">
-                <pic:pic xmlns:pic="http://schemas.openxmlformats.org/drawingml/2006/picture">
-                  <pic:nvPicPr>
-                    <pic:cNvPr id="1" name=""/>
-                    <pic:cNvPicPr/>
-                  </pic:nvPicPr>
-                  <pic:blipFill>
-                    <a:blip r:embed="rId29"/>
-                    <a:stretch>
-                      <a:fillRect/>
-                    </a:stretch>
-                  </pic:blipFill>
-                  <pic:spPr>
-                    <a:xfrm>
-                      <a:off x="0" y="0"/>
-                      <a:ext cx="6188710" cy="3352165"/>
-                    </a:xfrm>
-                    <a:prstGeom prst="rect">
-                      <a:avLst/>
-                    </a:prstGeom>
-                  </pic:spPr>
-                </pic:pic>
-              </a:graphicData>
-            </a:graphic>
-          </wp:inline>
-        </w:drawing>
-      </w:r>
-      <w:r>
-        <w:rPr>
-          <w:noProof/>
-        </w:rPr>
-        <w:drawing>
-          <wp:inline distT="0" distB="0" distL="0" distR="0" wp14:anchorId="068BCE5C" wp14:editId="12848446">
-            <wp:extent cx="6188710" cy="3352165"/>
-            <wp:effectExtent l="0" t="0" r="2540" b="635"/>
-            <wp:docPr id="28" name="Picture 28"/>
-            <wp:cNvGraphicFramePr>
-              <a:graphicFrameLocks xmlns:a="http://schemas.openxmlformats.org/drawingml/2006/main" noChangeAspect="1"/>
-            </wp:cNvGraphicFramePr>
-            <a:graphic xmlns:a="http://schemas.openxmlformats.org/drawingml/2006/main">
-              <a:graphicData uri="http://schemas.openxmlformats.org/drawingml/2006/picture">
-                <pic:pic xmlns:pic="http://schemas.openxmlformats.org/drawingml/2006/picture">
-                  <pic:nvPicPr>
-                    <pic:cNvPr id="1" name=""/>
-                    <pic:cNvPicPr/>
-                  </pic:nvPicPr>
-                  <pic:blipFill>
-                    <a:blip r:embed="rId30"/>
-                    <a:stretch>
-                      <a:fillRect/>
-                    </a:stretch>
-                  </pic:blipFill>
-                  <pic:spPr>
-                    <a:xfrm>
-                      <a:off x="0" y="0"/>
-                      <a:ext cx="6188710" cy="3352165"/>
-                    </a:xfrm>
-                    <a:prstGeom prst="rect">
-                      <a:avLst/>
-                    </a:prstGeom>
-                  </pic:spPr>
-                </pic:pic>
-              </a:graphicData>
-            </a:graphic>
-          </wp:inline>
-        </w:drawing>
-      </w:r>
-      <w:r>
-        <w:tab/>
-      </w:r>
-    </w:p>
-    <w:p>
-      <w:pPr>
-        <w:pStyle w:val="Text"/>
-      </w:pPr>
-      <w:r>
-        <w:rPr>
-          <w:noProof/>
-        </w:rPr>
-        <w:lastRenderedPageBreak/>
-        <w:drawing>
-          <wp:inline distT="0" distB="0" distL="0" distR="0" wp14:anchorId="45963A8C" wp14:editId="17A0D373">
-            <wp:extent cx="6188710" cy="3352165"/>
-            <wp:effectExtent l="0" t="0" r="2540" b="635"/>
-            <wp:docPr id="29" name="Picture 29"/>
-            <wp:cNvGraphicFramePr>
-              <a:graphicFrameLocks xmlns:a="http://schemas.openxmlformats.org/drawingml/2006/main" noChangeAspect="1"/>
-            </wp:cNvGraphicFramePr>
-            <a:graphic xmlns:a="http://schemas.openxmlformats.org/drawingml/2006/main">
-              <a:graphicData uri="http://schemas.openxmlformats.org/drawingml/2006/picture">
-                <pic:pic xmlns:pic="http://schemas.openxmlformats.org/drawingml/2006/picture">
-                  <pic:nvPicPr>
-                    <pic:cNvPr id="1" name=""/>
-                    <pic:cNvPicPr/>
-                  </pic:nvPicPr>
-                  <pic:blipFill>
-                    <a:blip r:embed="rId31"/>
-                    <a:stretch>
-                      <a:fillRect/>
-                    </a:stretch>
-                  </pic:blipFill>
-                  <pic:spPr>
-                    <a:xfrm>
-                      <a:off x="0" y="0"/>
-                      <a:ext cx="6188710" cy="3352165"/>
-                    </a:xfrm>
-                    <a:prstGeom prst="rect">
-                      <a:avLst/>
-                    </a:prstGeom>
-                  </pic:spPr>
-                </pic:pic>
-              </a:graphicData>
-            </a:graphic>
-          </wp:inline>
-        </w:drawing>
-      </w:r>
-    </w:p>
-    <w:p>
-      <w:pPr>
-        <w:pStyle w:val="Text"/>
-      </w:pPr>
-    </w:p>
-    <w:p>
-      <w:pPr>
-        <w:pStyle w:val="Text"/>
-      </w:pPr>
-      <w:r>
-        <w:rPr>
-          <w:noProof/>
-        </w:rPr>
-        <w:drawing>
-          <wp:inline distT="0" distB="0" distL="0" distR="0" wp14:anchorId="6F363D9D" wp14:editId="076DFAFB">
-            <wp:extent cx="6188710" cy="3352165"/>
-            <wp:effectExtent l="0" t="0" r="2540" b="635"/>
-            <wp:docPr id="31" name="Picture 31"/>
-            <wp:cNvGraphicFramePr>
-              <a:graphicFrameLocks xmlns:a="http://schemas.openxmlformats.org/drawingml/2006/main" noChangeAspect="1"/>
-            </wp:cNvGraphicFramePr>
-            <a:graphic xmlns:a="http://schemas.openxmlformats.org/drawingml/2006/main">
-              <a:graphicData uri="http://schemas.openxmlformats.org/drawingml/2006/picture">
-                <pic:pic xmlns:pic="http://schemas.openxmlformats.org/drawingml/2006/picture">
-                  <pic:nvPicPr>
-                    <pic:cNvPr id="1" name=""/>
-                    <pic:cNvPicPr/>
-                  </pic:nvPicPr>
-                  <pic:blipFill>
-                    <a:blip r:embed="rId32"/>
-                    <a:stretch>
-                      <a:fillRect/>
-                    </a:stretch>
-                  </pic:blipFill>
-                  <pic:spPr>
-                    <a:xfrm>
-                      <a:off x="0" y="0"/>
-                      <a:ext cx="6188710" cy="3352165"/>
-                    </a:xfrm>
-                    <a:prstGeom prst="rect">
-                      <a:avLst/>
-                    </a:prstGeom>
-                  </pic:spPr>
-                </pic:pic>
-              </a:graphicData>
-            </a:graphic>
-          </wp:inline>
-        </w:drawing>
-      </w:r>
-    </w:p>
-    <w:p>
-      <w:pPr>
-        <w:pStyle w:val="Text"/>
-      </w:pPr>
-    </w:p>
-    <w:p>
-      <w:pPr>
-        <w:pStyle w:val="Text"/>
-      </w:pPr>
-      <w:r>
-        <w:rPr>
-          <w:noProof/>
-        </w:rPr>
-        <w:lastRenderedPageBreak/>
-        <w:drawing>
-          <wp:inline distT="0" distB="0" distL="0" distR="0" wp14:anchorId="74D9CB6C" wp14:editId="44DC3041">
-            <wp:extent cx="6188710" cy="4011295"/>
-            <wp:effectExtent l="0" t="0" r="2540" b="8255"/>
-            <wp:docPr id="30" name="Picture 30"/>
-            <wp:cNvGraphicFramePr>
-              <a:graphicFrameLocks xmlns:a="http://schemas.openxmlformats.org/drawingml/2006/main" noChangeAspect="1"/>
-            </wp:cNvGraphicFramePr>
-            <a:graphic xmlns:a="http://schemas.openxmlformats.org/drawingml/2006/main">
-              <a:graphicData uri="http://schemas.openxmlformats.org/drawingml/2006/picture">
-                <pic:pic xmlns:pic="http://schemas.openxmlformats.org/drawingml/2006/picture">
-                  <pic:nvPicPr>
-                    <pic:cNvPr id="1" name=""/>
-                    <pic:cNvPicPr/>
-                  </pic:nvPicPr>
-                  <pic:blipFill>
-                    <a:blip r:embed="rId33"/>
-                    <a:stretch>
-                      <a:fillRect/>
-                    </a:stretch>
-                  </pic:blipFill>
-                  <pic:spPr>
-                    <a:xfrm>
-                      <a:off x="0" y="0"/>
-                      <a:ext cx="6188710" cy="4011295"/>
-                    </a:xfrm>
-                    <a:prstGeom prst="rect">
-                      <a:avLst/>
-                    </a:prstGeom>
-                  </pic:spPr>
-                </pic:pic>
-              </a:graphicData>
-            </a:graphic>
-          </wp:inline>
-        </w:drawing>
-      </w:r>
-    </w:p>
-    <w:p>
-      <w:pPr>
-        <w:pStyle w:val="Text"/>
-      </w:pPr>
-    </w:p>
-    <w:p>
-      <w:pPr>
-        <w:pStyle w:val="Text"/>
-      </w:pPr>
-      <w:r>
-        <w:rPr>
-          <w:noProof/>
-        </w:rPr>
-        <w:drawing>
-          <wp:inline distT="0" distB="0" distL="0" distR="0" wp14:anchorId="141B1323" wp14:editId="465E97EA">
-            <wp:extent cx="6188710" cy="3352165"/>
-            <wp:effectExtent l="0" t="0" r="2540" b="635"/>
-            <wp:docPr id="33" name="Picture 33"/>
-            <wp:cNvGraphicFramePr>
-              <a:graphicFrameLocks xmlns:a="http://schemas.openxmlformats.org/drawingml/2006/main" noChangeAspect="1"/>
-            </wp:cNvGraphicFramePr>
-            <a:graphic xmlns:a="http://schemas.openxmlformats.org/drawingml/2006/main">
-              <a:graphicData uri="http://schemas.openxmlformats.org/drawingml/2006/picture">
-                <pic:pic xmlns:pic="http://schemas.openxmlformats.org/drawingml/2006/picture">
-                  <pic:nvPicPr>
-                    <pic:cNvPr id="1" name=""/>
-                    <pic:cNvPicPr/>
-                  </pic:nvPicPr>
-                  <pic:blipFill>
-                    <a:blip r:embed="rId34"/>
-                    <a:stretch>
-                      <a:fillRect/>
-                    </a:stretch>
-                  </pic:blipFill>
-                  <pic:spPr>
-                    <a:xfrm>
-                      <a:off x="0" y="0"/>
-                      <a:ext cx="6188710" cy="3352165"/>
-                    </a:xfrm>
-                    <a:prstGeom prst="rect">
-                      <a:avLst/>
-                    </a:prstGeom>
-                  </pic:spPr>
-                </pic:pic>
-              </a:graphicData>
-            </a:graphic>
-          </wp:inline>
-        </w:drawing>
-      </w:r>
-    </w:p>
-    <w:p>
-      <w:pPr>
-        <w:pStyle w:val="Text"/>
-      </w:pPr>
-      <w:r>
-        <w:rPr>
-          <w:noProof/>
-        </w:rPr>
-        <w:lastRenderedPageBreak/>
-        <w:drawing>
-          <wp:inline distT="0" distB="0" distL="0" distR="0" wp14:anchorId="18E5DBE5" wp14:editId="1570CC71">
-            <wp:extent cx="6188710" cy="3481070"/>
-            <wp:effectExtent l="0" t="0" r="2540" b="5080"/>
-            <wp:docPr id="34" name="Picture 34"/>
-            <wp:cNvGraphicFramePr>
-              <a:graphicFrameLocks xmlns:a="http://schemas.openxmlformats.org/drawingml/2006/main" noChangeAspect="1"/>
-            </wp:cNvGraphicFramePr>
-            <a:graphic xmlns:a="http://schemas.openxmlformats.org/drawingml/2006/main">
-              <a:graphicData uri="http://schemas.openxmlformats.org/drawingml/2006/picture">
-                <pic:pic xmlns:pic="http://schemas.openxmlformats.org/drawingml/2006/picture">
-                  <pic:nvPicPr>
-                    <pic:cNvPr id="1" name=""/>
-                    <pic:cNvPicPr/>
-                  </pic:nvPicPr>
-                  <pic:blipFill>
-                    <a:blip r:embed="rId35"/>
-                    <a:stretch>
-                      <a:fillRect/>
-                    </a:stretch>
-                  </pic:blipFill>
-                  <pic:spPr>
-                    <a:xfrm>
-                      <a:off x="0" y="0"/>
-                      <a:ext cx="6188710" cy="3481070"/>
-                    </a:xfrm>
-                    <a:prstGeom prst="rect">
-                      <a:avLst/>
-                    </a:prstGeom>
-                  </pic:spPr>
-                </pic:pic>
-              </a:graphicData>
-            </a:graphic>
-          </wp:inline>
-        </w:drawing>
-      </w:r>
-    </w:p>
-    <w:p>
-      <w:pPr>
-        <w:pStyle w:val="Text"/>
-      </w:pPr>
-      <w:r>
-        <w:rPr>
-          <w:noProof/>
-        </w:rPr>
-        <w:drawing>
-          <wp:inline distT="0" distB="0" distL="0" distR="0" wp14:anchorId="1F9853C6" wp14:editId="55F87CBC">
-            <wp:extent cx="6188710" cy="3352165"/>
-            <wp:effectExtent l="0" t="0" r="2540" b="635"/>
-            <wp:docPr id="35" name="Picture 35"/>
-            <wp:cNvGraphicFramePr>
-              <a:graphicFrameLocks xmlns:a="http://schemas.openxmlformats.org/drawingml/2006/main" noChangeAspect="1"/>
-            </wp:cNvGraphicFramePr>
-            <a:graphic xmlns:a="http://schemas.openxmlformats.org/drawingml/2006/main">
-              <a:graphicData uri="http://schemas.openxmlformats.org/drawingml/2006/picture">
-                <pic:pic xmlns:pic="http://schemas.openxmlformats.org/drawingml/2006/picture">
-                  <pic:nvPicPr>
-                    <pic:cNvPr id="1" name=""/>
-                    <pic:cNvPicPr/>
-                  </pic:nvPicPr>
-                  <pic:blipFill>
-                    <a:blip r:embed="rId36"/>
-                    <a:stretch>
-                      <a:fillRect/>
-                    </a:stretch>
-                  </pic:blipFill>
-                  <pic:spPr>
-                    <a:xfrm>
-                      <a:off x="0" y="0"/>
-                      <a:ext cx="6188710" cy="3352165"/>
-                    </a:xfrm>
-                    <a:prstGeom prst="rect">
-                      <a:avLst/>
-                    </a:prstGeom>
-                  </pic:spPr>
-                </pic:pic>
-              </a:graphicData>
-            </a:graphic>
-          </wp:inline>
-        </w:drawing>
-      </w:r>
-    </w:p>
-    <w:p>
-      <w:pPr>
-        <w:pStyle w:val="Text"/>
-      </w:pPr>
-      <w:r>
-        <w:rPr>
-          <w:noProof/>
-        </w:rPr>
-        <w:lastRenderedPageBreak/>
-        <w:drawing>
-          <wp:inline distT="0" distB="0" distL="0" distR="0" wp14:anchorId="1547FBAD" wp14:editId="401B9264">
-            <wp:extent cx="6188710" cy="3352165"/>
-            <wp:effectExtent l="0" t="0" r="2540" b="635"/>
-            <wp:docPr id="36" name="Picture 36"/>
-            <wp:cNvGraphicFramePr>
-              <a:graphicFrameLocks xmlns:a="http://schemas.openxmlformats.org/drawingml/2006/main" noChangeAspect="1"/>
-            </wp:cNvGraphicFramePr>
-            <a:graphic xmlns:a="http://schemas.openxmlformats.org/drawingml/2006/main">
-              <a:graphicData uri="http://schemas.openxmlformats.org/drawingml/2006/picture">
-                <pic:pic xmlns:pic="http://schemas.openxmlformats.org/drawingml/2006/picture">
-                  <pic:nvPicPr>
-                    <pic:cNvPr id="1" name=""/>
-                    <pic:cNvPicPr/>
-                  </pic:nvPicPr>
-                  <pic:blipFill>
-                    <a:blip r:embed="rId37"/>
-                    <a:stretch>
-                      <a:fillRect/>
-                    </a:stretch>
-                  </pic:blipFill>
-                  <pic:spPr>
-                    <a:xfrm>
-                      <a:off x="0" y="0"/>
-                      <a:ext cx="6188710" cy="3352165"/>
-                    </a:xfrm>
-                    <a:prstGeom prst="rect">
-                      <a:avLst/>
-                    </a:prstGeom>
-                  </pic:spPr>
-                </pic:pic>
-              </a:graphicData>
-            </a:graphic>
-          </wp:inline>
-        </w:drawing>
-      </w:r>
-    </w:p>
-    <w:p>
-      <w:pPr>
-        <w:pStyle w:val="Text"/>
-      </w:pPr>
-      <w:r>
-        <w:rPr>
-          <w:noProof/>
-        </w:rPr>
-        <w:drawing>
-          <wp:inline distT="0" distB="0" distL="0" distR="0" wp14:anchorId="643D900D" wp14:editId="7DE3E018">
-            <wp:extent cx="6188710" cy="3352165"/>
-            <wp:effectExtent l="0" t="0" r="2540" b="635"/>
-            <wp:docPr id="37" name="Picture 37"/>
-            <wp:cNvGraphicFramePr>
-              <a:graphicFrameLocks xmlns:a="http://schemas.openxmlformats.org/drawingml/2006/main" noChangeAspect="1"/>
-            </wp:cNvGraphicFramePr>
-            <a:graphic xmlns:a="http://schemas.openxmlformats.org/drawingml/2006/main">
-              <a:graphicData uri="http://schemas.openxmlformats.org/drawingml/2006/picture">
-                <pic:pic xmlns:pic="http://schemas.openxmlformats.org/drawingml/2006/picture">
-                  <pic:nvPicPr>
-                    <pic:cNvPr id="1" name=""/>
-                    <pic:cNvPicPr/>
-                  </pic:nvPicPr>
-                  <pic:blipFill>
-                    <a:blip r:embed="rId38"/>
-                    <a:stretch>
-                      <a:fillRect/>
-                    </a:stretch>
-                  </pic:blipFill>
-                  <pic:spPr>
-                    <a:xfrm>
-                      <a:off x="0" y="0"/>
-                      <a:ext cx="6188710" cy="3352165"/>
-                    </a:xfrm>
-                    <a:prstGeom prst="rect">
-                      <a:avLst/>
-                    </a:prstGeom>
-                  </pic:spPr>
-                </pic:pic>
-              </a:graphicData>
-            </a:graphic>
-          </wp:inline>
-        </w:drawing>
-      </w:r>
-    </w:p>
-    <w:p>
-      <w:pPr>
-        <w:pStyle w:val="Text"/>
-      </w:pPr>
-      <w:r>
-        <w:rPr>
-          <w:noProof/>
-        </w:rPr>
-        <w:lastRenderedPageBreak/>
-        <w:drawing>
-          <wp:inline distT="0" distB="0" distL="0" distR="0" wp14:anchorId="07784ECF" wp14:editId="3C9F9678">
-            <wp:extent cx="6188710" cy="3352165"/>
-            <wp:effectExtent l="0" t="0" r="2540" b="635"/>
-            <wp:docPr id="38" name="Picture 38"/>
-            <wp:cNvGraphicFramePr>
-              <a:graphicFrameLocks xmlns:a="http://schemas.openxmlformats.org/drawingml/2006/main" noChangeAspect="1"/>
-            </wp:cNvGraphicFramePr>
-            <a:graphic xmlns:a="http://schemas.openxmlformats.org/drawingml/2006/main">
-              <a:graphicData uri="http://schemas.openxmlformats.org/drawingml/2006/picture">
-                <pic:pic xmlns:pic="http://schemas.openxmlformats.org/drawingml/2006/picture">
-                  <pic:nvPicPr>
-                    <pic:cNvPr id="1" name=""/>
-                    <pic:cNvPicPr/>
-                  </pic:nvPicPr>
-                  <pic:blipFill>
-                    <a:blip r:embed="rId39"/>
-                    <a:stretch>
-                      <a:fillRect/>
-                    </a:stretch>
-                  </pic:blipFill>
-                  <pic:spPr>
-                    <a:xfrm>
-                      <a:off x="0" y="0"/>
-                      <a:ext cx="6188710" cy="3352165"/>
-                    </a:xfrm>
-                    <a:prstGeom prst="rect">
-                      <a:avLst/>
-                    </a:prstGeom>
-                  </pic:spPr>
-                </pic:pic>
-              </a:graphicData>
-            </a:graphic>
-          </wp:inline>
-        </w:drawing>
-      </w:r>
-    </w:p>
-    <w:p>
-      <w:pPr>
-        <w:pStyle w:val="Text"/>
-      </w:pPr>
-      <w:r>
-        <w:rPr>
-          <w:noProof/>
-        </w:rPr>
-        <w:drawing>
-          <wp:inline distT="0" distB="0" distL="0" distR="0" wp14:anchorId="6A679355" wp14:editId="56A7C359">
-            <wp:extent cx="6188710" cy="3352165"/>
-            <wp:effectExtent l="0" t="0" r="2540" b="635"/>
-            <wp:docPr id="39" name="Picture 39"/>
-            <wp:cNvGraphicFramePr>
-              <a:graphicFrameLocks xmlns:a="http://schemas.openxmlformats.org/drawingml/2006/main" noChangeAspect="1"/>
-            </wp:cNvGraphicFramePr>
-            <a:graphic xmlns:a="http://schemas.openxmlformats.org/drawingml/2006/main">
-              <a:graphicData uri="http://schemas.openxmlformats.org/drawingml/2006/picture">
-                <pic:pic xmlns:pic="http://schemas.openxmlformats.org/drawingml/2006/picture">
-                  <pic:nvPicPr>
-                    <pic:cNvPr id="1" name=""/>
-                    <pic:cNvPicPr/>
-                  </pic:nvPicPr>
-                  <pic:blipFill>
-                    <a:blip r:embed="rId40"/>
-                    <a:stretch>
-                      <a:fillRect/>
-                    </a:stretch>
-                  </pic:blipFill>
-                  <pic:spPr>
-                    <a:xfrm>
-                      <a:off x="0" y="0"/>
-                      <a:ext cx="6188710" cy="3352165"/>
-                    </a:xfrm>
-                    <a:prstGeom prst="rect">
-                      <a:avLst/>
-                    </a:prstGeom>
-                  </pic:spPr>
-                </pic:pic>
-              </a:graphicData>
-            </a:graphic>
-          </wp:inline>
-        </w:drawing>
-      </w:r>
-    </w:p>
-    <w:p>
-      <w:pPr>
-        <w:pStyle w:val="Text"/>
-      </w:pPr>
-      <w:r>
-        <w:rPr>
-          <w:noProof/>
-        </w:rPr>
-        <w:lastRenderedPageBreak/>
-        <w:drawing>
-          <wp:inline distT="0" distB="0" distL="0" distR="0" wp14:anchorId="284C9077" wp14:editId="2B60C2C8">
-            <wp:extent cx="6188710" cy="3352165"/>
-            <wp:effectExtent l="0" t="0" r="2540" b="635"/>
-            <wp:docPr id="41" name="Picture 41"/>
-            <wp:cNvGraphicFramePr>
-              <a:graphicFrameLocks xmlns:a="http://schemas.openxmlformats.org/drawingml/2006/main" noChangeAspect="1"/>
-            </wp:cNvGraphicFramePr>
-            <a:graphic xmlns:a="http://schemas.openxmlformats.org/drawingml/2006/main">
-              <a:graphicData uri="http://schemas.openxmlformats.org/drawingml/2006/picture">
-                <pic:pic xmlns:pic="http://schemas.openxmlformats.org/drawingml/2006/picture">
-                  <pic:nvPicPr>
-                    <pic:cNvPr id="1" name=""/>
-                    <pic:cNvPicPr/>
-                  </pic:nvPicPr>
-                  <pic:blipFill>
-                    <a:blip r:embed="rId41"/>
-                    <a:stretch>
-                      <a:fillRect/>
-                    </a:stretch>
-                  </pic:blipFill>
-                  <pic:spPr>
-                    <a:xfrm>
-                      <a:off x="0" y="0"/>
-                      <a:ext cx="6188710" cy="3352165"/>
-                    </a:xfrm>
-                    <a:prstGeom prst="rect">
-                      <a:avLst/>
-                    </a:prstGeom>
-                  </pic:spPr>
-                </pic:pic>
-              </a:graphicData>
-            </a:graphic>
-          </wp:inline>
-        </w:drawing>
-      </w:r>
-    </w:p>
-    <w:p>
-      <w:pPr>
-        <w:pStyle w:val="Text"/>
-      </w:pPr>
-      <w:r>
-        <w:rPr>
-          <w:noProof/>
-        </w:rPr>
-        <w:drawing>
-          <wp:inline distT="0" distB="0" distL="0" distR="0" wp14:anchorId="1188267C" wp14:editId="5400111A">
-            <wp:extent cx="6188710" cy="3352165"/>
-            <wp:effectExtent l="0" t="0" r="2540" b="635"/>
-            <wp:docPr id="42" name="Picture 42"/>
-            <wp:cNvGraphicFramePr>
-              <a:graphicFrameLocks xmlns:a="http://schemas.openxmlformats.org/drawingml/2006/main" noChangeAspect="1"/>
-            </wp:cNvGraphicFramePr>
-            <a:graphic xmlns:a="http://schemas.openxmlformats.org/drawingml/2006/main">
-              <a:graphicData uri="http://schemas.openxmlformats.org/drawingml/2006/picture">
-                <pic:pic xmlns:pic="http://schemas.openxmlformats.org/drawingml/2006/picture">
-                  <pic:nvPicPr>
-                    <pic:cNvPr id="1" name=""/>
-                    <pic:cNvPicPr/>
-                  </pic:nvPicPr>
-                  <pic:blipFill>
-                    <a:blip r:embed="rId42"/>
-                    <a:stretch>
-                      <a:fillRect/>
-                    </a:stretch>
-                  </pic:blipFill>
-                  <pic:spPr>
-                    <a:xfrm>
-                      <a:off x="0" y="0"/>
-                      <a:ext cx="6188710" cy="3352165"/>
-                    </a:xfrm>
-                    <a:prstGeom prst="rect">
-                      <a:avLst/>
-                    </a:prstGeom>
-                  </pic:spPr>
-                </pic:pic>
-              </a:graphicData>
-            </a:graphic>
-          </wp:inline>
-        </w:drawing>
-      </w:r>
-    </w:p>
-    <w:p>
-      <w:pPr>
-        <w:pStyle w:val="Text"/>
-      </w:pPr>
-      <w:r>
-        <w:rPr>
-          <w:noProof/>
-        </w:rPr>
-        <w:lastRenderedPageBreak/>
-        <w:drawing>
-          <wp:inline distT="0" distB="0" distL="0" distR="0" wp14:anchorId="42AA5052" wp14:editId="00CF093F">
-            <wp:extent cx="6188710" cy="3352165"/>
-            <wp:effectExtent l="0" t="0" r="2540" b="635"/>
-            <wp:docPr id="43" name="Picture 43"/>
-            <wp:cNvGraphicFramePr>
-              <a:graphicFrameLocks xmlns:a="http://schemas.openxmlformats.org/drawingml/2006/main" noChangeAspect="1"/>
-            </wp:cNvGraphicFramePr>
-            <a:graphic xmlns:a="http://schemas.openxmlformats.org/drawingml/2006/main">
-              <a:graphicData uri="http://schemas.openxmlformats.org/drawingml/2006/picture">
-                <pic:pic xmlns:pic="http://schemas.openxmlformats.org/drawingml/2006/picture">
-                  <pic:nvPicPr>
-                    <pic:cNvPr id="1" name=""/>
-                    <pic:cNvPicPr/>
-                  </pic:nvPicPr>
-                  <pic:blipFill>
-                    <a:blip r:embed="rId43"/>
-                    <a:stretch>
-                      <a:fillRect/>
-                    </a:stretch>
-                  </pic:blipFill>
-                  <pic:spPr>
-                    <a:xfrm>
-                      <a:off x="0" y="0"/>
-                      <a:ext cx="6188710" cy="3352165"/>
-                    </a:xfrm>
-                    <a:prstGeom prst="rect">
-                      <a:avLst/>
-                    </a:prstGeom>
-                  </pic:spPr>
-                </pic:pic>
-              </a:graphicData>
-            </a:graphic>
-          </wp:inline>
-        </w:drawing>
+        <w:t>This experiment demonstrates how SQL Injection can extract and expose sensitive data, emphasizing the importance of secure coding practices.</w:t>
       </w:r>
     </w:p>
     <w:sectPr>
@@ -1754,7 +4241,7 @@
         <w:noProof/>
         <w:color w:val="000000" w:themeColor="text1"/>
       </w:rPr>
-      <w:t xml:space="preserve">        </w:t>
+      <w:t xml:space="preserve">      </w:t>
     </w:r>
     <w:r>
       <w:rPr>
@@ -2058,6 +4545,155 @@
     </w:lvl>
   </w:abstractNum>
   <w:abstractNum w:abstractNumId="1" w15:restartNumberingAfterBreak="0">
+    <w:nsid w:val="18E2543C"/>
+    <w:multiLevelType w:val="multilevel"/>
+    <w:tmpl w:val="6CCC5E4C"/>
+    <w:lvl w:ilvl="0">
+      <w:start w:val="1"/>
+      <w:numFmt w:val="bullet"/>
+      <w:lvlText w:val=""/>
+      <w:lvlJc w:val="left"/>
+      <w:pPr>
+        <w:tabs>
+          <w:tab w:val="num" w:pos="720"/>
+        </w:tabs>
+        <w:ind w:left="720" w:hanging="360"/>
+      </w:pPr>
+      <w:rPr>
+        <w:rFonts w:ascii="Symbol" w:hAnsi="Symbol" w:hint="default"/>
+        <w:sz w:val="20"/>
+      </w:rPr>
+    </w:lvl>
+    <w:lvl w:ilvl="1" w:tentative="1">
+      <w:start w:val="1"/>
+      <w:numFmt w:val="bullet"/>
+      <w:lvlText w:val="o"/>
+      <w:lvlJc w:val="left"/>
+      <w:pPr>
+        <w:tabs>
+          <w:tab w:val="num" w:pos="1440"/>
+        </w:tabs>
+        <w:ind w:left="1440" w:hanging="360"/>
+      </w:pPr>
+      <w:rPr>
+        <w:rFonts w:ascii="Courier New" w:hAnsi="Courier New" w:hint="default"/>
+        <w:sz w:val="20"/>
+      </w:rPr>
+    </w:lvl>
+    <w:lvl w:ilvl="2" w:tentative="1">
+      <w:start w:val="1"/>
+      <w:numFmt w:val="bullet"/>
+      <w:lvlText w:val=""/>
+      <w:lvlJc w:val="left"/>
+      <w:pPr>
+        <w:tabs>
+          <w:tab w:val="num" w:pos="2160"/>
+        </w:tabs>
+        <w:ind w:left="2160" w:hanging="360"/>
+      </w:pPr>
+      <w:rPr>
+        <w:rFonts w:ascii="Wingdings" w:hAnsi="Wingdings" w:hint="default"/>
+        <w:sz w:val="20"/>
+      </w:rPr>
+    </w:lvl>
+    <w:lvl w:ilvl="3" w:tentative="1">
+      <w:start w:val="1"/>
+      <w:numFmt w:val="bullet"/>
+      <w:lvlText w:val=""/>
+      <w:lvlJc w:val="left"/>
+      <w:pPr>
+        <w:tabs>
+          <w:tab w:val="num" w:pos="2880"/>
+        </w:tabs>
+        <w:ind w:left="2880" w:hanging="360"/>
+      </w:pPr>
+      <w:rPr>
+        <w:rFonts w:ascii="Wingdings" w:hAnsi="Wingdings" w:hint="default"/>
+        <w:sz w:val="20"/>
+      </w:rPr>
+    </w:lvl>
+    <w:lvl w:ilvl="4" w:tentative="1">
+      <w:start w:val="1"/>
+      <w:numFmt w:val="bullet"/>
+      <w:lvlText w:val=""/>
+      <w:lvlJc w:val="left"/>
+      <w:pPr>
+        <w:tabs>
+          <w:tab w:val="num" w:pos="3600"/>
+        </w:tabs>
+        <w:ind w:left="3600" w:hanging="360"/>
+      </w:pPr>
+      <w:rPr>
+        <w:rFonts w:ascii="Wingdings" w:hAnsi="Wingdings" w:hint="default"/>
+        <w:sz w:val="20"/>
+      </w:rPr>
+    </w:lvl>
+    <w:lvl w:ilvl="5" w:tentative="1">
+      <w:start w:val="1"/>
+      <w:numFmt w:val="bullet"/>
+      <w:lvlText w:val=""/>
+      <w:lvlJc w:val="left"/>
+      <w:pPr>
+        <w:tabs>
+          <w:tab w:val="num" w:pos="4320"/>
+        </w:tabs>
+        <w:ind w:left="4320" w:hanging="360"/>
+      </w:pPr>
+      <w:rPr>
+        <w:rFonts w:ascii="Wingdings" w:hAnsi="Wingdings" w:hint="default"/>
+        <w:sz w:val="20"/>
+      </w:rPr>
+    </w:lvl>
+    <w:lvl w:ilvl="6" w:tentative="1">
+      <w:start w:val="1"/>
+      <w:numFmt w:val="bullet"/>
+      <w:lvlText w:val=""/>
+      <w:lvlJc w:val="left"/>
+      <w:pPr>
+        <w:tabs>
+          <w:tab w:val="num" w:pos="5040"/>
+        </w:tabs>
+        <w:ind w:left="5040" w:hanging="360"/>
+      </w:pPr>
+      <w:rPr>
+        <w:rFonts w:ascii="Wingdings" w:hAnsi="Wingdings" w:hint="default"/>
+        <w:sz w:val="20"/>
+      </w:rPr>
+    </w:lvl>
+    <w:lvl w:ilvl="7" w:tentative="1">
+      <w:start w:val="1"/>
+      <w:numFmt w:val="bullet"/>
+      <w:lvlText w:val=""/>
+      <w:lvlJc w:val="left"/>
+      <w:pPr>
+        <w:tabs>
+          <w:tab w:val="num" w:pos="5760"/>
+        </w:tabs>
+        <w:ind w:left="5760" w:hanging="360"/>
+      </w:pPr>
+      <w:rPr>
+        <w:rFonts w:ascii="Wingdings" w:hAnsi="Wingdings" w:hint="default"/>
+        <w:sz w:val="20"/>
+      </w:rPr>
+    </w:lvl>
+    <w:lvl w:ilvl="8" w:tentative="1">
+      <w:start w:val="1"/>
+      <w:numFmt w:val="bullet"/>
+      <w:lvlText w:val=""/>
+      <w:lvlJc w:val="left"/>
+      <w:pPr>
+        <w:tabs>
+          <w:tab w:val="num" w:pos="6480"/>
+        </w:tabs>
+        <w:ind w:left="6480" w:hanging="360"/>
+      </w:pPr>
+      <w:rPr>
+        <w:rFonts w:ascii="Wingdings" w:hAnsi="Wingdings" w:hint="default"/>
+        <w:sz w:val="20"/>
+      </w:rPr>
+    </w:lvl>
+  </w:abstractNum>
+  <w:abstractNum w:abstractNumId="2" w15:restartNumberingAfterBreak="0">
     <w:nsid w:val="25D16D04"/>
     <w:multiLevelType w:val="multilevel"/>
     <w:tmpl w:val="DF8699B0"/>
@@ -2206,7 +4842,7 @@
       </w:rPr>
     </w:lvl>
   </w:abstractNum>
-  <w:abstractNum w:abstractNumId="2" w15:restartNumberingAfterBreak="0">
+  <w:abstractNum w:abstractNumId="3" w15:restartNumberingAfterBreak="0">
     <w:nsid w:val="29E864A1"/>
     <w:multiLevelType w:val="multilevel"/>
     <w:tmpl w:val="7FF8EEE4"/>
@@ -2355,7 +4991,7 @@
       </w:rPr>
     </w:lvl>
   </w:abstractNum>
-  <w:abstractNum w:abstractNumId="3" w15:restartNumberingAfterBreak="0">
+  <w:abstractNum w:abstractNumId="4" w15:restartNumberingAfterBreak="0">
     <w:nsid w:val="39B4645F"/>
     <w:multiLevelType w:val="multilevel"/>
     <w:tmpl w:val="9392B702"/>
@@ -2504,7 +5140,7 @@
       </w:rPr>
     </w:lvl>
   </w:abstractNum>
-  <w:abstractNum w:abstractNumId="4" w15:restartNumberingAfterBreak="0">
+  <w:abstractNum w:abstractNumId="5" w15:restartNumberingAfterBreak="0">
     <w:nsid w:val="404B346B"/>
     <w:multiLevelType w:val="hybridMultilevel"/>
     <w:tmpl w:val="57445392"/>
@@ -2590,7 +5226,7 @@
       </w:pPr>
     </w:lvl>
   </w:abstractNum>
-  <w:abstractNum w:abstractNumId="5" w15:restartNumberingAfterBreak="0">
+  <w:abstractNum w:abstractNumId="6" w15:restartNumberingAfterBreak="0">
     <w:nsid w:val="510C6DE5"/>
     <w:multiLevelType w:val="multilevel"/>
     <w:tmpl w:val="59022A86"/>
@@ -2739,7 +5375,7 @@
       </w:rPr>
     </w:lvl>
   </w:abstractNum>
-  <w:abstractNum w:abstractNumId="6" w15:restartNumberingAfterBreak="0">
+  <w:abstractNum w:abstractNumId="7" w15:restartNumberingAfterBreak="0">
     <w:nsid w:val="521A70B3"/>
     <w:multiLevelType w:val="multilevel"/>
     <w:tmpl w:val="A562543E"/>
@@ -2888,7 +5524,7 @@
       </w:rPr>
     </w:lvl>
   </w:abstractNum>
-  <w:abstractNum w:abstractNumId="7" w15:restartNumberingAfterBreak="0">
+  <w:abstractNum w:abstractNumId="8" w15:restartNumberingAfterBreak="0">
     <w:nsid w:val="5A7C13E6"/>
     <w:multiLevelType w:val="multilevel"/>
     <w:tmpl w:val="2B02532E"/>
@@ -3037,7 +5673,7 @@
       </w:rPr>
     </w:lvl>
   </w:abstractNum>
-  <w:abstractNum w:abstractNumId="8" w15:restartNumberingAfterBreak="0">
+  <w:abstractNum w:abstractNumId="9" w15:restartNumberingAfterBreak="0">
     <w:nsid w:val="64223227"/>
     <w:multiLevelType w:val="hybridMultilevel"/>
     <w:tmpl w:val="5A04A276"/>
@@ -3151,7 +5787,7 @@
       </w:rPr>
     </w:lvl>
   </w:abstractNum>
-  <w:abstractNum w:abstractNumId="9" w15:restartNumberingAfterBreak="0">
+  <w:abstractNum w:abstractNumId="10" w15:restartNumberingAfterBreak="0">
     <w:nsid w:val="65873A4F"/>
     <w:multiLevelType w:val="multilevel"/>
     <w:tmpl w:val="32A65C9A"/>
@@ -3300,7 +5936,7 @@
       </w:rPr>
     </w:lvl>
   </w:abstractNum>
-  <w:abstractNum w:abstractNumId="10" w15:restartNumberingAfterBreak="0">
+  <w:abstractNum w:abstractNumId="11" w15:restartNumberingAfterBreak="0">
     <w:nsid w:val="7AFC6145"/>
     <w:multiLevelType w:val="hybridMultilevel"/>
     <w:tmpl w:val="A09294AC"/>
@@ -3414,40 +6050,43 @@
     </w:lvl>
   </w:abstractNum>
   <w:num w:numId="1">
-    <w:abstractNumId w:val="8"/>
+    <w:abstractNumId w:val="9"/>
   </w:num>
   <w:num w:numId="2">
-    <w:abstractNumId w:val="6"/>
+    <w:abstractNumId w:val="7"/>
   </w:num>
   <w:num w:numId="3">
-    <w:abstractNumId w:val="3"/>
+    <w:abstractNumId w:val="4"/>
   </w:num>
   <w:num w:numId="4">
     <w:abstractNumId w:val="0"/>
   </w:num>
   <w:num w:numId="5">
+    <w:abstractNumId w:val="10"/>
+  </w:num>
+  <w:num w:numId="6">
+    <w:abstractNumId w:val="3"/>
+  </w:num>
+  <w:num w:numId="7">
+    <w:abstractNumId w:val="2"/>
+  </w:num>
+  <w:num w:numId="8">
+    <w:abstractNumId w:val="6"/>
+  </w:num>
+  <w:num w:numId="9">
+    <w:abstractNumId w:val="8"/>
+  </w:num>
+  <w:num w:numId="10">
     <w:abstractNumId w:val="9"/>
   </w:num>
-  <w:num w:numId="6">
-    <w:abstractNumId w:val="2"/>
-  </w:num>
-  <w:num w:numId="7">
-    <w:abstractNumId w:val="1"/>
-  </w:num>
-  <w:num w:numId="8">
+  <w:num w:numId="11">
     <w:abstractNumId w:val="5"/>
   </w:num>
-  <w:num w:numId="9">
-    <w:abstractNumId w:val="7"/>
+  <w:num w:numId="12">
+    <w:abstractNumId w:val="11"/>
   </w:num>
-  <w:num w:numId="10">
-    <w:abstractNumId w:val="8"/>
-  </w:num>
-  <w:num w:numId="11">
-    <w:abstractNumId w:val="4"/>
-  </w:num>
-  <w:num w:numId="12">
-    <w:abstractNumId w:val="10"/>
+  <w:num w:numId="13">
+    <w:abstractNumId w:val="1"/>
   </w:num>
 </w:numbering>
 </file>
@@ -3894,7 +6533,6 @@
   <w:style w:type="character" w:default="1" w:styleId="DefaultParagraphFont">
     <w:name w:val="Default Paragraph Font"/>
     <w:uiPriority w:val="1"/>
-    <w:semiHidden/>
     <w:unhideWhenUsed/>
   </w:style>
   <w:style w:type="table" w:default="1" w:styleId="TableNormal">
@@ -4516,6 +7154,25 @@
       <w:lang w:eastAsia="en-IN"/>
     </w:rPr>
   </w:style>
+  <w:style w:type="table" w:styleId="TableGrid">
+    <w:name w:val="Table Grid"/>
+    <w:basedOn w:val="TableNormal"/>
+    <w:uiPriority w:val="39"/>
+    <w:rsid w:val="006265CC"/>
+    <w:pPr>
+      <w:spacing w:after="0" w:line="240" w:lineRule="auto"/>
+    </w:pPr>
+    <w:tblPr>
+      <w:tblBorders>
+        <w:top w:val="single" w:sz="4" w:space="0" w:color="auto"/>
+        <w:left w:val="single" w:sz="4" w:space="0" w:color="auto"/>
+        <w:bottom w:val="single" w:sz="4" w:space="0" w:color="auto"/>
+        <w:right w:val="single" w:sz="4" w:space="0" w:color="auto"/>
+        <w:insideH w:val="single" w:sz="4" w:space="0" w:color="auto"/>
+        <w:insideV w:val="single" w:sz="4" w:space="0" w:color="auto"/>
+      </w:tblBorders>
+    </w:tblPr>
+  </w:style>
 </w:styles>
 </file>
 
@@ -4659,7 +7316,9 @@
     <w:rsid w:val="001A7740"/>
     <w:rsid w:val="001C0C0D"/>
     <w:rsid w:val="002162F0"/>
+    <w:rsid w:val="00223B61"/>
     <w:rsid w:val="002872AF"/>
+    <w:rsid w:val="002D57CF"/>
     <w:rsid w:val="002E5B3F"/>
     <w:rsid w:val="003A551D"/>
     <w:rsid w:val="003A6ABC"/>
@@ -4681,6 +7340,7 @@
     <w:rsid w:val="00D223CD"/>
     <w:rsid w:val="00E706C1"/>
     <w:rsid w:val="00E75B3E"/>
+    <w:rsid w:val="00FA7387"/>
   </w:rsids>
   <m:mathPr>
     <m:mathFont m:val="Cambria Math"/>

--- a/SEM 7/SAD/Documentation/SADEXP5.docx
+++ b/SEM 7/SAD/Documentation/SADEXP5.docx
@@ -4,15 +4,9 @@
   <w:body>
     <w:p>
       <w:pPr>
-        <w:pStyle w:val="Text"/>
-        <w:rPr>
-          <w:rFonts w:cstheme="minorHAnsi"/>
-        </w:rPr>
+        <w:pStyle w:val="Heading"/>
       </w:pPr>
       <w:r>
-        <w:rPr>
-          <w:rFonts w:cstheme="minorHAnsi"/>
-        </w:rPr>
         <w:t>Aim: To demonstrate a SQL Injection Attack</w:t>
       </w:r>
     </w:p>
@@ -315,7 +309,13 @@
         <w:t>Modify or delete database records</w:t>
       </w:r>
       <w:r>
-        <w:t>: Insert, update, or delete records—adding new administrative accounts, modifying prices in e-commerce systems, or deleting audit logs to cover tracks .</w:t>
+        <w:t>: Insert, update, or delete records</w:t>
+      </w:r>
+      <w:r>
+        <w:t xml:space="preserve"> and </w:t>
+      </w:r>
+      <w:r>
+        <w:t>adding new administrative accounts, modifying prices in e-commerce systems, or deleting audit logs to cover tracks .</w:t>
       </w:r>
     </w:p>
     <w:p>
@@ -2000,7 +2000,39 @@
                 <w:lang w:val="en-GB" w:eastAsia="en-GB"/>
               </w:rPr>
               <w:lastRenderedPageBreak/>
-              <w:t>Renaming the “config.inc.php.dist” to “config.inc.php” in “/xampp/htdocs/DVWA/config”</w:t>
+              <w:t>Renaming the “config.inc.php.dist” to “</w:t>
+            </w:r>
+            <w:proofErr w:type="spellStart"/>
+            <w:r>
+              <w:rPr>
+                <w:rFonts w:eastAsia="Times New Roman" w:cstheme="minorHAnsi"/>
+                <w:lang w:val="en-GB" w:eastAsia="en-GB"/>
+              </w:rPr>
+              <w:t>config.inc.php</w:t>
+            </w:r>
+            <w:proofErr w:type="spellEnd"/>
+            <w:r>
+              <w:rPr>
+                <w:rFonts w:eastAsia="Times New Roman" w:cstheme="minorHAnsi"/>
+                <w:lang w:val="en-GB" w:eastAsia="en-GB"/>
+              </w:rPr>
+              <w:t>” in “/</w:t>
+            </w:r>
+            <w:proofErr w:type="spellStart"/>
+            <w:r>
+              <w:rPr>
+                <w:rFonts w:eastAsia="Times New Roman" w:cstheme="minorHAnsi"/>
+                <w:lang w:val="en-GB" w:eastAsia="en-GB"/>
+              </w:rPr>
+              <w:t>xampp</w:t>
+            </w:r>
+            <w:proofErr w:type="spellEnd"/>
+            <w:r>
+              <w:rPr>
+                <w:rFonts w:eastAsia="Times New Roman" w:cstheme="minorHAnsi"/>
+                <w:lang w:val="en-GB" w:eastAsia="en-GB"/>
+              </w:rPr>
+              <w:t>/htdocs/DVWA/config”</w:t>
             </w:r>
           </w:p>
         </w:tc>
@@ -2341,7 +2373,23 @@
                 <w:rFonts w:eastAsia="Times New Roman" w:cstheme="minorHAnsi"/>
                 <w:lang w:val="en-GB" w:eastAsia="en-GB"/>
               </w:rPr>
-              <w:t xml:space="preserve">=gd” </w:t>
+              <w:t>=</w:t>
+            </w:r>
+            <w:proofErr w:type="spellStart"/>
+            <w:r>
+              <w:rPr>
+                <w:rFonts w:eastAsia="Times New Roman" w:cstheme="minorHAnsi"/>
+                <w:lang w:val="en-GB" w:eastAsia="en-GB"/>
+              </w:rPr>
+              <w:t>gd</w:t>
+            </w:r>
+            <w:proofErr w:type="spellEnd"/>
+            <w:r>
+              <w:rPr>
+                <w:rFonts w:eastAsia="Times New Roman" w:cstheme="minorHAnsi"/>
+                <w:lang w:val="en-GB" w:eastAsia="en-GB"/>
+              </w:rPr>
+              <w:t xml:space="preserve">” </w:t>
             </w:r>
             <w:r>
               <w:rPr>
@@ -2463,7 +2511,23 @@
                 <w:rFonts w:eastAsia="Times New Roman" w:cstheme="minorHAnsi"/>
                 <w:lang w:val="en-GB" w:eastAsia="en-GB"/>
               </w:rPr>
-              <w:t>Setting “allow_url_include=On” from “Off”</w:t>
+              <w:t>Setting “</w:t>
+            </w:r>
+            <w:proofErr w:type="spellStart"/>
+            <w:r>
+              <w:rPr>
+                <w:rFonts w:eastAsia="Times New Roman" w:cstheme="minorHAnsi"/>
+                <w:lang w:val="en-GB" w:eastAsia="en-GB"/>
+              </w:rPr>
+              <w:t>allow_url_include</w:t>
+            </w:r>
+            <w:proofErr w:type="spellEnd"/>
+            <w:r>
+              <w:rPr>
+                <w:rFonts w:eastAsia="Times New Roman" w:cstheme="minorHAnsi"/>
+                <w:lang w:val="en-GB" w:eastAsia="en-GB"/>
+              </w:rPr>
+              <w:t>=On” from “Off”</w:t>
             </w:r>
           </w:p>
           <w:p>
@@ -3520,7 +3584,23 @@
                 <w:rFonts w:eastAsia="Times New Roman" w:cstheme="minorHAnsi"/>
                 <w:lang w:val="en-GB" w:eastAsia="en-GB"/>
               </w:rPr>
-              <w:t xml:space="preserve">Setting testing to low for easy </w:t>
+              <w:t xml:space="preserve">Setting testing </w:t>
+            </w:r>
+            <w:proofErr w:type="spellStart"/>
+            <w:r>
+              <w:rPr>
+                <w:rFonts w:eastAsia="Times New Roman" w:cstheme="minorHAnsi"/>
+                <w:lang w:val="en-GB" w:eastAsia="en-GB"/>
+              </w:rPr>
+              <w:t>to</w:t>
+            </w:r>
+            <w:proofErr w:type="spellEnd"/>
+            <w:r>
+              <w:rPr>
+                <w:rFonts w:eastAsia="Times New Roman" w:cstheme="minorHAnsi"/>
+                <w:lang w:val="en-GB" w:eastAsia="en-GB"/>
+              </w:rPr>
+              <w:t xml:space="preserve"> low for easy </w:t>
             </w:r>
             <w:r>
               <w:rPr>
@@ -4124,7 +4204,19 @@
         <w:pStyle w:val="Text"/>
       </w:pPr>
       <w:r>
-        <w:t>This experiment demonstrates how SQL Injection can extract and expose sensitive data, emphasizing the importance of secure coding practices.</w:t>
+        <w:t xml:space="preserve">This experiment successfully demonstrated SQL Injection's devastating potential, proving that </w:t>
+      </w:r>
+      <w:r>
+        <w:t>unsensitized</w:t>
+      </w:r>
+      <w:r>
+        <w:t xml:space="preserve"> user input enables attackers to bypass authentication, extract sensitive data, and crack password hashes. The DVWA/XAMPP setup vividly illustrated how a single vulnerable field compromises </w:t>
+      </w:r>
+      <w:r>
+        <w:t>entire database</w:t>
+      </w:r>
+      <w:r>
+        <w:t>. This reinforces the absolute necessity of input validation, parameterized queries, and secure coding practices.</w:t>
       </w:r>
     </w:p>
     <w:sectPr>
@@ -4359,11 +4451,19 @@
       </w:sdtPr>
       <w:sdtEndPr/>
       <w:sdtContent>
+        <w:proofErr w:type="spellStart"/>
         <w:r>
           <w:rPr>
             <w:color w:val="000000" w:themeColor="text1"/>
           </w:rPr>
-          <w:t>Abdur R. Qureshi</w:t>
+          <w:t>Abdur</w:t>
+        </w:r>
+        <w:proofErr w:type="spellEnd"/>
+        <w:r>
+          <w:rPr>
+            <w:color w:val="000000" w:themeColor="text1"/>
+          </w:rPr>
+          <w:t xml:space="preserve"> R. Qureshi</w:t>
         </w:r>
       </w:sdtContent>
     </w:sdt>
@@ -6533,6 +6633,7 @@
   <w:style w:type="character" w:default="1" w:styleId="DefaultParagraphFont">
     <w:name w:val="Default Paragraph Font"/>
     <w:uiPriority w:val="1"/>
+    <w:semiHidden/>
     <w:unhideWhenUsed/>
   </w:style>
   <w:style w:type="table" w:default="1" w:styleId="TableNormal">
@@ -7320,6 +7421,7 @@
     <w:rsid w:val="002872AF"/>
     <w:rsid w:val="002D57CF"/>
     <w:rsid w:val="002E5B3F"/>
+    <w:rsid w:val="003071C5"/>
     <w:rsid w:val="003A551D"/>
     <w:rsid w:val="003A6ABC"/>
     <w:rsid w:val="003D3188"/>
